--- a/Student Wired 2026 - Task List.docx
+++ b/Student Wired 2026 - Task List.docx
@@ -31,6 +31,15 @@
           <w:szCs w:val="21"/>
         </w:rPr>
         <w:t xml:space="preserve">Default Zone</w:t>
+      </w:r>
+      <w:r>
+        <w:rPr>
+          <w:rFonts w:ascii="Arial" w:cs="Arial" w:eastAsia="Arial" w:hAnsi="Arial"/>
+          <w:color w:val="595959"/>
+          <w:sz w:val="22"/>
+          <w:szCs w:val="22"/>
+        </w:rPr>
+        <w:t xml:space="preserve">. Updated 2026-09-26 after the change window.</w:t>
       </w:r>
     </w:p>
     <w:p>
@@ -139,6 +148,24 @@
           <w:sz w:val="20"/>
           <w:szCs w:val="20"/>
         </w:rPr>
+        <w:t xml:space="preserve">. In the same window, the APs' WLAN groups were moved to </w:t>
+      </w:r>
+      <w:r>
+        <w:rPr>
+          <w:rFonts w:ascii="Arial" w:cs="Arial" w:eastAsia="Arial" w:hAnsi="Arial"/>
+          <w:b/>
+          <w:bCs/>
+          <w:sz w:val="20"/>
+          <w:szCs w:val="20"/>
+        </w:rPr>
+        <w:t xml:space="preserve">NEG SEG 2026</w:t>
+      </w:r>
+      <w:r>
+        <w:rPr>
+          <w:rFonts w:ascii="Arial" w:cs="Arial" w:eastAsia="Arial" w:hAnsi="Arial"/>
+          <w:sz w:val="20"/>
+          <w:szCs w:val="20"/>
+        </w:rPr>
         <w:t xml:space="preserve">.</w:t>
       </w:r>
     </w:p>
@@ -284,6 +311,14 @@
               </w:rPr>
               <w:t xml:space="preserve">2026-09-26</w:t>
             </w:r>
+            <w:r>
+              <w:rPr>
+                <w:rFonts w:ascii="Arial" w:cs="Arial" w:eastAsia="Arial" w:hAnsi="Arial"/>
+                <w:sz w:val="19"/>
+                <w:szCs w:val="19"/>
+              </w:rPr>
+              <w:t xml:space="preserve"> (completed)</w:t>
+            </w:r>
           </w:p>
         </w:tc>
       </w:tr>
@@ -411,6 +446,531 @@
                 <w:szCs w:val="19"/>
               </w:rPr>
               <w:t xml:space="preserve">396 (389 H510, 7 H550)</w:t>
+            </w:r>
+          </w:p>
+        </w:tc>
+      </w:tr>
+    </w:tbl>
+    <w:p>
+      <w:pPr>
+        <w:spacing w:after="60"/>
+      </w:pPr>
+    </w:p>
+    <w:p>
+      <w:pPr>
+        <w:pStyle w:val="Heading2"/>
+      </w:pPr>
+      <w:r>
+        <w:t xml:space="preserve">Status</w:t>
+      </w:r>
+    </w:p>
+    <w:tbl>
+      <w:tblPr>
+        <w:tblW w:type="dxa" w:w="9638"/>
+        <w:tblBorders>
+          <w:top w:val="single" w:color="auto" w:sz="4"/>
+          <w:left w:val="single" w:color="auto" w:sz="4"/>
+          <w:bottom w:val="single" w:color="auto" w:sz="4"/>
+          <w:right w:val="single" w:color="auto" w:sz="4"/>
+          <w:insideH w:val="single" w:color="auto" w:sz="4"/>
+          <w:insideV w:val="single" w:color="auto" w:sz="4"/>
+        </w:tblBorders>
+        <w:tblLayout w:type="fixed"/>
+      </w:tblPr>
+      <w:tblGrid>
+        <w:gridCol w:w="4200"/>
+        <w:gridCol w:w="5438"/>
+      </w:tblGrid>
+      <w:tr>
+        <w:trPr>
+          <w:tblHeader/>
+        </w:trPr>
+        <w:tc>
+          <w:tcPr>
+            <w:tcW w:type="dxa" w:w="4200"/>
+            <w:tcBorders>
+              <w:top w:val="single" w:color="BFBFBF" w:sz="4"/>
+              <w:left w:val="single" w:color="BFBFBF" w:sz="4"/>
+              <w:bottom w:val="single" w:color="BFBFBF" w:sz="4"/>
+              <w:right w:val="single" w:color="BFBFBF" w:sz="4"/>
+            </w:tcBorders>
+            <w:shd w:fill="1F3864" w:color="auto" w:val="clear"/>
+            <w:tcMar>
+              <w:top w:type="dxa" w:w="70"/>
+              <w:left w:type="dxa" w:w="110"/>
+              <w:bottom w:type="dxa" w:w="70"/>
+              <w:right w:type="dxa" w:w="110"/>
+            </w:tcMar>
+          </w:tcPr>
+          <w:p>
+            <w:r>
+              <w:rPr>
+                <w:rFonts w:ascii="Arial" w:cs="Arial" w:eastAsia="Arial" w:hAnsi="Arial"/>
+                <w:b/>
+                <w:bCs/>
+                <w:color w:val="FFFFFF"/>
+                <w:sz w:val="19"/>
+                <w:szCs w:val="19"/>
+              </w:rPr>
+              <w:t xml:space="preserve">Phase</w:t>
+            </w:r>
+          </w:p>
+        </w:tc>
+        <w:tc>
+          <w:tcPr>
+            <w:tcW w:type="dxa" w:w="5438"/>
+            <w:tcBorders>
+              <w:top w:val="single" w:color="BFBFBF" w:sz="4"/>
+              <w:left w:val="single" w:color="BFBFBF" w:sz="4"/>
+              <w:bottom w:val="single" w:color="BFBFBF" w:sz="4"/>
+              <w:right w:val="single" w:color="BFBFBF" w:sz="4"/>
+            </w:tcBorders>
+            <w:shd w:fill="1F3864" w:color="auto" w:val="clear"/>
+            <w:tcMar>
+              <w:top w:type="dxa" w:w="70"/>
+              <w:left w:type="dxa" w:w="110"/>
+              <w:bottom w:type="dxa" w:w="70"/>
+              <w:right w:type="dxa" w:w="110"/>
+            </w:tcMar>
+          </w:tcPr>
+          <w:p>
+            <w:r>
+              <w:rPr>
+                <w:rFonts w:ascii="Arial" w:cs="Arial" w:eastAsia="Arial" w:hAnsi="Arial"/>
+                <w:b/>
+                <w:bCs/>
+                <w:color w:val="FFFFFF"/>
+                <w:sz w:val="19"/>
+                <w:szCs w:val="19"/>
+              </w:rPr>
+              <w:t xml:space="preserve">Status</w:t>
+            </w:r>
+          </w:p>
+        </w:tc>
+      </w:tr>
+      <w:tr>
+        <w:trPr>
+          <w:cantSplit/>
+        </w:trPr>
+        <w:tc>
+          <w:tcPr>
+            <w:tcW w:type="dxa" w:w="4200"/>
+            <w:tcBorders>
+              <w:top w:val="single" w:color="BFBFBF" w:sz="4"/>
+              <w:left w:val="single" w:color="BFBFBF" w:sz="4"/>
+              <w:bottom w:val="single" w:color="BFBFBF" w:sz="4"/>
+              <w:right w:val="single" w:color="BFBFBF" w:sz="4"/>
+            </w:tcBorders>
+            <w:shd w:fill="E2EFDA" w:color="auto" w:val="clear"/>
+            <w:tcMar>
+              <w:top w:type="dxa" w:w="70"/>
+              <w:left w:type="dxa" w:w="110"/>
+              <w:bottom w:type="dxa" w:w="70"/>
+              <w:right w:type="dxa" w:w="110"/>
+            </w:tcMar>
+          </w:tcPr>
+          <w:p>
+            <w:r>
+              <w:rPr>
+                <w:rFonts w:ascii="Arial" w:cs="Arial" w:eastAsia="Arial" w:hAnsi="Arial"/>
+                <w:sz w:val="19"/>
+                <w:szCs w:val="19"/>
+              </w:rPr>
+              <w:t xml:space="preserve">0: Before the change window</w:t>
+            </w:r>
+          </w:p>
+        </w:tc>
+        <w:tc>
+          <w:tcPr>
+            <w:tcW w:type="dxa" w:w="5438"/>
+            <w:tcBorders>
+              <w:top w:val="single" w:color="BFBFBF" w:sz="4"/>
+              <w:left w:val="single" w:color="BFBFBF" w:sz="4"/>
+              <w:bottom w:val="single" w:color="BFBFBF" w:sz="4"/>
+              <w:right w:val="single" w:color="BFBFBF" w:sz="4"/>
+            </w:tcBorders>
+            <w:shd w:fill="E2EFDA" w:color="auto" w:val="clear"/>
+            <w:tcMar>
+              <w:top w:type="dxa" w:w="70"/>
+              <w:left w:type="dxa" w:w="110"/>
+              <w:bottom w:type="dxa" w:w="70"/>
+              <w:right w:type="dxa" w:w="110"/>
+            </w:tcMar>
+          </w:tcPr>
+          <w:p>
+            <w:r>
+              <w:rPr>
+                <w:rFonts w:ascii="Arial" w:cs="Arial" w:eastAsia="Arial" w:hAnsi="Arial"/>
+                <w:sz w:val="19"/>
+                <w:szCs w:val="19"/>
+              </w:rPr>
+              <w:t xml:space="preserve">✅ Complete (except recording the current state beforehand)</w:t>
+            </w:r>
+          </w:p>
+        </w:tc>
+      </w:tr>
+      <w:tr>
+        <w:trPr>
+          <w:cantSplit/>
+        </w:trPr>
+        <w:tc>
+          <w:tcPr>
+            <w:tcW w:type="dxa" w:w="4200"/>
+            <w:tcBorders>
+              <w:top w:val="single" w:color="BFBFBF" w:sz="4"/>
+              <w:left w:val="single" w:color="BFBFBF" w:sz="4"/>
+              <w:bottom w:val="single" w:color="BFBFBF" w:sz="4"/>
+              <w:right w:val="single" w:color="BFBFBF" w:sz="4"/>
+            </w:tcBorders>
+            <w:shd w:fill="E2EFDA" w:color="auto" w:val="clear"/>
+            <w:tcMar>
+              <w:top w:type="dxa" w:w="70"/>
+              <w:left w:type="dxa" w:w="110"/>
+              <w:bottom w:type="dxa" w:w="70"/>
+              <w:right w:type="dxa" w:w="110"/>
+            </w:tcMar>
+          </w:tcPr>
+          <w:p>
+            <w:r>
+              <w:rPr>
+                <w:rFonts w:ascii="Arial" w:cs="Arial" w:eastAsia="Arial" w:hAnsi="Arial"/>
+                <w:sz w:val="19"/>
+                <w:szCs w:val="19"/>
+              </w:rPr>
+              <w:t xml:space="preserve">1: Pilot</w:t>
+            </w:r>
+          </w:p>
+        </w:tc>
+        <w:tc>
+          <w:tcPr>
+            <w:tcW w:type="dxa" w:w="5438"/>
+            <w:tcBorders>
+              <w:top w:val="single" w:color="BFBFBF" w:sz="4"/>
+              <w:left w:val="single" w:color="BFBFBF" w:sz="4"/>
+              <w:bottom w:val="single" w:color="BFBFBF" w:sz="4"/>
+              <w:right w:val="single" w:color="BFBFBF" w:sz="4"/>
+            </w:tcBorders>
+            <w:shd w:fill="E2EFDA" w:color="auto" w:val="clear"/>
+            <w:tcMar>
+              <w:top w:type="dxa" w:w="70"/>
+              <w:left w:type="dxa" w:w="110"/>
+              <w:bottom w:type="dxa" w:w="70"/>
+              <w:right w:type="dxa" w:w="110"/>
+            </w:tcMar>
+          </w:tcPr>
+          <w:p>
+            <w:r>
+              <w:rPr>
+                <w:rFonts w:ascii="Arial" w:cs="Arial" w:eastAsia="Arial" w:hAnsi="Arial"/>
+                <w:sz w:val="19"/>
+                <w:szCs w:val="19"/>
+              </w:rPr>
+              <w:t xml:space="preserve">✅ Complete</w:t>
+            </w:r>
+          </w:p>
+        </w:tc>
+      </w:tr>
+      <w:tr>
+        <w:trPr>
+          <w:cantSplit/>
+        </w:trPr>
+        <w:tc>
+          <w:tcPr>
+            <w:tcW w:type="dxa" w:w="4200"/>
+            <w:tcBorders>
+              <w:top w:val="single" w:color="BFBFBF" w:sz="4"/>
+              <w:left w:val="single" w:color="BFBFBF" w:sz="4"/>
+              <w:bottom w:val="single" w:color="BFBFBF" w:sz="4"/>
+              <w:right w:val="single" w:color="BFBFBF" w:sz="4"/>
+            </w:tcBorders>
+            <w:shd w:fill="E2EFDA" w:color="auto" w:val="clear"/>
+            <w:tcMar>
+              <w:top w:type="dxa" w:w="70"/>
+              <w:left w:type="dxa" w:w="110"/>
+              <w:bottom w:type="dxa" w:w="70"/>
+              <w:right w:type="dxa" w:w="110"/>
+            </w:tcMar>
+          </w:tcPr>
+          <w:p>
+            <w:r>
+              <w:rPr>
+                <w:rFonts w:ascii="Arial" w:cs="Arial" w:eastAsia="Arial" w:hAnsi="Arial"/>
+                <w:sz w:val="19"/>
+                <w:szCs w:val="19"/>
+              </w:rPr>
+              <w:t xml:space="preserve">2: Zone-level change</w:t>
+            </w:r>
+          </w:p>
+        </w:tc>
+        <w:tc>
+          <w:tcPr>
+            <w:tcW w:type="dxa" w:w="5438"/>
+            <w:tcBorders>
+              <w:top w:val="single" w:color="BFBFBF" w:sz="4"/>
+              <w:left w:val="single" w:color="BFBFBF" w:sz="4"/>
+              <w:bottom w:val="single" w:color="BFBFBF" w:sz="4"/>
+              <w:right w:val="single" w:color="BFBFBF" w:sz="4"/>
+            </w:tcBorders>
+            <w:shd w:fill="E2EFDA" w:color="auto" w:val="clear"/>
+            <w:tcMar>
+              <w:top w:type="dxa" w:w="70"/>
+              <w:left w:type="dxa" w:w="110"/>
+              <w:bottom w:type="dxa" w:w="70"/>
+              <w:right w:type="dxa" w:w="110"/>
+            </w:tcMar>
+          </w:tcPr>
+          <w:p>
+            <w:r>
+              <w:rPr>
+                <w:rFonts w:ascii="Arial" w:cs="Arial" w:eastAsia="Arial" w:hAnsi="Arial"/>
+                <w:sz w:val="19"/>
+                <w:szCs w:val="19"/>
+              </w:rPr>
+              <w:t xml:space="preserve">✅ Complete and tested</w:t>
+            </w:r>
+          </w:p>
+        </w:tc>
+      </w:tr>
+      <w:tr>
+        <w:trPr>
+          <w:cantSplit/>
+        </w:trPr>
+        <w:tc>
+          <w:tcPr>
+            <w:tcW w:type="dxa" w:w="4200"/>
+            <w:tcBorders>
+              <w:top w:val="single" w:color="BFBFBF" w:sz="4"/>
+              <w:left w:val="single" w:color="BFBFBF" w:sz="4"/>
+              <w:bottom w:val="single" w:color="BFBFBF" w:sz="4"/>
+              <w:right w:val="single" w:color="BFBFBF" w:sz="4"/>
+            </w:tcBorders>
+            <w:shd w:fill="E2EFDA" w:color="auto" w:val="clear"/>
+            <w:tcMar>
+              <w:top w:type="dxa" w:w="70"/>
+              <w:left w:type="dxa" w:w="110"/>
+              <w:bottom w:type="dxa" w:w="70"/>
+              <w:right w:type="dxa" w:w="110"/>
+            </w:tcMar>
+          </w:tcPr>
+          <w:p>
+            <w:r>
+              <w:rPr>
+                <w:rFonts w:ascii="Arial" w:cs="Arial" w:eastAsia="Arial" w:hAnsi="Arial"/>
+                <w:sz w:val="19"/>
+                <w:szCs w:val="19"/>
+              </w:rPr>
+              <w:t xml:space="preserve">3: Remove AP group overrides</w:t>
+            </w:r>
+          </w:p>
+        </w:tc>
+        <w:tc>
+          <w:tcPr>
+            <w:tcW w:type="dxa" w:w="5438"/>
+            <w:tcBorders>
+              <w:top w:val="single" w:color="BFBFBF" w:sz="4"/>
+              <w:left w:val="single" w:color="BFBFBF" w:sz="4"/>
+              <w:bottom w:val="single" w:color="BFBFBF" w:sz="4"/>
+              <w:right w:val="single" w:color="BFBFBF" w:sz="4"/>
+            </w:tcBorders>
+            <w:shd w:fill="E2EFDA" w:color="auto" w:val="clear"/>
+            <w:tcMar>
+              <w:top w:type="dxa" w:w="70"/>
+              <w:left w:type="dxa" w:w="110"/>
+              <w:bottom w:type="dxa" w:w="70"/>
+              <w:right w:type="dxa" w:w="110"/>
+            </w:tcMar>
+          </w:tcPr>
+          <w:p>
+            <w:r>
+              <w:rPr>
+                <w:rFonts w:ascii="Arial" w:cs="Arial" w:eastAsia="Arial" w:hAnsi="Arial"/>
+                <w:sz w:val="19"/>
+                <w:szCs w:val="19"/>
+              </w:rPr>
+              <w:t xml:space="preserve">✅ Complete and tested</w:t>
+            </w:r>
+          </w:p>
+        </w:tc>
+      </w:tr>
+      <w:tr>
+        <w:trPr>
+          <w:cantSplit/>
+        </w:trPr>
+        <w:tc>
+          <w:tcPr>
+            <w:tcW w:type="dxa" w:w="4200"/>
+            <w:tcBorders>
+              <w:top w:val="single" w:color="BFBFBF" w:sz="4"/>
+              <w:left w:val="single" w:color="BFBFBF" w:sz="4"/>
+              <w:bottom w:val="single" w:color="BFBFBF" w:sz="4"/>
+              <w:right w:val="single" w:color="BFBFBF" w:sz="4"/>
+            </w:tcBorders>
+            <w:shd w:fill="E2EFDA" w:color="auto" w:val="clear"/>
+            <w:tcMar>
+              <w:top w:type="dxa" w:w="70"/>
+              <w:left w:type="dxa" w:w="110"/>
+              <w:bottom w:type="dxa" w:w="70"/>
+              <w:right w:type="dxa" w:w="110"/>
+            </w:tcMar>
+          </w:tcPr>
+          <w:p>
+            <w:r>
+              <w:rPr>
+                <w:rFonts w:ascii="Arial" w:cs="Arial" w:eastAsia="Arial" w:hAnsi="Arial"/>
+                <w:sz w:val="19"/>
+                <w:szCs w:val="19"/>
+              </w:rPr>
+              <w:t xml:space="preserve">4: Remove AP-level override</w:t>
+            </w:r>
+          </w:p>
+        </w:tc>
+        <w:tc>
+          <w:tcPr>
+            <w:tcW w:type="dxa" w:w="5438"/>
+            <w:tcBorders>
+              <w:top w:val="single" w:color="BFBFBF" w:sz="4"/>
+              <w:left w:val="single" w:color="BFBFBF" w:sz="4"/>
+              <w:bottom w:val="single" w:color="BFBFBF" w:sz="4"/>
+              <w:right w:val="single" w:color="BFBFBF" w:sz="4"/>
+            </w:tcBorders>
+            <w:shd w:fill="E2EFDA" w:color="auto" w:val="clear"/>
+            <w:tcMar>
+              <w:top w:type="dxa" w:w="70"/>
+              <w:left w:type="dxa" w:w="110"/>
+              <w:bottom w:type="dxa" w:w="70"/>
+              <w:right w:type="dxa" w:w="110"/>
+            </w:tcMar>
+          </w:tcPr>
+          <w:p>
+            <w:r>
+              <w:rPr>
+                <w:rFonts w:ascii="Arial" w:cs="Arial" w:eastAsia="Arial" w:hAnsi="Arial"/>
+                <w:sz w:val="19"/>
+                <w:szCs w:val="19"/>
+              </w:rPr>
+              <w:t xml:space="preserve">✅ Complete and tested</w:t>
+            </w:r>
+          </w:p>
+        </w:tc>
+      </w:tr>
+      <w:tr>
+        <w:trPr>
+          <w:cantSplit/>
+        </w:trPr>
+        <w:tc>
+          <w:tcPr>
+            <w:tcW w:type="dxa" w:w="4200"/>
+            <w:tcBorders>
+              <w:top w:val="single" w:color="BFBFBF" w:sz="4"/>
+              <w:left w:val="single" w:color="BFBFBF" w:sz="4"/>
+              <w:bottom w:val="single" w:color="BFBFBF" w:sz="4"/>
+              <w:right w:val="single" w:color="BFBFBF" w:sz="4"/>
+            </w:tcBorders>
+            <w:shd w:fill="E2EFDA" w:color="auto" w:val="clear"/>
+            <w:tcMar>
+              <w:top w:type="dxa" w:w="70"/>
+              <w:left w:type="dxa" w:w="110"/>
+              <w:bottom w:type="dxa" w:w="70"/>
+              <w:right w:type="dxa" w:w="110"/>
+            </w:tcMar>
+          </w:tcPr>
+          <w:p>
+            <w:r>
+              <w:rPr>
+                <w:rFonts w:ascii="Arial" w:cs="Arial" w:eastAsia="Arial" w:hAnsi="Arial"/>
+                <w:sz w:val="19"/>
+                <w:szCs w:val="19"/>
+              </w:rPr>
+              <w:t xml:space="preserve">5: Stray APs</w:t>
+            </w:r>
+          </w:p>
+        </w:tc>
+        <w:tc>
+          <w:tcPr>
+            <w:tcW w:type="dxa" w:w="5438"/>
+            <w:tcBorders>
+              <w:top w:val="single" w:color="BFBFBF" w:sz="4"/>
+              <w:left w:val="single" w:color="BFBFBF" w:sz="4"/>
+              <w:bottom w:val="single" w:color="BFBFBF" w:sz="4"/>
+              <w:right w:val="single" w:color="BFBFBF" w:sz="4"/>
+            </w:tcBorders>
+            <w:shd w:fill="E2EFDA" w:color="auto" w:val="clear"/>
+            <w:tcMar>
+              <w:top w:type="dxa" w:w="70"/>
+              <w:left w:type="dxa" w:w="110"/>
+              <w:bottom w:type="dxa" w:w="70"/>
+              <w:right w:type="dxa" w:w="110"/>
+            </w:tcMar>
+          </w:tcPr>
+          <w:p>
+            <w:r>
+              <w:rPr>
+                <w:rFonts w:ascii="Arial" w:cs="Arial" w:eastAsia="Arial" w:hAnsi="Arial"/>
+                <w:sz w:val="19"/>
+                <w:szCs w:val="19"/>
+              </w:rPr>
+              <w:t xml:space="preserve">✅ Complete</w:t>
+            </w:r>
+          </w:p>
+        </w:tc>
+      </w:tr>
+      <w:tr>
+        <w:trPr>
+          <w:cantSplit/>
+        </w:trPr>
+        <w:tc>
+          <w:tcPr>
+            <w:tcW w:type="dxa" w:w="4200"/>
+            <w:tcBorders>
+              <w:top w:val="single" w:color="BFBFBF" w:sz="4"/>
+              <w:left w:val="single" w:color="BFBFBF" w:sz="4"/>
+              <w:bottom w:val="single" w:color="BFBFBF" w:sz="4"/>
+              <w:right w:val="single" w:color="BFBFBF" w:sz="4"/>
+            </w:tcBorders>
+            <w:shd w:fill="FFF2CC" w:color="auto" w:val="clear"/>
+            <w:tcMar>
+              <w:top w:type="dxa" w:w="70"/>
+              <w:left w:type="dxa" w:w="110"/>
+              <w:bottom w:type="dxa" w:w="70"/>
+              <w:right w:type="dxa" w:w="110"/>
+            </w:tcMar>
+          </w:tcPr>
+          <w:p>
+            <w:r>
+              <w:rPr>
+                <w:rFonts w:ascii="Arial" w:cs="Arial" w:eastAsia="Arial" w:hAnsi="Arial"/>
+                <w:sz w:val="19"/>
+                <w:szCs w:val="19"/>
+              </w:rPr>
+              <w:t xml:space="preserve">6: Check results</w:t>
+            </w:r>
+          </w:p>
+        </w:tc>
+        <w:tc>
+          <w:tcPr>
+            <w:tcW w:type="dxa" w:w="5438"/>
+            <w:tcBorders>
+              <w:top w:val="single" w:color="BFBFBF" w:sz="4"/>
+              <w:left w:val="single" w:color="BFBFBF" w:sz="4"/>
+              <w:bottom w:val="single" w:color="BFBFBF" w:sz="4"/>
+              <w:right w:val="single" w:color="BFBFBF" w:sz="4"/>
+            </w:tcBorders>
+            <w:shd w:fill="FFF2CC" w:color="auto" w:val="clear"/>
+            <w:tcMar>
+              <w:top w:type="dxa" w:w="70"/>
+              <w:left w:type="dxa" w:w="110"/>
+              <w:bottom w:type="dxa" w:w="70"/>
+              <w:right w:type="dxa" w:w="110"/>
+            </w:tcMar>
+          </w:tcPr>
+          <w:p>
+            <w:r>
+              <w:rPr>
+                <w:rFonts w:ascii="Arial" w:cs="Arial" w:eastAsia="Arial" w:hAnsi="Arial"/>
+                <w:sz w:val="19"/>
+                <w:szCs w:val="19"/>
+              </w:rPr>
+              <w:t xml:space="preserve">🟡 AP list checked. Script checks and the day-after monitoring are still open.</w:t>
             </w:r>
           </w:p>
         </w:tc>
@@ -505,6 +1065,144 @@
     </w:p>
     <w:p>
       <w:pPr>
+        <w:pStyle w:val="ListParagraph"/>
+        <w:numPr>
+          <w:ilvl w:val="0"/>
+          <w:numId w:val="2"/>
+        </w:numPr>
+        <w:spacing w:after="60"/>
+      </w:pPr>
+      <w:r>
+        <w:rPr>
+          <w:rFonts w:ascii="Consolas" w:cs="Consolas" w:eastAsia="Consolas" w:hAnsi="Consolas"/>
+          <w:sz w:val="19"/>
+          <w:szCs w:val="19"/>
+        </w:rPr>
+        <w:t xml:space="preserve">94:BF:C4:36:DC:E0</w:t>
+      </w:r>
+      <w:r>
+        <w:rPr>
+          <w:rFonts w:ascii="Arial" w:cs="Arial" w:eastAsia="Arial" w:hAnsi="Arial"/>
+          <w:sz w:val="20"/>
+          <w:szCs w:val="20"/>
+        </w:rPr>
+        <w:t xml:space="preserve"> (H510 in </w:t>
+      </w:r>
+      <w:r>
+        <w:rPr>
+          <w:rFonts w:ascii="Consolas" w:cs="Consolas" w:eastAsia="Consolas" w:hAnsi="Consolas"/>
+          <w:sz w:val="19"/>
+          <w:szCs w:val="19"/>
+        </w:rPr>
+        <w:t xml:space="preserve">default</w:t>
+      </w:r>
+      <w:r>
+        <w:rPr>
+          <w:rFonts w:ascii="Arial" w:cs="Arial" w:eastAsia="Arial" w:hAnsi="Arial"/>
+          <w:sz w:val="20"/>
+          <w:szCs w:val="20"/>
+        </w:rPr>
+        <w:t xml:space="preserve">) is a </w:t>
+      </w:r>
+      <w:r>
+        <w:rPr>
+          <w:rFonts w:ascii="Arial" w:cs="Arial" w:eastAsia="Arial" w:hAnsi="Arial"/>
+          <w:b/>
+          <w:bCs/>
+          <w:sz w:val="20"/>
+          <w:szCs w:val="20"/>
+        </w:rPr>
+        <w:t xml:space="preserve">test AP</w:t>
+      </w:r>
+      <w:r>
+        <w:rPr>
+          <w:rFonts w:ascii="Arial" w:cs="Arial" w:eastAsia="Arial" w:hAnsi="Arial"/>
+          <w:sz w:val="20"/>
+          <w:szCs w:val="20"/>
+        </w:rPr>
+        <w:t xml:space="preserve"> and stays in the </w:t>
+      </w:r>
+      <w:r>
+        <w:rPr>
+          <w:rFonts w:ascii="Consolas" w:cs="Consolas" w:eastAsia="Consolas" w:hAnsi="Consolas"/>
+          <w:sz w:val="19"/>
+          <w:szCs w:val="19"/>
+        </w:rPr>
+        <w:t xml:space="preserve">default</w:t>
+      </w:r>
+      <w:r>
+        <w:rPr>
+          <w:rFonts w:ascii="Arial" w:cs="Arial" w:eastAsia="Arial" w:hAnsi="Arial"/>
+          <w:sz w:val="20"/>
+          <w:szCs w:val="20"/>
+        </w:rPr>
+        <w:t xml:space="preserve"> AP group and WLAN group.</w:t>
+      </w:r>
+    </w:p>
+    <w:p>
+      <w:pPr>
+        <w:pStyle w:val="ListParagraph"/>
+        <w:numPr>
+          <w:ilvl w:val="0"/>
+          <w:numId w:val="2"/>
+        </w:numPr>
+        <w:spacing w:after="60"/>
+      </w:pPr>
+      <w:r>
+        <w:rPr>
+          <w:rFonts w:ascii="Consolas" w:cs="Consolas" w:eastAsia="Consolas" w:hAnsi="Consolas"/>
+          <w:sz w:val="19"/>
+          <w:szCs w:val="19"/>
+        </w:rPr>
+        <w:t xml:space="preserve">58:FB:96:18:F1:40</w:t>
+      </w:r>
+      <w:r>
+        <w:rPr>
+          <w:rFonts w:ascii="Arial" w:cs="Arial" w:eastAsia="Arial" w:hAnsi="Arial"/>
+          <w:sz w:val="20"/>
+          <w:szCs w:val="20"/>
+        </w:rPr>
+        <w:t xml:space="preserve"> (R850, Gateway Auditorium) is </w:t>
+      </w:r>
+      <w:r>
+        <w:rPr>
+          <w:rFonts w:ascii="Arial" w:cs="Arial" w:eastAsia="Arial" w:hAnsi="Arial"/>
+          <w:b/>
+          <w:bCs/>
+          <w:sz w:val="20"/>
+          <w:szCs w:val="20"/>
+        </w:rPr>
+        <w:t xml:space="preserve">intentionally</w:t>
+      </w:r>
+      <w:r>
+        <w:rPr>
+          <w:rFonts w:ascii="Arial" w:cs="Arial" w:eastAsia="Arial" w:hAnsi="Arial"/>
+          <w:sz w:val="20"/>
+          <w:szCs w:val="20"/>
+        </w:rPr>
+        <w:t xml:space="preserve"> on the </w:t>
+      </w:r>
+      <w:r>
+        <w:rPr>
+          <w:rFonts w:ascii="Arial" w:cs="Arial" w:eastAsia="Arial" w:hAnsi="Arial"/>
+          <w:b/>
+          <w:bCs/>
+          <w:sz w:val="20"/>
+          <w:szCs w:val="20"/>
+        </w:rPr>
+        <w:t xml:space="preserve">NEG SEG 2026 - Cafe</w:t>
+      </w:r>
+      <w:r>
+        <w:rPr>
+          <w:rFonts w:ascii="Arial" w:cs="Arial" w:eastAsia="Arial" w:hAnsi="Arial"/>
+          <w:sz w:val="20"/>
+          <w:szCs w:val="20"/>
+        </w:rPr>
+        <w:t xml:space="preserve"> WLAN group.</w:t>
+      </w:r>
+    </w:p>
+    <w:p>
+      <w:pPr>
         <w:pStyle w:val="Heading2"/>
       </w:pPr>
       <w:r>
@@ -521,7 +1219,7 @@
           <w:sz w:val="20"/>
           <w:szCs w:val="20"/>
         </w:rPr>
-        <w:t xml:space="preserve">Both scripts only read settings. Neither changes anything on the controller.</w:t>
+        <w:t xml:space="preserve">These scripts only read settings. None of them changes anything on the controller.</w:t>
       </w:r>
     </w:p>
     <w:tbl>
@@ -811,6 +1509,92 @@
                 <w:szCs w:val="18"/>
               </w:rPr>
               <w:t xml:space="preserve">apgroup_port_overrides.csv</w:t>
+            </w:r>
+          </w:p>
+        </w:tc>
+      </w:tr>
+      <w:tr>
+        <w:trPr>
+          <w:cantSplit/>
+        </w:trPr>
+        <w:tc>
+          <w:tcPr>
+            <w:tcW w:type="dxa" w:w="3700"/>
+            <w:tcBorders>
+              <w:top w:val="single" w:color="BFBFBF" w:sz="4"/>
+              <w:left w:val="single" w:color="BFBFBF" w:sz="4"/>
+              <w:bottom w:val="single" w:color="BFBFBF" w:sz="4"/>
+              <w:right w:val="single" w:color="BFBFBF" w:sz="4"/>
+            </w:tcBorders>
+            <w:tcMar>
+              <w:top w:type="dxa" w:w="70"/>
+              <w:left w:type="dxa" w:w="110"/>
+              <w:bottom w:type="dxa" w:w="70"/>
+              <w:right w:type="dxa" w:w="110"/>
+            </w:tcMar>
+          </w:tcPr>
+          <w:p>
+            <w:r>
+              <w:rPr>
+                <w:rFonts w:ascii="Consolas" w:cs="Consolas" w:eastAsia="Consolas" w:hAnsi="Consolas"/>
+                <w:sz w:val="18"/>
+                <w:szCs w:val="18"/>
+              </w:rPr>
+              <w:t xml:space="preserve">view_apgroup_wlan_groups.py</w:t>
+            </w:r>
+          </w:p>
+        </w:tc>
+        <w:tc>
+          <w:tcPr>
+            <w:tcW w:type="dxa" w:w="3100"/>
+            <w:tcBorders>
+              <w:top w:val="single" w:color="BFBFBF" w:sz="4"/>
+              <w:left w:val="single" w:color="BFBFBF" w:sz="4"/>
+              <w:bottom w:val="single" w:color="BFBFBF" w:sz="4"/>
+              <w:right w:val="single" w:color="BFBFBF" w:sz="4"/>
+            </w:tcBorders>
+            <w:tcMar>
+              <w:top w:type="dxa" w:w="70"/>
+              <w:left w:type="dxa" w:w="110"/>
+              <w:bottom w:type="dxa" w:w="70"/>
+              <w:right w:type="dxa" w:w="110"/>
+            </w:tcMar>
+          </w:tcPr>
+          <w:p>
+            <w:r>
+              <w:rPr>
+                <w:rFonts w:ascii="Arial" w:cs="Arial" w:eastAsia="Arial" w:hAnsi="Arial"/>
+                <w:sz w:val="19"/>
+                <w:szCs w:val="19"/>
+              </w:rPr>
+              <w:t xml:space="preserve">WLAN group per AP group and band</w:t>
+            </w:r>
+          </w:p>
+        </w:tc>
+        <w:tc>
+          <w:tcPr>
+            <w:tcW w:type="dxa" w:w="2838"/>
+            <w:tcBorders>
+              <w:top w:val="single" w:color="BFBFBF" w:sz="4"/>
+              <w:left w:val="single" w:color="BFBFBF" w:sz="4"/>
+              <w:bottom w:val="single" w:color="BFBFBF" w:sz="4"/>
+              <w:right w:val="single" w:color="BFBFBF" w:sz="4"/>
+            </w:tcBorders>
+            <w:tcMar>
+              <w:top w:type="dxa" w:w="70"/>
+              <w:left w:type="dxa" w:w="110"/>
+              <w:bottom w:type="dxa" w:w="70"/>
+              <w:right w:type="dxa" w:w="110"/>
+            </w:tcMar>
+          </w:tcPr>
+          <w:p>
+            <w:r>
+              <w:rPr>
+                <w:rFonts w:ascii="Consolas" w:cs="Consolas" w:eastAsia="Consolas" w:hAnsi="Consolas"/>
+                <w:sz w:val="18"/>
+                <w:szCs w:val="18"/>
+              </w:rPr>
+              <w:t xml:space="preserve">apgroup_wlan_groups.csv</w:t>
             </w:r>
           </w:p>
         </w:tc>
@@ -858,7 +1642,7 @@
           <w:sz w:val="20"/>
           <w:szCs w:val="20"/>
         </w:rPr>
-        <w:t xml:space="preserve"> environment variables before running either script.</w:t>
+        <w:t xml:space="preserve"> environment variables before running any of them.</w:t>
       </w:r>
     </w:p>
     <w:p>
@@ -1517,20 +2301,10 @@
             <w:r>
               <w:rPr>
                 <w:rFonts w:ascii="Arial" w:cs="Arial" w:eastAsia="Arial" w:hAnsi="Arial"/>
-                <w:b/>
-                <w:bCs/>
-                <w:sz w:val="19"/>
-                <w:szCs w:val="19"/>
-              </w:rPr>
-              <w:t xml:space="preserve">Record the current state:</w:t>
-            </w:r>
-            <w:r>
-              <w:rPr>
-                <w:rFonts w:ascii="Arial" w:cs="Arial" w:eastAsia="Arial" w:hAnsi="Arial"/>
-                <w:sz w:val="19"/>
-                <w:szCs w:val="19"/>
-              </w:rPr>
-              <w:t xml:space="preserve"> run both scripts, export the AP list, and keep the files with the backup</w:t>
+                <w:sz w:val="19"/>
+                <w:szCs w:val="19"/>
+              </w:rPr>
+              <w:t xml:space="preserve">Record the current state with the scripts beforehand. Only the AP list was exported beforehand. The previous port settings are in the Rollback table.</w:t>
             </w:r>
           </w:p>
         </w:tc>
@@ -1559,7 +2333,7 @@
         <w:pStyle w:val="Heading1"/>
       </w:pPr>
       <w:r>
-        <w:t xml:space="preserve">Phase 1: Pilot (complete)</w:t>
+        <w:t xml:space="preserve">Phase 1: Pilot ✅</w:t>
       </w:r>
     </w:p>
     <w:tbl>
@@ -1784,7 +2558,7 @@
         <w:pStyle w:val="Heading1"/>
       </w:pPr>
       <w:r>
-        <w:t xml:space="preserve">Phase 2: Zone-level change</w:t>
+        <w:t xml:space="preserve">Phase 2: Zone-level change ✅</w:t>
       </w:r>
     </w:p>
     <w:p>
@@ -1947,6 +2721,7 @@
               <w:bottom w:val="single" w:color="BFBFBF" w:sz="4"/>
               <w:right w:val="single" w:color="BFBFBF" w:sz="4"/>
             </w:tcBorders>
+            <w:shd w:fill="E2EFDA" w:color="auto" w:val="clear"/>
             <w:tcMar>
               <w:top w:type="dxa" w:w="70"/>
               <w:left w:type="dxa" w:w="110"/>
@@ -1964,7 +2739,7 @@
                 <w:sz w:val="19"/>
                 <w:szCs w:val="19"/>
               </w:rPr>
-              <w:t xml:space="preserve">☐</w:t>
+              <w:t xml:space="preserve">☑</w:t>
             </w:r>
           </w:p>
         </w:tc>
@@ -1977,6 +2752,7 @@
               <w:bottom w:val="single" w:color="BFBFBF" w:sz="4"/>
               <w:right w:val="single" w:color="BFBFBF" w:sz="4"/>
             </w:tcBorders>
+            <w:shd w:fill="E2EFDA" w:color="auto" w:val="clear"/>
             <w:tcMar>
               <w:top w:type="dxa" w:w="70"/>
               <w:left w:type="dxa" w:w="110"/>
@@ -2032,14 +2808,24 @@
               <w:bottom w:val="single" w:color="BFBFBF" w:sz="4"/>
               <w:right w:val="single" w:color="BFBFBF" w:sz="4"/>
             </w:tcBorders>
-            <w:tcMar>
-              <w:top w:type="dxa" w:w="70"/>
-              <w:left w:type="dxa" w:w="110"/>
-              <w:bottom w:type="dxa" w:w="70"/>
-              <w:right w:type="dxa" w:w="110"/>
-            </w:tcMar>
-          </w:tcPr>
-          <w:p/>
+            <w:shd w:fill="E2EFDA" w:color="auto" w:val="clear"/>
+            <w:tcMar>
+              <w:top w:type="dxa" w:w="70"/>
+              <w:left w:type="dxa" w:w="110"/>
+              <w:bottom w:type="dxa" w:w="70"/>
+              <w:right w:type="dxa" w:w="110"/>
+            </w:tcMar>
+          </w:tcPr>
+          <w:p>
+            <w:r>
+              <w:rPr>
+                <w:rFonts w:ascii="Arial" w:cs="Arial" w:eastAsia="Arial" w:hAnsi="Arial"/>
+                <w:sz w:val="19"/>
+                <w:szCs w:val="19"/>
+              </w:rPr>
+              <w:t xml:space="preserve">Done</w:t>
+            </w:r>
+          </w:p>
         </w:tc>
       </w:tr>
       <w:tr>
@@ -2055,6 +2841,7 @@
               <w:bottom w:val="single" w:color="BFBFBF" w:sz="4"/>
               <w:right w:val="single" w:color="BFBFBF" w:sz="4"/>
             </w:tcBorders>
+            <w:shd w:fill="E2EFDA" w:color="auto" w:val="clear"/>
             <w:tcMar>
               <w:top w:type="dxa" w:w="70"/>
               <w:left w:type="dxa" w:w="110"/>
@@ -2072,7 +2859,7 @@
                 <w:sz w:val="19"/>
                 <w:szCs w:val="19"/>
               </w:rPr>
-              <w:t xml:space="preserve">☐</w:t>
+              <w:t xml:space="preserve">☑</w:t>
             </w:r>
           </w:p>
         </w:tc>
@@ -2085,6 +2872,7 @@
               <w:bottom w:val="single" w:color="BFBFBF" w:sz="4"/>
               <w:right w:val="single" w:color="BFBFBF" w:sz="4"/>
             </w:tcBorders>
+            <w:shd w:fill="E2EFDA" w:color="auto" w:val="clear"/>
             <w:tcMar>
               <w:top w:type="dxa" w:w="70"/>
               <w:left w:type="dxa" w:w="110"/>
@@ -2140,14 +2928,24 @@
               <w:bottom w:val="single" w:color="BFBFBF" w:sz="4"/>
               <w:right w:val="single" w:color="BFBFBF" w:sz="4"/>
             </w:tcBorders>
-            <w:tcMar>
-              <w:top w:type="dxa" w:w="70"/>
-              <w:left w:type="dxa" w:w="110"/>
-              <w:bottom w:type="dxa" w:w="70"/>
-              <w:right w:type="dxa" w:w="110"/>
-            </w:tcMar>
-          </w:tcPr>
-          <w:p/>
+            <w:shd w:fill="E2EFDA" w:color="auto" w:val="clear"/>
+            <w:tcMar>
+              <w:top w:type="dxa" w:w="70"/>
+              <w:left w:type="dxa" w:w="110"/>
+              <w:bottom w:type="dxa" w:w="70"/>
+              <w:right w:type="dxa" w:w="110"/>
+            </w:tcMar>
+          </w:tcPr>
+          <w:p>
+            <w:r>
+              <w:rPr>
+                <w:rFonts w:ascii="Arial" w:cs="Arial" w:eastAsia="Arial" w:hAnsi="Arial"/>
+                <w:sz w:val="19"/>
+                <w:szCs w:val="19"/>
+              </w:rPr>
+              <w:t xml:space="preserve">Done</w:t>
+            </w:r>
+          </w:p>
         </w:tc>
       </w:tr>
       <w:tr>
@@ -2163,6 +2961,7 @@
               <w:bottom w:val="single" w:color="BFBFBF" w:sz="4"/>
               <w:right w:val="single" w:color="BFBFBF" w:sz="4"/>
             </w:tcBorders>
+            <w:shd w:fill="E2EFDA" w:color="auto" w:val="clear"/>
             <w:tcMar>
               <w:top w:type="dxa" w:w="70"/>
               <w:left w:type="dxa" w:w="110"/>
@@ -2180,7 +2979,7 @@
                 <w:sz w:val="19"/>
                 <w:szCs w:val="19"/>
               </w:rPr>
-              <w:t xml:space="preserve">☐</w:t>
+              <w:t xml:space="preserve">☑</w:t>
             </w:r>
           </w:p>
         </w:tc>
@@ -2193,6 +2992,7 @@
               <w:bottom w:val="single" w:color="BFBFBF" w:sz="4"/>
               <w:right w:val="single" w:color="BFBFBF" w:sz="4"/>
             </w:tcBorders>
+            <w:shd w:fill="E2EFDA" w:color="auto" w:val="clear"/>
             <w:tcMar>
               <w:top w:type="dxa" w:w="70"/>
               <w:left w:type="dxa" w:w="110"/>
@@ -2238,14 +3038,24 @@
               <w:bottom w:val="single" w:color="BFBFBF" w:sz="4"/>
               <w:right w:val="single" w:color="BFBFBF" w:sz="4"/>
             </w:tcBorders>
-            <w:tcMar>
-              <w:top w:type="dxa" w:w="70"/>
-              <w:left w:type="dxa" w:w="110"/>
-              <w:bottom w:type="dxa" w:w="70"/>
-              <w:right w:type="dxa" w:w="110"/>
-            </w:tcMar>
-          </w:tcPr>
-          <w:p/>
+            <w:shd w:fill="E2EFDA" w:color="auto" w:val="clear"/>
+            <w:tcMar>
+              <w:top w:type="dxa" w:w="70"/>
+              <w:left w:type="dxa" w:w="110"/>
+              <w:bottom w:type="dxa" w:w="70"/>
+              <w:right w:type="dxa" w:w="110"/>
+            </w:tcMar>
+          </w:tcPr>
+          <w:p>
+            <w:r>
+              <w:rPr>
+                <w:rFonts w:ascii="Arial" w:cs="Arial" w:eastAsia="Arial" w:hAnsi="Arial"/>
+                <w:sz w:val="19"/>
+                <w:szCs w:val="19"/>
+              </w:rPr>
+              <w:t xml:space="preserve">Done</w:t>
+            </w:r>
+          </w:p>
         </w:tc>
       </w:tr>
       <w:tr>
@@ -2261,6 +3071,7 @@
               <w:bottom w:val="single" w:color="BFBFBF" w:sz="4"/>
               <w:right w:val="single" w:color="BFBFBF" w:sz="4"/>
             </w:tcBorders>
+            <w:shd w:fill="E2EFDA" w:color="auto" w:val="clear"/>
             <w:tcMar>
               <w:top w:type="dxa" w:w="70"/>
               <w:left w:type="dxa" w:w="110"/>
@@ -2278,7 +3089,7 @@
                 <w:sz w:val="19"/>
                 <w:szCs w:val="19"/>
               </w:rPr>
-              <w:t xml:space="preserve">☐</w:t>
+              <w:t xml:space="preserve">☑</w:t>
             </w:r>
           </w:p>
         </w:tc>
@@ -2291,6 +3102,7 @@
               <w:bottom w:val="single" w:color="BFBFBF" w:sz="4"/>
               <w:right w:val="single" w:color="BFBFBF" w:sz="4"/>
             </w:tcBorders>
+            <w:shd w:fill="E2EFDA" w:color="auto" w:val="clear"/>
             <w:tcMar>
               <w:top w:type="dxa" w:w="70"/>
               <w:left w:type="dxa" w:w="110"/>
@@ -2336,14 +3148,24 @@
               <w:bottom w:val="single" w:color="BFBFBF" w:sz="4"/>
               <w:right w:val="single" w:color="BFBFBF" w:sz="4"/>
             </w:tcBorders>
-            <w:tcMar>
-              <w:top w:type="dxa" w:w="70"/>
-              <w:left w:type="dxa" w:w="110"/>
-              <w:bottom w:type="dxa" w:w="70"/>
-              <w:right w:type="dxa" w:w="110"/>
-            </w:tcMar>
-          </w:tcPr>
-          <w:p/>
+            <w:shd w:fill="E2EFDA" w:color="auto" w:val="clear"/>
+            <w:tcMar>
+              <w:top w:type="dxa" w:w="70"/>
+              <w:left w:type="dxa" w:w="110"/>
+              <w:bottom w:type="dxa" w:w="70"/>
+              <w:right w:type="dxa" w:w="110"/>
+            </w:tcMar>
+          </w:tcPr>
+          <w:p>
+            <w:r>
+              <w:rPr>
+                <w:rFonts w:ascii="Arial" w:cs="Arial" w:eastAsia="Arial" w:hAnsi="Arial"/>
+                <w:sz w:val="19"/>
+                <w:szCs w:val="19"/>
+              </w:rPr>
+              <w:t xml:space="preserve">Done</w:t>
+            </w:r>
+          </w:p>
         </w:tc>
       </w:tr>
       <w:tr>
@@ -2359,6 +3181,7 @@
               <w:bottom w:val="single" w:color="BFBFBF" w:sz="4"/>
               <w:right w:val="single" w:color="BFBFBF" w:sz="4"/>
             </w:tcBorders>
+            <w:shd w:fill="E2EFDA" w:color="auto" w:val="clear"/>
             <w:tcMar>
               <w:top w:type="dxa" w:w="70"/>
               <w:left w:type="dxa" w:w="110"/>
@@ -2376,7 +3199,7 @@
                 <w:sz w:val="19"/>
                 <w:szCs w:val="19"/>
               </w:rPr>
-              <w:t xml:space="preserve">☐</w:t>
+              <w:t xml:space="preserve">☑</w:t>
             </w:r>
           </w:p>
         </w:tc>
@@ -2389,6 +3212,7 @@
               <w:bottom w:val="single" w:color="BFBFBF" w:sz="4"/>
               <w:right w:val="single" w:color="BFBFBF" w:sz="4"/>
             </w:tcBorders>
+            <w:shd w:fill="E2EFDA" w:color="auto" w:val="clear"/>
             <w:tcMar>
               <w:top w:type="dxa" w:w="70"/>
               <w:left w:type="dxa" w:w="110"/>
@@ -2434,14 +3258,24 @@
               <w:bottom w:val="single" w:color="BFBFBF" w:sz="4"/>
               <w:right w:val="single" w:color="BFBFBF" w:sz="4"/>
             </w:tcBorders>
-            <w:tcMar>
-              <w:top w:type="dxa" w:w="70"/>
-              <w:left w:type="dxa" w:w="110"/>
-              <w:bottom w:type="dxa" w:w="70"/>
-              <w:right w:type="dxa" w:w="110"/>
-            </w:tcMar>
-          </w:tcPr>
-          <w:p/>
+            <w:shd w:fill="E2EFDA" w:color="auto" w:val="clear"/>
+            <w:tcMar>
+              <w:top w:type="dxa" w:w="70"/>
+              <w:left w:type="dxa" w:w="110"/>
+              <w:bottom w:type="dxa" w:w="70"/>
+              <w:right w:type="dxa" w:w="110"/>
+            </w:tcMar>
+          </w:tcPr>
+          <w:p>
+            <w:r>
+              <w:rPr>
+                <w:rFonts w:ascii="Arial" w:cs="Arial" w:eastAsia="Arial" w:hAnsi="Arial"/>
+                <w:sz w:val="19"/>
+                <w:szCs w:val="19"/>
+              </w:rPr>
+              <w:t xml:space="preserve">Done</w:t>
+            </w:r>
+          </w:p>
         </w:tc>
       </w:tr>
       <w:tr>
@@ -2457,6 +3291,7 @@
               <w:bottom w:val="single" w:color="BFBFBF" w:sz="4"/>
               <w:right w:val="single" w:color="BFBFBF" w:sz="4"/>
             </w:tcBorders>
+            <w:shd w:fill="E2EFDA" w:color="auto" w:val="clear"/>
             <w:tcMar>
               <w:top w:type="dxa" w:w="70"/>
               <w:left w:type="dxa" w:w="110"/>
@@ -2474,7 +3309,7 @@
                 <w:sz w:val="19"/>
                 <w:szCs w:val="19"/>
               </w:rPr>
-              <w:t xml:space="preserve">☐</w:t>
+              <w:t xml:space="preserve">☑</w:t>
             </w:r>
           </w:p>
         </w:tc>
@@ -2487,6 +3322,7 @@
               <w:bottom w:val="single" w:color="BFBFBF" w:sz="4"/>
               <w:right w:val="single" w:color="BFBFBF" w:sz="4"/>
             </w:tcBorders>
+            <w:shd w:fill="E2EFDA" w:color="auto" w:val="clear"/>
             <w:tcMar>
               <w:top w:type="dxa" w:w="70"/>
               <w:left w:type="dxa" w:w="110"/>
@@ -2532,14 +3368,24 @@
               <w:bottom w:val="single" w:color="BFBFBF" w:sz="4"/>
               <w:right w:val="single" w:color="BFBFBF" w:sz="4"/>
             </w:tcBorders>
-            <w:tcMar>
-              <w:top w:type="dxa" w:w="70"/>
-              <w:left w:type="dxa" w:w="110"/>
-              <w:bottom w:type="dxa" w:w="70"/>
-              <w:right w:type="dxa" w:w="110"/>
-            </w:tcMar>
-          </w:tcPr>
-          <w:p/>
+            <w:shd w:fill="E2EFDA" w:color="auto" w:val="clear"/>
+            <w:tcMar>
+              <w:top w:type="dxa" w:w="70"/>
+              <w:left w:type="dxa" w:w="110"/>
+              <w:bottom w:type="dxa" w:w="70"/>
+              <w:right w:type="dxa" w:w="110"/>
+            </w:tcMar>
+          </w:tcPr>
+          <w:p>
+            <w:r>
+              <w:rPr>
+                <w:rFonts w:ascii="Arial" w:cs="Arial" w:eastAsia="Arial" w:hAnsi="Arial"/>
+                <w:sz w:val="19"/>
+                <w:szCs w:val="19"/>
+              </w:rPr>
+              <w:t xml:space="preserve">Done</w:t>
+            </w:r>
+          </w:p>
         </w:tc>
       </w:tr>
       <w:tr>
@@ -2555,6 +3401,7 @@
               <w:bottom w:val="single" w:color="BFBFBF" w:sz="4"/>
               <w:right w:val="single" w:color="BFBFBF" w:sz="4"/>
             </w:tcBorders>
+            <w:shd w:fill="E2EFDA" w:color="auto" w:val="clear"/>
             <w:tcMar>
               <w:top w:type="dxa" w:w="70"/>
               <w:left w:type="dxa" w:w="110"/>
@@ -2572,7 +3419,7 @@
                 <w:sz w:val="19"/>
                 <w:szCs w:val="19"/>
               </w:rPr>
-              <w:t xml:space="preserve">☐</w:t>
+              <w:t xml:space="preserve">☑</w:t>
             </w:r>
           </w:p>
         </w:tc>
@@ -2585,6 +3432,7 @@
               <w:bottom w:val="single" w:color="BFBFBF" w:sz="4"/>
               <w:right w:val="single" w:color="BFBFBF" w:sz="4"/>
             </w:tcBorders>
+            <w:shd w:fill="E2EFDA" w:color="auto" w:val="clear"/>
             <w:tcMar>
               <w:top w:type="dxa" w:w="70"/>
               <w:left w:type="dxa" w:w="110"/>
@@ -2630,14 +3478,24 @@
               <w:bottom w:val="single" w:color="BFBFBF" w:sz="4"/>
               <w:right w:val="single" w:color="BFBFBF" w:sz="4"/>
             </w:tcBorders>
-            <w:tcMar>
-              <w:top w:type="dxa" w:w="70"/>
-              <w:left w:type="dxa" w:w="110"/>
-              <w:bottom w:type="dxa" w:w="70"/>
-              <w:right w:type="dxa" w:w="110"/>
-            </w:tcMar>
-          </w:tcPr>
-          <w:p/>
+            <w:shd w:fill="E2EFDA" w:color="auto" w:val="clear"/>
+            <w:tcMar>
+              <w:top w:type="dxa" w:w="70"/>
+              <w:left w:type="dxa" w:w="110"/>
+              <w:bottom w:type="dxa" w:w="70"/>
+              <w:right w:type="dxa" w:w="110"/>
+            </w:tcMar>
+          </w:tcPr>
+          <w:p>
+            <w:r>
+              <w:rPr>
+                <w:rFonts w:ascii="Arial" w:cs="Arial" w:eastAsia="Arial" w:hAnsi="Arial"/>
+                <w:sz w:val="19"/>
+                <w:szCs w:val="19"/>
+              </w:rPr>
+              <w:t xml:space="preserve">Done</w:t>
+            </w:r>
+          </w:p>
         </w:tc>
       </w:tr>
       <w:tr>
@@ -2653,6 +3511,7 @@
               <w:bottom w:val="single" w:color="BFBFBF" w:sz="4"/>
               <w:right w:val="single" w:color="BFBFBF" w:sz="4"/>
             </w:tcBorders>
+            <w:shd w:fill="E2EFDA" w:color="auto" w:val="clear"/>
             <w:tcMar>
               <w:top w:type="dxa" w:w="70"/>
               <w:left w:type="dxa" w:w="110"/>
@@ -2670,7 +3529,7 @@
                 <w:sz w:val="19"/>
                 <w:szCs w:val="19"/>
               </w:rPr>
-              <w:t xml:space="preserve">☐</w:t>
+              <w:t xml:space="preserve">☑</w:t>
             </w:r>
           </w:p>
         </w:tc>
@@ -2683,6 +3542,7 @@
               <w:bottom w:val="single" w:color="BFBFBF" w:sz="4"/>
               <w:right w:val="single" w:color="BFBFBF" w:sz="4"/>
             </w:tcBorders>
+            <w:shd w:fill="E2EFDA" w:color="auto" w:val="clear"/>
             <w:tcMar>
               <w:top w:type="dxa" w:w="70"/>
               <w:left w:type="dxa" w:w="110"/>
@@ -2728,14 +3588,24 @@
               <w:bottom w:val="single" w:color="BFBFBF" w:sz="4"/>
               <w:right w:val="single" w:color="BFBFBF" w:sz="4"/>
             </w:tcBorders>
-            <w:tcMar>
-              <w:top w:type="dxa" w:w="70"/>
-              <w:left w:type="dxa" w:w="110"/>
-              <w:bottom w:type="dxa" w:w="70"/>
-              <w:right w:type="dxa" w:w="110"/>
-            </w:tcMar>
-          </w:tcPr>
-          <w:p/>
+            <w:shd w:fill="E2EFDA" w:color="auto" w:val="clear"/>
+            <w:tcMar>
+              <w:top w:type="dxa" w:w="70"/>
+              <w:left w:type="dxa" w:w="110"/>
+              <w:bottom w:type="dxa" w:w="70"/>
+              <w:right w:type="dxa" w:w="110"/>
+            </w:tcMar>
+          </w:tcPr>
+          <w:p>
+            <w:r>
+              <w:rPr>
+                <w:rFonts w:ascii="Arial" w:cs="Arial" w:eastAsia="Arial" w:hAnsi="Arial"/>
+                <w:sz w:val="19"/>
+                <w:szCs w:val="19"/>
+              </w:rPr>
+              <w:t xml:space="preserve">Done</w:t>
+            </w:r>
+          </w:p>
         </w:tc>
       </w:tr>
       <w:tr>
@@ -2751,6 +3621,7 @@
               <w:bottom w:val="single" w:color="BFBFBF" w:sz="4"/>
               <w:right w:val="single" w:color="BFBFBF" w:sz="4"/>
             </w:tcBorders>
+            <w:shd w:fill="E2EFDA" w:color="auto" w:val="clear"/>
             <w:tcMar>
               <w:top w:type="dxa" w:w="70"/>
               <w:left w:type="dxa" w:w="110"/>
@@ -2768,7 +3639,7 @@
                 <w:sz w:val="19"/>
                 <w:szCs w:val="19"/>
               </w:rPr>
-              <w:t xml:space="preserve">☐</w:t>
+              <w:t xml:space="preserve">☑</w:t>
             </w:r>
           </w:p>
         </w:tc>
@@ -2781,6 +3652,7 @@
               <w:bottom w:val="single" w:color="BFBFBF" w:sz="4"/>
               <w:right w:val="single" w:color="BFBFBF" w:sz="4"/>
             </w:tcBorders>
+            <w:shd w:fill="E2EFDA" w:color="auto" w:val="clear"/>
             <w:tcMar>
               <w:top w:type="dxa" w:w="70"/>
               <w:left w:type="dxa" w:w="110"/>
@@ -2826,14 +3698,24 @@
               <w:bottom w:val="single" w:color="BFBFBF" w:sz="4"/>
               <w:right w:val="single" w:color="BFBFBF" w:sz="4"/>
             </w:tcBorders>
-            <w:tcMar>
-              <w:top w:type="dxa" w:w="70"/>
-              <w:left w:type="dxa" w:w="110"/>
-              <w:bottom w:type="dxa" w:w="70"/>
-              <w:right w:type="dxa" w:w="110"/>
-            </w:tcMar>
-          </w:tcPr>
-          <w:p/>
+            <w:shd w:fill="E2EFDA" w:color="auto" w:val="clear"/>
+            <w:tcMar>
+              <w:top w:type="dxa" w:w="70"/>
+              <w:left w:type="dxa" w:w="110"/>
+              <w:bottom w:type="dxa" w:w="70"/>
+              <w:right w:type="dxa" w:w="110"/>
+            </w:tcMar>
+          </w:tcPr>
+          <w:p>
+            <w:r>
+              <w:rPr>
+                <w:rFonts w:ascii="Arial" w:cs="Arial" w:eastAsia="Arial" w:hAnsi="Arial"/>
+                <w:sz w:val="19"/>
+                <w:szCs w:val="19"/>
+              </w:rPr>
+              <w:t xml:space="preserve">Done</w:t>
+            </w:r>
+          </w:p>
         </w:tc>
       </w:tr>
     </w:tbl>
@@ -2842,7 +3724,7 @@
         <w:pStyle w:val="Heading1"/>
       </w:pPr>
       <w:r>
-        <w:t xml:space="preserve">Phase 3: Remove the AP group overrides</w:t>
+        <w:t xml:space="preserve">Phase 3: Remove the AP group overrides ✅</w:t>
       </w:r>
     </w:p>
     <w:p>
@@ -3038,7 +3920,7 @@
                 <w:sz w:val="19"/>
                 <w:szCs w:val="19"/>
               </w:rPr>
-              <w:t xml:space="preserve">Current LAN1–4</w:t>
+              <w:t xml:space="preserve">LAN1–4 before</w:t>
             </w:r>
           </w:p>
         </w:tc>
@@ -3087,6 +3969,7 @@
               <w:bottom w:val="single" w:color="BFBFBF" w:sz="4"/>
               <w:right w:val="single" w:color="BFBFBF" w:sz="4"/>
             </w:tcBorders>
+            <w:shd w:fill="E2EFDA" w:color="auto" w:val="clear"/>
             <w:tcMar>
               <w:top w:type="dxa" w:w="70"/>
               <w:left w:type="dxa" w:w="110"/>
@@ -3104,7 +3987,7 @@
                 <w:sz w:val="19"/>
                 <w:szCs w:val="19"/>
               </w:rPr>
-              <w:t xml:space="preserve">☐</w:t>
+              <w:t xml:space="preserve">☑</w:t>
             </w:r>
           </w:p>
         </w:tc>
@@ -3117,6 +4000,7 @@
               <w:bottom w:val="single" w:color="BFBFBF" w:sz="4"/>
               <w:right w:val="single" w:color="BFBFBF" w:sz="4"/>
             </w:tcBorders>
+            <w:shd w:fill="E2EFDA" w:color="auto" w:val="clear"/>
             <w:tcMar>
               <w:top w:type="dxa" w:w="70"/>
               <w:left w:type="dxa" w:w="110"/>
@@ -3144,6 +4028,7 @@
               <w:bottom w:val="single" w:color="BFBFBF" w:sz="4"/>
               <w:right w:val="single" w:color="BFBFBF" w:sz="4"/>
             </w:tcBorders>
+            <w:shd w:fill="E2EFDA" w:color="auto" w:val="clear"/>
             <w:tcMar>
               <w:top w:type="dxa" w:w="70"/>
               <w:left w:type="dxa" w:w="110"/>
@@ -3171,6 +4056,7 @@
               <w:bottom w:val="single" w:color="BFBFBF" w:sz="4"/>
               <w:right w:val="single" w:color="BFBFBF" w:sz="4"/>
             </w:tcBorders>
+            <w:shd w:fill="E2EFDA" w:color="auto" w:val="clear"/>
             <w:tcMar>
               <w:top w:type="dxa" w:w="70"/>
               <w:left w:type="dxa" w:w="110"/>
@@ -3198,14 +4084,24 @@
               <w:bottom w:val="single" w:color="BFBFBF" w:sz="4"/>
               <w:right w:val="single" w:color="BFBFBF" w:sz="4"/>
             </w:tcBorders>
-            <w:tcMar>
-              <w:top w:type="dxa" w:w="70"/>
-              <w:left w:type="dxa" w:w="110"/>
-              <w:bottom w:type="dxa" w:w="70"/>
-              <w:right w:type="dxa" w:w="110"/>
-            </w:tcMar>
-          </w:tcPr>
-          <w:p/>
+            <w:shd w:fill="E2EFDA" w:color="auto" w:val="clear"/>
+            <w:tcMar>
+              <w:top w:type="dxa" w:w="70"/>
+              <w:left w:type="dxa" w:w="110"/>
+              <w:bottom w:type="dxa" w:w="70"/>
+              <w:right w:type="dxa" w:w="110"/>
+            </w:tcMar>
+          </w:tcPr>
+          <w:p>
+            <w:r>
+              <w:rPr>
+                <w:rFonts w:ascii="Arial" w:cs="Arial" w:eastAsia="Arial" w:hAnsi="Arial"/>
+                <w:sz w:val="19"/>
+                <w:szCs w:val="19"/>
+              </w:rPr>
+              <w:t xml:space="preserve">Done</w:t>
+            </w:r>
+          </w:p>
         </w:tc>
       </w:tr>
       <w:tr>
@@ -3221,7 +4117,7 @@
               <w:bottom w:val="single" w:color="BFBFBF" w:sz="4"/>
               <w:right w:val="single" w:color="BFBFBF" w:sz="4"/>
             </w:tcBorders>
-            <w:shd w:fill="F2F2F2" w:color="auto" w:val="clear"/>
+            <w:shd w:fill="E2EFDA" w:color="auto" w:val="clear"/>
             <w:tcMar>
               <w:top w:type="dxa" w:w="70"/>
               <w:left w:type="dxa" w:w="110"/>
@@ -3239,7 +4135,7 @@
                 <w:sz w:val="19"/>
                 <w:szCs w:val="19"/>
               </w:rPr>
-              <w:t xml:space="preserve">☐</w:t>
+              <w:t xml:space="preserve">☑</w:t>
             </w:r>
           </w:p>
         </w:tc>
@@ -3252,7 +4148,7 @@
               <w:bottom w:val="single" w:color="BFBFBF" w:sz="4"/>
               <w:right w:val="single" w:color="BFBFBF" w:sz="4"/>
             </w:tcBorders>
-            <w:shd w:fill="F2F2F2" w:color="auto" w:val="clear"/>
+            <w:shd w:fill="E2EFDA" w:color="auto" w:val="clear"/>
             <w:tcMar>
               <w:top w:type="dxa" w:w="70"/>
               <w:left w:type="dxa" w:w="110"/>
@@ -3280,7 +4176,7 @@
               <w:bottom w:val="single" w:color="BFBFBF" w:sz="4"/>
               <w:right w:val="single" w:color="BFBFBF" w:sz="4"/>
             </w:tcBorders>
-            <w:shd w:fill="F2F2F2" w:color="auto" w:val="clear"/>
+            <w:shd w:fill="E2EFDA" w:color="auto" w:val="clear"/>
             <w:tcMar>
               <w:top w:type="dxa" w:w="70"/>
               <w:left w:type="dxa" w:w="110"/>
@@ -3308,7 +4204,7 @@
               <w:bottom w:val="single" w:color="BFBFBF" w:sz="4"/>
               <w:right w:val="single" w:color="BFBFBF" w:sz="4"/>
             </w:tcBorders>
-            <w:shd w:fill="F2F2F2" w:color="auto" w:val="clear"/>
+            <w:shd w:fill="E2EFDA" w:color="auto" w:val="clear"/>
             <w:tcMar>
               <w:top w:type="dxa" w:w="70"/>
               <w:left w:type="dxa" w:w="110"/>
@@ -3336,15 +4232,24 @@
               <w:bottom w:val="single" w:color="BFBFBF" w:sz="4"/>
               <w:right w:val="single" w:color="BFBFBF" w:sz="4"/>
             </w:tcBorders>
-            <w:shd w:fill="F2F2F2" w:color="auto" w:val="clear"/>
-            <w:tcMar>
-              <w:top w:type="dxa" w:w="70"/>
-              <w:left w:type="dxa" w:w="110"/>
-              <w:bottom w:type="dxa" w:w="70"/>
-              <w:right w:type="dxa" w:w="110"/>
-            </w:tcMar>
-          </w:tcPr>
-          <w:p/>
+            <w:shd w:fill="E2EFDA" w:color="auto" w:val="clear"/>
+            <w:tcMar>
+              <w:top w:type="dxa" w:w="70"/>
+              <w:left w:type="dxa" w:w="110"/>
+              <w:bottom w:type="dxa" w:w="70"/>
+              <w:right w:type="dxa" w:w="110"/>
+            </w:tcMar>
+          </w:tcPr>
+          <w:p>
+            <w:r>
+              <w:rPr>
+                <w:rFonts w:ascii="Arial" w:cs="Arial" w:eastAsia="Arial" w:hAnsi="Arial"/>
+                <w:sz w:val="19"/>
+                <w:szCs w:val="19"/>
+              </w:rPr>
+              <w:t xml:space="preserve">Done</w:t>
+            </w:r>
+          </w:p>
         </w:tc>
       </w:tr>
       <w:tr>
@@ -3360,6 +4265,7 @@
               <w:bottom w:val="single" w:color="BFBFBF" w:sz="4"/>
               <w:right w:val="single" w:color="BFBFBF" w:sz="4"/>
             </w:tcBorders>
+            <w:shd w:fill="E2EFDA" w:color="auto" w:val="clear"/>
             <w:tcMar>
               <w:top w:type="dxa" w:w="70"/>
               <w:left w:type="dxa" w:w="110"/>
@@ -3377,7 +4283,7 @@
                 <w:sz w:val="19"/>
                 <w:szCs w:val="19"/>
               </w:rPr>
-              <w:t xml:space="preserve">☐</w:t>
+              <w:t xml:space="preserve">☑</w:t>
             </w:r>
           </w:p>
         </w:tc>
@@ -3390,6 +4296,7 @@
               <w:bottom w:val="single" w:color="BFBFBF" w:sz="4"/>
               <w:right w:val="single" w:color="BFBFBF" w:sz="4"/>
             </w:tcBorders>
+            <w:shd w:fill="E2EFDA" w:color="auto" w:val="clear"/>
             <w:tcMar>
               <w:top w:type="dxa" w:w="70"/>
               <w:left w:type="dxa" w:w="110"/>
@@ -3417,6 +4324,7 @@
               <w:bottom w:val="single" w:color="BFBFBF" w:sz="4"/>
               <w:right w:val="single" w:color="BFBFBF" w:sz="4"/>
             </w:tcBorders>
+            <w:shd w:fill="E2EFDA" w:color="auto" w:val="clear"/>
             <w:tcMar>
               <w:top w:type="dxa" w:w="70"/>
               <w:left w:type="dxa" w:w="110"/>
@@ -3444,6 +4352,7 @@
               <w:bottom w:val="single" w:color="BFBFBF" w:sz="4"/>
               <w:right w:val="single" w:color="BFBFBF" w:sz="4"/>
             </w:tcBorders>
+            <w:shd w:fill="E2EFDA" w:color="auto" w:val="clear"/>
             <w:tcMar>
               <w:top w:type="dxa" w:w="70"/>
               <w:left w:type="dxa" w:w="110"/>
@@ -3471,14 +4380,24 @@
               <w:bottom w:val="single" w:color="BFBFBF" w:sz="4"/>
               <w:right w:val="single" w:color="BFBFBF" w:sz="4"/>
             </w:tcBorders>
-            <w:tcMar>
-              <w:top w:type="dxa" w:w="70"/>
-              <w:left w:type="dxa" w:w="110"/>
-              <w:bottom w:type="dxa" w:w="70"/>
-              <w:right w:type="dxa" w:w="110"/>
-            </w:tcMar>
-          </w:tcPr>
-          <w:p/>
+            <w:shd w:fill="E2EFDA" w:color="auto" w:val="clear"/>
+            <w:tcMar>
+              <w:top w:type="dxa" w:w="70"/>
+              <w:left w:type="dxa" w:w="110"/>
+              <w:bottom w:type="dxa" w:w="70"/>
+              <w:right w:type="dxa" w:w="110"/>
+            </w:tcMar>
+          </w:tcPr>
+          <w:p>
+            <w:r>
+              <w:rPr>
+                <w:rFonts w:ascii="Arial" w:cs="Arial" w:eastAsia="Arial" w:hAnsi="Arial"/>
+                <w:sz w:val="19"/>
+                <w:szCs w:val="19"/>
+              </w:rPr>
+              <w:t xml:space="preserve">Done</w:t>
+            </w:r>
+          </w:p>
         </w:tc>
       </w:tr>
       <w:tr>
@@ -3494,7 +4413,7 @@
               <w:bottom w:val="single" w:color="BFBFBF" w:sz="4"/>
               <w:right w:val="single" w:color="BFBFBF" w:sz="4"/>
             </w:tcBorders>
-            <w:shd w:fill="F2F2F2" w:color="auto" w:val="clear"/>
+            <w:shd w:fill="E2EFDA" w:color="auto" w:val="clear"/>
             <w:tcMar>
               <w:top w:type="dxa" w:w="70"/>
               <w:left w:type="dxa" w:w="110"/>
@@ -3512,7 +4431,7 @@
                 <w:sz w:val="19"/>
                 <w:szCs w:val="19"/>
               </w:rPr>
-              <w:t xml:space="preserve">☐</w:t>
+              <w:t xml:space="preserve">☑</w:t>
             </w:r>
           </w:p>
         </w:tc>
@@ -3525,7 +4444,7 @@
               <w:bottom w:val="single" w:color="BFBFBF" w:sz="4"/>
               <w:right w:val="single" w:color="BFBFBF" w:sz="4"/>
             </w:tcBorders>
-            <w:shd w:fill="F2F2F2" w:color="auto" w:val="clear"/>
+            <w:shd w:fill="E2EFDA" w:color="auto" w:val="clear"/>
             <w:tcMar>
               <w:top w:type="dxa" w:w="70"/>
               <w:left w:type="dxa" w:w="110"/>
@@ -3553,7 +4472,7 @@
               <w:bottom w:val="single" w:color="BFBFBF" w:sz="4"/>
               <w:right w:val="single" w:color="BFBFBF" w:sz="4"/>
             </w:tcBorders>
-            <w:shd w:fill="F2F2F2" w:color="auto" w:val="clear"/>
+            <w:shd w:fill="E2EFDA" w:color="auto" w:val="clear"/>
             <w:tcMar>
               <w:top w:type="dxa" w:w="70"/>
               <w:left w:type="dxa" w:w="110"/>
@@ -3581,7 +4500,7 @@
               <w:bottom w:val="single" w:color="BFBFBF" w:sz="4"/>
               <w:right w:val="single" w:color="BFBFBF" w:sz="4"/>
             </w:tcBorders>
-            <w:shd w:fill="F2F2F2" w:color="auto" w:val="clear"/>
+            <w:shd w:fill="E2EFDA" w:color="auto" w:val="clear"/>
             <w:tcMar>
               <w:top w:type="dxa" w:w="70"/>
               <w:left w:type="dxa" w:w="110"/>
@@ -3609,15 +4528,24 @@
               <w:bottom w:val="single" w:color="BFBFBF" w:sz="4"/>
               <w:right w:val="single" w:color="BFBFBF" w:sz="4"/>
             </w:tcBorders>
-            <w:shd w:fill="F2F2F2" w:color="auto" w:val="clear"/>
-            <w:tcMar>
-              <w:top w:type="dxa" w:w="70"/>
-              <w:left w:type="dxa" w:w="110"/>
-              <w:bottom w:type="dxa" w:w="70"/>
-              <w:right w:type="dxa" w:w="110"/>
-            </w:tcMar>
-          </w:tcPr>
-          <w:p/>
+            <w:shd w:fill="E2EFDA" w:color="auto" w:val="clear"/>
+            <w:tcMar>
+              <w:top w:type="dxa" w:w="70"/>
+              <w:left w:type="dxa" w:w="110"/>
+              <w:bottom w:type="dxa" w:w="70"/>
+              <w:right w:type="dxa" w:w="110"/>
+            </w:tcMar>
+          </w:tcPr>
+          <w:p>
+            <w:r>
+              <w:rPr>
+                <w:rFonts w:ascii="Arial" w:cs="Arial" w:eastAsia="Arial" w:hAnsi="Arial"/>
+                <w:sz w:val="19"/>
+                <w:szCs w:val="19"/>
+              </w:rPr>
+              <w:t xml:space="preserve">Done</w:t>
+            </w:r>
+          </w:p>
         </w:tc>
       </w:tr>
       <w:tr>
@@ -3633,6 +4561,7 @@
               <w:bottom w:val="single" w:color="BFBFBF" w:sz="4"/>
               <w:right w:val="single" w:color="BFBFBF" w:sz="4"/>
             </w:tcBorders>
+            <w:shd w:fill="E2EFDA" w:color="auto" w:val="clear"/>
             <w:tcMar>
               <w:top w:type="dxa" w:w="70"/>
               <w:left w:type="dxa" w:w="110"/>
@@ -3650,7 +4579,7 @@
                 <w:sz w:val="19"/>
                 <w:szCs w:val="19"/>
               </w:rPr>
-              <w:t xml:space="preserve">☐</w:t>
+              <w:t xml:space="preserve">☑</w:t>
             </w:r>
           </w:p>
         </w:tc>
@@ -3663,6 +4592,7 @@
               <w:bottom w:val="single" w:color="BFBFBF" w:sz="4"/>
               <w:right w:val="single" w:color="BFBFBF" w:sz="4"/>
             </w:tcBorders>
+            <w:shd w:fill="E2EFDA" w:color="auto" w:val="clear"/>
             <w:tcMar>
               <w:top w:type="dxa" w:w="70"/>
               <w:left w:type="dxa" w:w="110"/>
@@ -3690,6 +4620,7 @@
               <w:bottom w:val="single" w:color="BFBFBF" w:sz="4"/>
               <w:right w:val="single" w:color="BFBFBF" w:sz="4"/>
             </w:tcBorders>
+            <w:shd w:fill="E2EFDA" w:color="auto" w:val="clear"/>
             <w:tcMar>
               <w:top w:type="dxa" w:w="70"/>
               <w:left w:type="dxa" w:w="110"/>
@@ -3717,6 +4648,7 @@
               <w:bottom w:val="single" w:color="BFBFBF" w:sz="4"/>
               <w:right w:val="single" w:color="BFBFBF" w:sz="4"/>
             </w:tcBorders>
+            <w:shd w:fill="E2EFDA" w:color="auto" w:val="clear"/>
             <w:tcMar>
               <w:top w:type="dxa" w:w="70"/>
               <w:left w:type="dxa" w:w="110"/>
@@ -3744,14 +4676,24 @@
               <w:bottom w:val="single" w:color="BFBFBF" w:sz="4"/>
               <w:right w:val="single" w:color="BFBFBF" w:sz="4"/>
             </w:tcBorders>
-            <w:tcMar>
-              <w:top w:type="dxa" w:w="70"/>
-              <w:left w:type="dxa" w:w="110"/>
-              <w:bottom w:type="dxa" w:w="70"/>
-              <w:right w:type="dxa" w:w="110"/>
-            </w:tcMar>
-          </w:tcPr>
-          <w:p/>
+            <w:shd w:fill="E2EFDA" w:color="auto" w:val="clear"/>
+            <w:tcMar>
+              <w:top w:type="dxa" w:w="70"/>
+              <w:left w:type="dxa" w:w="110"/>
+              <w:bottom w:type="dxa" w:w="70"/>
+              <w:right w:type="dxa" w:w="110"/>
+            </w:tcMar>
+          </w:tcPr>
+          <w:p>
+            <w:r>
+              <w:rPr>
+                <w:rFonts w:ascii="Arial" w:cs="Arial" w:eastAsia="Arial" w:hAnsi="Arial"/>
+                <w:sz w:val="19"/>
+                <w:szCs w:val="19"/>
+              </w:rPr>
+              <w:t xml:space="preserve">Done</w:t>
+            </w:r>
+          </w:p>
         </w:tc>
       </w:tr>
       <w:tr>
@@ -3767,7 +4709,7 @@
               <w:bottom w:val="single" w:color="BFBFBF" w:sz="4"/>
               <w:right w:val="single" w:color="BFBFBF" w:sz="4"/>
             </w:tcBorders>
-            <w:shd w:fill="F2F2F2" w:color="auto" w:val="clear"/>
+            <w:shd w:fill="E2EFDA" w:color="auto" w:val="clear"/>
             <w:tcMar>
               <w:top w:type="dxa" w:w="70"/>
               <w:left w:type="dxa" w:w="110"/>
@@ -3785,7 +4727,7 @@
                 <w:sz w:val="19"/>
                 <w:szCs w:val="19"/>
               </w:rPr>
-              <w:t xml:space="preserve">☐</w:t>
+              <w:t xml:space="preserve">☑</w:t>
             </w:r>
           </w:p>
         </w:tc>
@@ -3798,7 +4740,7 @@
               <w:bottom w:val="single" w:color="BFBFBF" w:sz="4"/>
               <w:right w:val="single" w:color="BFBFBF" w:sz="4"/>
             </w:tcBorders>
-            <w:shd w:fill="F2F2F2" w:color="auto" w:val="clear"/>
+            <w:shd w:fill="E2EFDA" w:color="auto" w:val="clear"/>
             <w:tcMar>
               <w:top w:type="dxa" w:w="70"/>
               <w:left w:type="dxa" w:w="110"/>
@@ -3826,7 +4768,7 @@
               <w:bottom w:val="single" w:color="BFBFBF" w:sz="4"/>
               <w:right w:val="single" w:color="BFBFBF" w:sz="4"/>
             </w:tcBorders>
-            <w:shd w:fill="F2F2F2" w:color="auto" w:val="clear"/>
+            <w:shd w:fill="E2EFDA" w:color="auto" w:val="clear"/>
             <w:tcMar>
               <w:top w:type="dxa" w:w="70"/>
               <w:left w:type="dxa" w:w="110"/>
@@ -3854,7 +4796,7 @@
               <w:bottom w:val="single" w:color="BFBFBF" w:sz="4"/>
               <w:right w:val="single" w:color="BFBFBF" w:sz="4"/>
             </w:tcBorders>
-            <w:shd w:fill="F2F2F2" w:color="auto" w:val="clear"/>
+            <w:shd w:fill="E2EFDA" w:color="auto" w:val="clear"/>
             <w:tcMar>
               <w:top w:type="dxa" w:w="70"/>
               <w:left w:type="dxa" w:w="110"/>
@@ -3882,15 +4824,24 @@
               <w:bottom w:val="single" w:color="BFBFBF" w:sz="4"/>
               <w:right w:val="single" w:color="BFBFBF" w:sz="4"/>
             </w:tcBorders>
-            <w:shd w:fill="F2F2F2" w:color="auto" w:val="clear"/>
-            <w:tcMar>
-              <w:top w:type="dxa" w:w="70"/>
-              <w:left w:type="dxa" w:w="110"/>
-              <w:bottom w:type="dxa" w:w="70"/>
-              <w:right w:type="dxa" w:w="110"/>
-            </w:tcMar>
-          </w:tcPr>
-          <w:p/>
+            <w:shd w:fill="E2EFDA" w:color="auto" w:val="clear"/>
+            <w:tcMar>
+              <w:top w:type="dxa" w:w="70"/>
+              <w:left w:type="dxa" w:w="110"/>
+              <w:bottom w:type="dxa" w:w="70"/>
+              <w:right w:type="dxa" w:w="110"/>
+            </w:tcMar>
+          </w:tcPr>
+          <w:p>
+            <w:r>
+              <w:rPr>
+                <w:rFonts w:ascii="Arial" w:cs="Arial" w:eastAsia="Arial" w:hAnsi="Arial"/>
+                <w:sz w:val="19"/>
+                <w:szCs w:val="19"/>
+              </w:rPr>
+              <w:t xml:space="preserve">Done</w:t>
+            </w:r>
+          </w:p>
         </w:tc>
       </w:tr>
       <w:tr>
@@ -3906,6 +4857,7 @@
               <w:bottom w:val="single" w:color="BFBFBF" w:sz="4"/>
               <w:right w:val="single" w:color="BFBFBF" w:sz="4"/>
             </w:tcBorders>
+            <w:shd w:fill="E2EFDA" w:color="auto" w:val="clear"/>
             <w:tcMar>
               <w:top w:type="dxa" w:w="70"/>
               <w:left w:type="dxa" w:w="110"/>
@@ -3923,7 +4875,7 @@
                 <w:sz w:val="19"/>
                 <w:szCs w:val="19"/>
               </w:rPr>
-              <w:t xml:space="preserve">☐</w:t>
+              <w:t xml:space="preserve">☑</w:t>
             </w:r>
           </w:p>
         </w:tc>
@@ -3936,6 +4888,7 @@
               <w:bottom w:val="single" w:color="BFBFBF" w:sz="4"/>
               <w:right w:val="single" w:color="BFBFBF" w:sz="4"/>
             </w:tcBorders>
+            <w:shd w:fill="E2EFDA" w:color="auto" w:val="clear"/>
             <w:tcMar>
               <w:top w:type="dxa" w:w="70"/>
               <w:left w:type="dxa" w:w="110"/>
@@ -3963,6 +4916,7 @@
               <w:bottom w:val="single" w:color="BFBFBF" w:sz="4"/>
               <w:right w:val="single" w:color="BFBFBF" w:sz="4"/>
             </w:tcBorders>
+            <w:shd w:fill="E2EFDA" w:color="auto" w:val="clear"/>
             <w:tcMar>
               <w:top w:type="dxa" w:w="70"/>
               <w:left w:type="dxa" w:w="110"/>
@@ -3990,6 +4944,7 @@
               <w:bottom w:val="single" w:color="BFBFBF" w:sz="4"/>
               <w:right w:val="single" w:color="BFBFBF" w:sz="4"/>
             </w:tcBorders>
+            <w:shd w:fill="E2EFDA" w:color="auto" w:val="clear"/>
             <w:tcMar>
               <w:top w:type="dxa" w:w="70"/>
               <w:left w:type="dxa" w:w="110"/>
@@ -4017,14 +4972,24 @@
               <w:bottom w:val="single" w:color="BFBFBF" w:sz="4"/>
               <w:right w:val="single" w:color="BFBFBF" w:sz="4"/>
             </w:tcBorders>
-            <w:tcMar>
-              <w:top w:type="dxa" w:w="70"/>
-              <w:left w:type="dxa" w:w="110"/>
-              <w:bottom w:type="dxa" w:w="70"/>
-              <w:right w:type="dxa" w:w="110"/>
-            </w:tcMar>
-          </w:tcPr>
-          <w:p/>
+            <w:shd w:fill="E2EFDA" w:color="auto" w:val="clear"/>
+            <w:tcMar>
+              <w:top w:type="dxa" w:w="70"/>
+              <w:left w:type="dxa" w:w="110"/>
+              <w:bottom w:type="dxa" w:w="70"/>
+              <w:right w:type="dxa" w:w="110"/>
+            </w:tcMar>
+          </w:tcPr>
+          <w:p>
+            <w:r>
+              <w:rPr>
+                <w:rFonts w:ascii="Arial" w:cs="Arial" w:eastAsia="Arial" w:hAnsi="Arial"/>
+                <w:sz w:val="19"/>
+                <w:szCs w:val="19"/>
+              </w:rPr>
+              <w:t xml:space="preserve">Done</w:t>
+            </w:r>
+          </w:p>
         </w:tc>
       </w:tr>
       <w:tr>
@@ -4040,7 +5005,7 @@
               <w:bottom w:val="single" w:color="BFBFBF" w:sz="4"/>
               <w:right w:val="single" w:color="BFBFBF" w:sz="4"/>
             </w:tcBorders>
-            <w:shd w:fill="F2F2F2" w:color="auto" w:val="clear"/>
+            <w:shd w:fill="E2EFDA" w:color="auto" w:val="clear"/>
             <w:tcMar>
               <w:top w:type="dxa" w:w="70"/>
               <w:left w:type="dxa" w:w="110"/>
@@ -4058,7 +5023,7 @@
                 <w:sz w:val="19"/>
                 <w:szCs w:val="19"/>
               </w:rPr>
-              <w:t xml:space="preserve">☐</w:t>
+              <w:t xml:space="preserve">☑</w:t>
             </w:r>
           </w:p>
         </w:tc>
@@ -4071,7 +5036,7 @@
               <w:bottom w:val="single" w:color="BFBFBF" w:sz="4"/>
               <w:right w:val="single" w:color="BFBFBF" w:sz="4"/>
             </w:tcBorders>
-            <w:shd w:fill="F2F2F2" w:color="auto" w:val="clear"/>
+            <w:shd w:fill="E2EFDA" w:color="auto" w:val="clear"/>
             <w:tcMar>
               <w:top w:type="dxa" w:w="70"/>
               <w:left w:type="dxa" w:w="110"/>
@@ -4099,7 +5064,7 @@
               <w:bottom w:val="single" w:color="BFBFBF" w:sz="4"/>
               <w:right w:val="single" w:color="BFBFBF" w:sz="4"/>
             </w:tcBorders>
-            <w:shd w:fill="F2F2F2" w:color="auto" w:val="clear"/>
+            <w:shd w:fill="E2EFDA" w:color="auto" w:val="clear"/>
             <w:tcMar>
               <w:top w:type="dxa" w:w="70"/>
               <w:left w:type="dxa" w:w="110"/>
@@ -4127,7 +5092,7 @@
               <w:bottom w:val="single" w:color="BFBFBF" w:sz="4"/>
               <w:right w:val="single" w:color="BFBFBF" w:sz="4"/>
             </w:tcBorders>
-            <w:shd w:fill="F2F2F2" w:color="auto" w:val="clear"/>
+            <w:shd w:fill="E2EFDA" w:color="auto" w:val="clear"/>
             <w:tcMar>
               <w:top w:type="dxa" w:w="70"/>
               <w:left w:type="dxa" w:w="110"/>
@@ -4155,15 +5120,24 @@
               <w:bottom w:val="single" w:color="BFBFBF" w:sz="4"/>
               <w:right w:val="single" w:color="BFBFBF" w:sz="4"/>
             </w:tcBorders>
-            <w:shd w:fill="F2F2F2" w:color="auto" w:val="clear"/>
-            <w:tcMar>
-              <w:top w:type="dxa" w:w="70"/>
-              <w:left w:type="dxa" w:w="110"/>
-              <w:bottom w:type="dxa" w:w="70"/>
-              <w:right w:type="dxa" w:w="110"/>
-            </w:tcMar>
-          </w:tcPr>
-          <w:p/>
+            <w:shd w:fill="E2EFDA" w:color="auto" w:val="clear"/>
+            <w:tcMar>
+              <w:top w:type="dxa" w:w="70"/>
+              <w:left w:type="dxa" w:w="110"/>
+              <w:bottom w:type="dxa" w:w="70"/>
+              <w:right w:type="dxa" w:w="110"/>
+            </w:tcMar>
+          </w:tcPr>
+          <w:p>
+            <w:r>
+              <w:rPr>
+                <w:rFonts w:ascii="Arial" w:cs="Arial" w:eastAsia="Arial" w:hAnsi="Arial"/>
+                <w:sz w:val="19"/>
+                <w:szCs w:val="19"/>
+              </w:rPr>
+              <w:t xml:space="preserve">Done</w:t>
+            </w:r>
+          </w:p>
         </w:tc>
       </w:tr>
     </w:tbl>
@@ -4301,6 +5275,7 @@
               <w:bottom w:val="single" w:color="BFBFBF" w:sz="4"/>
               <w:right w:val="single" w:color="BFBFBF" w:sz="4"/>
             </w:tcBorders>
+            <w:shd w:fill="E2EFDA" w:color="auto" w:val="clear"/>
             <w:tcMar>
               <w:top w:type="dxa" w:w="70"/>
               <w:left w:type="dxa" w:w="110"/>
@@ -4318,7 +5293,7 @@
                 <w:sz w:val="19"/>
                 <w:szCs w:val="19"/>
               </w:rPr>
-              <w:t xml:space="preserve">☐</w:t>
+              <w:t xml:space="preserve">☑</w:t>
             </w:r>
           </w:p>
         </w:tc>
@@ -4331,6 +5306,7 @@
               <w:bottom w:val="single" w:color="BFBFBF" w:sz="4"/>
               <w:right w:val="single" w:color="BFBFBF" w:sz="4"/>
             </w:tcBorders>
+            <w:shd w:fill="E2EFDA" w:color="auto" w:val="clear"/>
             <w:tcMar>
               <w:top w:type="dxa" w:w="70"/>
               <w:left w:type="dxa" w:w="110"/>
@@ -4368,14 +5344,24 @@
               <w:bottom w:val="single" w:color="BFBFBF" w:sz="4"/>
               <w:right w:val="single" w:color="BFBFBF" w:sz="4"/>
             </w:tcBorders>
-            <w:tcMar>
-              <w:top w:type="dxa" w:w="70"/>
-              <w:left w:type="dxa" w:w="110"/>
-              <w:bottom w:type="dxa" w:w="70"/>
-              <w:right w:type="dxa" w:w="110"/>
-            </w:tcMar>
-          </w:tcPr>
-          <w:p/>
+            <w:shd w:fill="E2EFDA" w:color="auto" w:val="clear"/>
+            <w:tcMar>
+              <w:top w:type="dxa" w:w="70"/>
+              <w:left w:type="dxa" w:w="110"/>
+              <w:bottom w:type="dxa" w:w="70"/>
+              <w:right w:type="dxa" w:w="110"/>
+            </w:tcMar>
+          </w:tcPr>
+          <w:p>
+            <w:r>
+              <w:rPr>
+                <w:rFonts w:ascii="Arial" w:cs="Arial" w:eastAsia="Arial" w:hAnsi="Arial"/>
+                <w:sz w:val="19"/>
+                <w:szCs w:val="19"/>
+              </w:rPr>
+              <w:t xml:space="preserve">Done</w:t>
+            </w:r>
+          </w:p>
         </w:tc>
       </w:tr>
       <w:tr>
@@ -4391,6 +5377,7 @@
               <w:bottom w:val="single" w:color="BFBFBF" w:sz="4"/>
               <w:right w:val="single" w:color="BFBFBF" w:sz="4"/>
             </w:tcBorders>
+            <w:shd w:fill="E2EFDA" w:color="auto" w:val="clear"/>
             <w:tcMar>
               <w:top w:type="dxa" w:w="70"/>
               <w:left w:type="dxa" w:w="110"/>
@@ -4408,7 +5395,7 @@
                 <w:sz w:val="19"/>
                 <w:szCs w:val="19"/>
               </w:rPr>
-              <w:t xml:space="preserve">☐</w:t>
+              <w:t xml:space="preserve">☑</w:t>
             </w:r>
           </w:p>
         </w:tc>
@@ -4421,6 +5408,7 @@
               <w:bottom w:val="single" w:color="BFBFBF" w:sz="4"/>
               <w:right w:val="single" w:color="BFBFBF" w:sz="4"/>
             </w:tcBorders>
+            <w:shd w:fill="E2EFDA" w:color="auto" w:val="clear"/>
             <w:tcMar>
               <w:top w:type="dxa" w:w="70"/>
               <w:left w:type="dxa" w:w="110"/>
@@ -4458,14 +5446,24 @@
               <w:bottom w:val="single" w:color="BFBFBF" w:sz="4"/>
               <w:right w:val="single" w:color="BFBFBF" w:sz="4"/>
             </w:tcBorders>
-            <w:tcMar>
-              <w:top w:type="dxa" w:w="70"/>
-              <w:left w:type="dxa" w:w="110"/>
-              <w:bottom w:type="dxa" w:w="70"/>
-              <w:right w:type="dxa" w:w="110"/>
-            </w:tcMar>
-          </w:tcPr>
-          <w:p/>
+            <w:shd w:fill="E2EFDA" w:color="auto" w:val="clear"/>
+            <w:tcMar>
+              <w:top w:type="dxa" w:w="70"/>
+              <w:left w:type="dxa" w:w="110"/>
+              <w:bottom w:type="dxa" w:w="70"/>
+              <w:right w:type="dxa" w:w="110"/>
+            </w:tcMar>
+          </w:tcPr>
+          <w:p>
+            <w:r>
+              <w:rPr>
+                <w:rFonts w:ascii="Arial" w:cs="Arial" w:eastAsia="Arial" w:hAnsi="Arial"/>
+                <w:sz w:val="19"/>
+                <w:szCs w:val="19"/>
+              </w:rPr>
+              <w:t xml:space="preserve">Done</w:t>
+            </w:r>
+          </w:p>
         </w:tc>
       </w:tr>
       <w:tr>
@@ -4481,6 +5479,7 @@
               <w:bottom w:val="single" w:color="BFBFBF" w:sz="4"/>
               <w:right w:val="single" w:color="BFBFBF" w:sz="4"/>
             </w:tcBorders>
+            <w:shd w:fill="E2EFDA" w:color="auto" w:val="clear"/>
             <w:tcMar>
               <w:top w:type="dxa" w:w="70"/>
               <w:left w:type="dxa" w:w="110"/>
@@ -4498,7 +5497,7 @@
                 <w:sz w:val="19"/>
                 <w:szCs w:val="19"/>
               </w:rPr>
-              <w:t xml:space="preserve">☐</w:t>
+              <w:t xml:space="preserve">☑</w:t>
             </w:r>
           </w:p>
         </w:tc>
@@ -4511,6 +5510,7 @@
               <w:bottom w:val="single" w:color="BFBFBF" w:sz="4"/>
               <w:right w:val="single" w:color="BFBFBF" w:sz="4"/>
             </w:tcBorders>
+            <w:shd w:fill="E2EFDA" w:color="auto" w:val="clear"/>
             <w:tcMar>
               <w:top w:type="dxa" w:w="70"/>
               <w:left w:type="dxa" w:w="110"/>
@@ -4548,14 +5548,24 @@
               <w:bottom w:val="single" w:color="BFBFBF" w:sz="4"/>
               <w:right w:val="single" w:color="BFBFBF" w:sz="4"/>
             </w:tcBorders>
-            <w:tcMar>
-              <w:top w:type="dxa" w:w="70"/>
-              <w:left w:type="dxa" w:w="110"/>
-              <w:bottom w:type="dxa" w:w="70"/>
-              <w:right w:type="dxa" w:w="110"/>
-            </w:tcMar>
-          </w:tcPr>
-          <w:p/>
+            <w:shd w:fill="E2EFDA" w:color="auto" w:val="clear"/>
+            <w:tcMar>
+              <w:top w:type="dxa" w:w="70"/>
+              <w:left w:type="dxa" w:w="110"/>
+              <w:bottom w:type="dxa" w:w="70"/>
+              <w:right w:type="dxa" w:w="110"/>
+            </w:tcMar>
+          </w:tcPr>
+          <w:p>
+            <w:r>
+              <w:rPr>
+                <w:rFonts w:ascii="Arial" w:cs="Arial" w:eastAsia="Arial" w:hAnsi="Arial"/>
+                <w:sz w:val="19"/>
+                <w:szCs w:val="19"/>
+              </w:rPr>
+              <w:t xml:space="preserve">Done</w:t>
+            </w:r>
+          </w:p>
         </w:tc>
       </w:tr>
       <w:tr>
@@ -4571,6 +5581,7 @@
               <w:bottom w:val="single" w:color="BFBFBF" w:sz="4"/>
               <w:right w:val="single" w:color="BFBFBF" w:sz="4"/>
             </w:tcBorders>
+            <w:shd w:fill="E2EFDA" w:color="auto" w:val="clear"/>
             <w:tcMar>
               <w:top w:type="dxa" w:w="70"/>
               <w:left w:type="dxa" w:w="110"/>
@@ -4588,7 +5599,7 @@
                 <w:sz w:val="19"/>
                 <w:szCs w:val="19"/>
               </w:rPr>
-              <w:t xml:space="preserve">☐</w:t>
+              <w:t xml:space="preserve">☑</w:t>
             </w:r>
           </w:p>
         </w:tc>
@@ -4601,6 +5612,7 @@
               <w:bottom w:val="single" w:color="BFBFBF" w:sz="4"/>
               <w:right w:val="single" w:color="BFBFBF" w:sz="4"/>
             </w:tcBorders>
+            <w:shd w:fill="E2EFDA" w:color="auto" w:val="clear"/>
             <w:tcMar>
               <w:top w:type="dxa" w:w="70"/>
               <w:left w:type="dxa" w:w="110"/>
@@ -4638,14 +5650,24 @@
               <w:bottom w:val="single" w:color="BFBFBF" w:sz="4"/>
               <w:right w:val="single" w:color="BFBFBF" w:sz="4"/>
             </w:tcBorders>
-            <w:tcMar>
-              <w:top w:type="dxa" w:w="70"/>
-              <w:left w:type="dxa" w:w="110"/>
-              <w:bottom w:type="dxa" w:w="70"/>
-              <w:right w:type="dxa" w:w="110"/>
-            </w:tcMar>
-          </w:tcPr>
-          <w:p/>
+            <w:shd w:fill="E2EFDA" w:color="auto" w:val="clear"/>
+            <w:tcMar>
+              <w:top w:type="dxa" w:w="70"/>
+              <w:left w:type="dxa" w:w="110"/>
+              <w:bottom w:type="dxa" w:w="70"/>
+              <w:right w:type="dxa" w:w="110"/>
+            </w:tcMar>
+          </w:tcPr>
+          <w:p>
+            <w:r>
+              <w:rPr>
+                <w:rFonts w:ascii="Arial" w:cs="Arial" w:eastAsia="Arial" w:hAnsi="Arial"/>
+                <w:sz w:val="19"/>
+                <w:szCs w:val="19"/>
+              </w:rPr>
+              <w:t xml:space="preserve">Done</w:t>
+            </w:r>
+          </w:p>
         </w:tc>
       </w:tr>
       <w:tr>
@@ -4661,6 +5683,7 @@
               <w:bottom w:val="single" w:color="BFBFBF" w:sz="4"/>
               <w:right w:val="single" w:color="BFBFBF" w:sz="4"/>
             </w:tcBorders>
+            <w:shd w:fill="E2EFDA" w:color="auto" w:val="clear"/>
             <w:tcMar>
               <w:top w:type="dxa" w:w="70"/>
               <w:left w:type="dxa" w:w="110"/>
@@ -4678,7 +5701,7 @@
                 <w:sz w:val="19"/>
                 <w:szCs w:val="19"/>
               </w:rPr>
-              <w:t xml:space="preserve">☐</w:t>
+              <w:t xml:space="preserve">☑</w:t>
             </w:r>
           </w:p>
         </w:tc>
@@ -4691,6 +5714,7 @@
               <w:bottom w:val="single" w:color="BFBFBF" w:sz="4"/>
               <w:right w:val="single" w:color="BFBFBF" w:sz="4"/>
             </w:tcBorders>
+            <w:shd w:fill="E2EFDA" w:color="auto" w:val="clear"/>
             <w:tcMar>
               <w:top w:type="dxa" w:w="70"/>
               <w:left w:type="dxa" w:w="110"/>
@@ -4728,14 +5752,24 @@
               <w:bottom w:val="single" w:color="BFBFBF" w:sz="4"/>
               <w:right w:val="single" w:color="BFBFBF" w:sz="4"/>
             </w:tcBorders>
-            <w:tcMar>
-              <w:top w:type="dxa" w:w="70"/>
-              <w:left w:type="dxa" w:w="110"/>
-              <w:bottom w:type="dxa" w:w="70"/>
-              <w:right w:type="dxa" w:w="110"/>
-            </w:tcMar>
-          </w:tcPr>
-          <w:p/>
+            <w:shd w:fill="E2EFDA" w:color="auto" w:val="clear"/>
+            <w:tcMar>
+              <w:top w:type="dxa" w:w="70"/>
+              <w:left w:type="dxa" w:w="110"/>
+              <w:bottom w:type="dxa" w:w="70"/>
+              <w:right w:type="dxa" w:w="110"/>
+            </w:tcMar>
+          </w:tcPr>
+          <w:p>
+            <w:r>
+              <w:rPr>
+                <w:rFonts w:ascii="Arial" w:cs="Arial" w:eastAsia="Arial" w:hAnsi="Arial"/>
+                <w:sz w:val="19"/>
+                <w:szCs w:val="19"/>
+              </w:rPr>
+              <w:t xml:space="preserve">Done</w:t>
+            </w:r>
+          </w:p>
         </w:tc>
       </w:tr>
     </w:tbl>
@@ -4744,7 +5778,7 @@
         <w:pStyle w:val="Heading1"/>
       </w:pPr>
       <w:r>
-        <w:t xml:space="preserve">Phase 4: Remove the AP-level override</w:t>
+        <w:t xml:space="preserve">Phase 4: Remove the AP-level override ✅</w:t>
       </w:r>
     </w:p>
     <w:tbl>
@@ -4876,6 +5910,7 @@
               <w:bottom w:val="single" w:color="BFBFBF" w:sz="4"/>
               <w:right w:val="single" w:color="BFBFBF" w:sz="4"/>
             </w:tcBorders>
+            <w:shd w:fill="E2EFDA" w:color="auto" w:val="clear"/>
             <w:tcMar>
               <w:top w:type="dxa" w:w="70"/>
               <w:left w:type="dxa" w:w="110"/>
@@ -4893,7 +5928,7 @@
                 <w:sz w:val="19"/>
                 <w:szCs w:val="19"/>
               </w:rPr>
-              <w:t xml:space="preserve">☐</w:t>
+              <w:t xml:space="preserve">☑</w:t>
             </w:r>
           </w:p>
         </w:tc>
@@ -4906,6 +5941,7 @@
               <w:bottom w:val="single" w:color="BFBFBF" w:sz="4"/>
               <w:right w:val="single" w:color="BFBFBF" w:sz="4"/>
             </w:tcBorders>
+            <w:shd w:fill="E2EFDA" w:color="auto" w:val="clear"/>
             <w:tcMar>
               <w:top w:type="dxa" w:w="70"/>
               <w:left w:type="dxa" w:w="110"/>
@@ -4969,14 +6005,24 @@
               <w:bottom w:val="single" w:color="BFBFBF" w:sz="4"/>
               <w:right w:val="single" w:color="BFBFBF" w:sz="4"/>
             </w:tcBorders>
-            <w:tcMar>
-              <w:top w:type="dxa" w:w="70"/>
-              <w:left w:type="dxa" w:w="110"/>
-              <w:bottom w:type="dxa" w:w="70"/>
-              <w:right w:type="dxa" w:w="110"/>
-            </w:tcMar>
-          </w:tcPr>
-          <w:p/>
+            <w:shd w:fill="E2EFDA" w:color="auto" w:val="clear"/>
+            <w:tcMar>
+              <w:top w:type="dxa" w:w="70"/>
+              <w:left w:type="dxa" w:w="110"/>
+              <w:bottom w:type="dxa" w:w="70"/>
+              <w:right w:type="dxa" w:w="110"/>
+            </w:tcMar>
+          </w:tcPr>
+          <w:p>
+            <w:r>
+              <w:rPr>
+                <w:rFonts w:ascii="Arial" w:cs="Arial" w:eastAsia="Arial" w:hAnsi="Arial"/>
+                <w:sz w:val="19"/>
+                <w:szCs w:val="19"/>
+              </w:rPr>
+              <w:t xml:space="preserve">Done</w:t>
+            </w:r>
+          </w:p>
         </w:tc>
       </w:tr>
       <w:tr>
@@ -4992,6 +6038,7 @@
               <w:bottom w:val="single" w:color="BFBFBF" w:sz="4"/>
               <w:right w:val="single" w:color="BFBFBF" w:sz="4"/>
             </w:tcBorders>
+            <w:shd w:fill="E2EFDA" w:color="auto" w:val="clear"/>
             <w:tcMar>
               <w:top w:type="dxa" w:w="70"/>
               <w:left w:type="dxa" w:w="110"/>
@@ -5009,7 +6056,7 @@
                 <w:sz w:val="19"/>
                 <w:szCs w:val="19"/>
               </w:rPr>
-              <w:t xml:space="preserve">☐</w:t>
+              <w:t xml:space="preserve">☑</w:t>
             </w:r>
           </w:p>
         </w:tc>
@@ -5022,21 +6069,22 @@
               <w:bottom w:val="single" w:color="BFBFBF" w:sz="4"/>
               <w:right w:val="single" w:color="BFBFBF" w:sz="4"/>
             </w:tcBorders>
-            <w:tcMar>
-              <w:top w:type="dxa" w:w="70"/>
-              <w:left w:type="dxa" w:w="110"/>
-              <w:bottom w:type="dxa" w:w="70"/>
-              <w:right w:type="dxa" w:w="110"/>
-            </w:tcMar>
-          </w:tcPr>
-          <w:p>
-            <w:r>
-              <w:rPr>
-                <w:rFonts w:ascii="Arial" w:cs="Arial" w:eastAsia="Arial" w:hAnsi="Arial"/>
-                <w:sz w:val="19"/>
-                <w:szCs w:val="19"/>
-              </w:rPr>
-              <w:t xml:space="preserve">Re-test the pilot room. It should still work, now with the settings coming from the zone.</w:t>
+            <w:shd w:fill="E2EFDA" w:color="auto" w:val="clear"/>
+            <w:tcMar>
+              <w:top w:type="dxa" w:w="70"/>
+              <w:left w:type="dxa" w:w="110"/>
+              <w:bottom w:type="dxa" w:w="70"/>
+              <w:right w:type="dxa" w:w="110"/>
+            </w:tcMar>
+          </w:tcPr>
+          <w:p>
+            <w:r>
+              <w:rPr>
+                <w:rFonts w:ascii="Arial" w:cs="Arial" w:eastAsia="Arial" w:hAnsi="Arial"/>
+                <w:sz w:val="19"/>
+                <w:szCs w:val="19"/>
+              </w:rPr>
+              <w:t xml:space="preserve">Re-test the pilot room. It still works, now with the settings coming from the zone.</w:t>
             </w:r>
           </w:p>
         </w:tc>
@@ -5049,14 +6097,24 @@
               <w:bottom w:val="single" w:color="BFBFBF" w:sz="4"/>
               <w:right w:val="single" w:color="BFBFBF" w:sz="4"/>
             </w:tcBorders>
-            <w:tcMar>
-              <w:top w:type="dxa" w:w="70"/>
-              <w:left w:type="dxa" w:w="110"/>
-              <w:bottom w:type="dxa" w:w="70"/>
-              <w:right w:type="dxa" w:w="110"/>
-            </w:tcMar>
-          </w:tcPr>
-          <w:p/>
+            <w:shd w:fill="E2EFDA" w:color="auto" w:val="clear"/>
+            <w:tcMar>
+              <w:top w:type="dxa" w:w="70"/>
+              <w:left w:type="dxa" w:w="110"/>
+              <w:bottom w:type="dxa" w:w="70"/>
+              <w:right w:type="dxa" w:w="110"/>
+            </w:tcMar>
+          </w:tcPr>
+          <w:p>
+            <w:r>
+              <w:rPr>
+                <w:rFonts w:ascii="Arial" w:cs="Arial" w:eastAsia="Arial" w:hAnsi="Arial"/>
+                <w:sz w:val="19"/>
+                <w:szCs w:val="19"/>
+              </w:rPr>
+              <w:t xml:space="preserve">Done</w:t>
+            </w:r>
+          </w:p>
         </w:tc>
       </w:tr>
     </w:tbl>
@@ -5065,7 +6123,7 @@
         <w:pStyle w:val="Heading1"/>
       </w:pPr>
       <w:r>
-        <w:t xml:space="preserve">Phase 5: Fix the stray APs</w:t>
+        <w:t xml:space="preserve">Phase 5: Fix the stray APs ✅</w:t>
       </w:r>
     </w:p>
     <w:tbl>
@@ -5197,6 +6255,7 @@
               <w:bottom w:val="single" w:color="BFBFBF" w:sz="4"/>
               <w:right w:val="single" w:color="BFBFBF" w:sz="4"/>
             </w:tcBorders>
+            <w:shd w:fill="E2EFDA" w:color="auto" w:val="clear"/>
             <w:tcMar>
               <w:top w:type="dxa" w:w="70"/>
               <w:left w:type="dxa" w:w="110"/>
@@ -5214,7 +6273,7 @@
                 <w:sz w:val="19"/>
                 <w:szCs w:val="19"/>
               </w:rPr>
-              <w:t xml:space="preserve">☐</w:t>
+              <w:t xml:space="preserve">☑</w:t>
             </w:r>
           </w:p>
         </w:tc>
@@ -5227,6 +6286,7 @@
               <w:bottom w:val="single" w:color="BFBFBF" w:sz="4"/>
               <w:right w:val="single" w:color="BFBFBF" w:sz="4"/>
             </w:tcBorders>
+            <w:shd w:fill="E2EFDA" w:color="auto" w:val="clear"/>
             <w:tcMar>
               <w:top w:type="dxa" w:w="70"/>
               <w:left w:type="dxa" w:w="110"/>
@@ -5249,7 +6309,7 @@
                 <w:sz w:val="19"/>
                 <w:szCs w:val="19"/>
               </w:rPr>
-              <w:t xml:space="preserve"> (Clarke 1st Floor CL124, blank AP group): move it into </w:t>
+              <w:t xml:space="preserve"> (Clarke 1st Floor CL124, blank AP group): moved into </w:t>
             </w:r>
             <w:r>
               <w:rPr>
@@ -5272,14 +6332,24 @@
               <w:bottom w:val="single" w:color="BFBFBF" w:sz="4"/>
               <w:right w:val="single" w:color="BFBFBF" w:sz="4"/>
             </w:tcBorders>
-            <w:tcMar>
-              <w:top w:type="dxa" w:w="70"/>
-              <w:left w:type="dxa" w:w="110"/>
-              <w:bottom w:type="dxa" w:w="70"/>
-              <w:right w:type="dxa" w:w="110"/>
-            </w:tcMar>
-          </w:tcPr>
-          <w:p/>
+            <w:shd w:fill="E2EFDA" w:color="auto" w:val="clear"/>
+            <w:tcMar>
+              <w:top w:type="dxa" w:w="70"/>
+              <w:left w:type="dxa" w:w="110"/>
+              <w:bottom w:type="dxa" w:w="70"/>
+              <w:right w:type="dxa" w:w="110"/>
+            </w:tcMar>
+          </w:tcPr>
+          <w:p>
+            <w:r>
+              <w:rPr>
+                <w:rFonts w:ascii="Arial" w:cs="Arial" w:eastAsia="Arial" w:hAnsi="Arial"/>
+                <w:sz w:val="19"/>
+                <w:szCs w:val="19"/>
+              </w:rPr>
+              <w:t xml:space="preserve">Done</w:t>
+            </w:r>
+          </w:p>
         </w:tc>
       </w:tr>
       <w:tr>
@@ -5295,6 +6365,7 @@
               <w:bottom w:val="single" w:color="BFBFBF" w:sz="4"/>
               <w:right w:val="single" w:color="BFBFBF" w:sz="4"/>
             </w:tcBorders>
+            <w:shd w:fill="E2EFDA" w:color="auto" w:val="clear"/>
             <w:tcMar>
               <w:top w:type="dxa" w:w="70"/>
               <w:left w:type="dxa" w:w="110"/>
@@ -5312,7 +6383,7 @@
                 <w:sz w:val="19"/>
                 <w:szCs w:val="19"/>
               </w:rPr>
-              <w:t xml:space="preserve">☐</w:t>
+              <w:t xml:space="preserve">☑</w:t>
             </w:r>
           </w:p>
         </w:tc>
@@ -5325,6 +6396,7 @@
               <w:bottom w:val="single" w:color="BFBFBF" w:sz="4"/>
               <w:right w:val="single" w:color="BFBFBF" w:sz="4"/>
             </w:tcBorders>
+            <w:shd w:fill="E2EFDA" w:color="auto" w:val="clear"/>
             <w:tcMar>
               <w:top w:type="dxa" w:w="70"/>
               <w:left w:type="dxa" w:w="110"/>
@@ -5363,7 +6435,25 @@
                 <w:sz w:val="19"/>
                 <w:szCs w:val="19"/>
               </w:rPr>
-              <w:t xml:space="preserve">): find out what it is. If it's an in-room AP, move it into the correct TC group.</w:t>
+              <w:t xml:space="preserve">): confirmed as a </w:t>
+            </w:r>
+            <w:r>
+              <w:rPr>
+                <w:rFonts w:ascii="Arial" w:cs="Arial" w:eastAsia="Arial" w:hAnsi="Arial"/>
+                <w:b/>
+                <w:bCs/>
+                <w:sz w:val="19"/>
+                <w:szCs w:val="19"/>
+              </w:rPr>
+              <w:t xml:space="preserve">test AP</w:t>
+            </w:r>
+            <w:r>
+              <w:rPr>
+                <w:rFonts w:ascii="Arial" w:cs="Arial" w:eastAsia="Arial" w:hAnsi="Arial"/>
+                <w:sz w:val="19"/>
+                <w:szCs w:val="19"/>
+              </w:rPr>
+              <w:t xml:space="preserve">, so no change</w:t>
             </w:r>
           </w:p>
         </w:tc>
@@ -5376,14 +6466,24 @@
               <w:bottom w:val="single" w:color="BFBFBF" w:sz="4"/>
               <w:right w:val="single" w:color="BFBFBF" w:sz="4"/>
             </w:tcBorders>
-            <w:tcMar>
-              <w:top w:type="dxa" w:w="70"/>
-              <w:left w:type="dxa" w:w="110"/>
-              <w:bottom w:type="dxa" w:w="70"/>
-              <w:right w:type="dxa" w:w="110"/>
-            </w:tcMar>
-          </w:tcPr>
-          <w:p/>
+            <w:shd w:fill="E2EFDA" w:color="auto" w:val="clear"/>
+            <w:tcMar>
+              <w:top w:type="dxa" w:w="70"/>
+              <w:left w:type="dxa" w:w="110"/>
+              <w:bottom w:type="dxa" w:w="70"/>
+              <w:right w:type="dxa" w:w="110"/>
+            </w:tcMar>
+          </w:tcPr>
+          <w:p>
+            <w:r>
+              <w:rPr>
+                <w:rFonts w:ascii="Arial" w:cs="Arial" w:eastAsia="Arial" w:hAnsi="Arial"/>
+                <w:sz w:val="19"/>
+                <w:szCs w:val="19"/>
+              </w:rPr>
+              <w:t xml:space="preserve">Done</w:t>
+            </w:r>
+          </w:p>
         </w:tc>
       </w:tr>
     </w:tbl>
@@ -5710,6 +6810,7 @@
               <w:bottom w:val="single" w:color="BFBFBF" w:sz="4"/>
               <w:right w:val="single" w:color="BFBFBF" w:sz="4"/>
             </w:tcBorders>
+            <w:shd w:fill="E2EFDA" w:color="auto" w:val="clear"/>
             <w:tcMar>
               <w:top w:type="dxa" w:w="70"/>
               <w:left w:type="dxa" w:w="110"/>
@@ -5727,7 +6828,7 @@
                 <w:sz w:val="19"/>
                 <w:szCs w:val="19"/>
               </w:rPr>
-              <w:t xml:space="preserve">☐</w:t>
+              <w:t xml:space="preserve">☑</w:t>
             </w:r>
           </w:p>
         </w:tc>
@@ -5740,21 +6841,38 @@
               <w:bottom w:val="single" w:color="BFBFBF" w:sz="4"/>
               <w:right w:val="single" w:color="BFBFBF" w:sz="4"/>
             </w:tcBorders>
-            <w:tcMar>
-              <w:top w:type="dxa" w:w="70"/>
-              <w:left w:type="dxa" w:w="110"/>
-              <w:bottom w:type="dxa" w:w="70"/>
-              <w:right w:type="dxa" w:w="110"/>
-            </w:tcMar>
-          </w:tcPr>
-          <w:p>
-            <w:r>
-              <w:rPr>
-                <w:rFonts w:ascii="Arial" w:cs="Arial" w:eastAsia="Arial" w:hAnsi="Arial"/>
-                <w:sz w:val="19"/>
-                <w:szCs w:val="19"/>
-              </w:rPr>
-              <w:t xml:space="preserve">AP list: all 396 H510/H550s are online with their configuration up to date</w:t>
+            <w:shd w:fill="E2EFDA" w:color="auto" w:val="clear"/>
+            <w:tcMar>
+              <w:top w:type="dxa" w:w="70"/>
+              <w:left w:type="dxa" w:w="110"/>
+              <w:bottom w:type="dxa" w:w="70"/>
+              <w:right w:type="dxa" w:w="110"/>
+            </w:tcMar>
+          </w:tcPr>
+          <w:p>
+            <w:r>
+              <w:rPr>
+                <w:rFonts w:ascii="Arial" w:cs="Arial" w:eastAsia="Arial" w:hAnsi="Arial"/>
+                <w:sz w:val="19"/>
+                <w:szCs w:val="19"/>
+              </w:rPr>
+              <w:t xml:space="preserve">AP list (export after the change): 395 of 396 H510/H550s online and up to date. The one offline AP, </w:t>
+            </w:r>
+            <w:r>
+              <w:rPr>
+                <w:rFonts w:ascii="Consolas" w:cs="Consolas" w:eastAsia="Consolas" w:hAnsi="Consolas"/>
+                <w:sz w:val="18"/>
+                <w:szCs w:val="18"/>
+              </w:rPr>
+              <w:t xml:space="preserve">94:BF:C4:03:0D:50</w:t>
+            </w:r>
+            <w:r>
+              <w:rPr>
+                <w:rFonts w:ascii="Arial" w:cs="Arial" w:eastAsia="Arial" w:hAnsi="Arial"/>
+                <w:sz w:val="19"/>
+                <w:szCs w:val="19"/>
+              </w:rPr>
+              <w:t xml:space="preserve"> in TC-Gourlay, was already offline before the change. No AP went offline because of the change.</w:t>
             </w:r>
           </w:p>
         </w:tc>
@@ -5767,14 +6885,24 @@
               <w:bottom w:val="single" w:color="BFBFBF" w:sz="4"/>
               <w:right w:val="single" w:color="BFBFBF" w:sz="4"/>
             </w:tcBorders>
-            <w:tcMar>
-              <w:top w:type="dxa" w:w="70"/>
-              <w:left w:type="dxa" w:w="110"/>
-              <w:bottom w:type="dxa" w:w="70"/>
-              <w:right w:type="dxa" w:w="110"/>
-            </w:tcMar>
-          </w:tcPr>
-          <w:p/>
+            <w:shd w:fill="E2EFDA" w:color="auto" w:val="clear"/>
+            <w:tcMar>
+              <w:top w:type="dxa" w:w="70"/>
+              <w:left w:type="dxa" w:w="110"/>
+              <w:bottom w:type="dxa" w:w="70"/>
+              <w:right w:type="dxa" w:w="110"/>
+            </w:tcMar>
+          </w:tcPr>
+          <w:p>
+            <w:r>
+              <w:rPr>
+                <w:rFonts w:ascii="Arial" w:cs="Arial" w:eastAsia="Arial" w:hAnsi="Arial"/>
+                <w:sz w:val="19"/>
+                <w:szCs w:val="19"/>
+              </w:rPr>
+              <w:t xml:space="preserve">Done</w:t>
+            </w:r>
+          </w:p>
         </w:tc>
       </w:tr>
       <w:tr>
@@ -5858,6 +6986,4099 @@
         </w:tc>
       </w:tr>
     </w:tbl>
+    <w:p>
+      <w:pPr>
+        <w:pStyle w:val="Heading1"/>
+      </w:pPr>
+      <w:r>
+        <w:t xml:space="preserve">WLAN group change: NEG SEG 2026</w:t>
+      </w:r>
+    </w:p>
+    <w:p>
+      <w:pPr>
+        <w:spacing w:after="120"/>
+      </w:pPr>
+      <w:r>
+        <w:rPr>
+          <w:rFonts w:ascii="Arial" w:cs="Arial" w:eastAsia="Arial" w:hAnsi="Arial"/>
+          <w:sz w:val="20"/>
+          <w:szCs w:val="20"/>
+        </w:rPr>
+        <w:t xml:space="preserve">In the same window, the APs' WLAN groups were moved to </w:t>
+      </w:r>
+      <w:r>
+        <w:rPr>
+          <w:rFonts w:ascii="Arial" w:cs="Arial" w:eastAsia="Arial" w:hAnsi="Arial"/>
+          <w:b/>
+          <w:bCs/>
+          <w:sz w:val="20"/>
+          <w:szCs w:val="20"/>
+        </w:rPr>
+        <w:t xml:space="preserve">NEG SEG 2026</w:t>
+      </w:r>
+      <w:r>
+        <w:rPr>
+          <w:rFonts w:ascii="Arial" w:cs="Arial" w:eastAsia="Arial" w:hAnsi="Arial"/>
+          <w:sz w:val="20"/>
+          <w:szCs w:val="20"/>
+        </w:rPr>
+        <w:t xml:space="preserve">, and AP-level WLAN group exceptions were cleared. This table compares AP list exports from before and after the change. No AP has a 6GHz radio, so the 6GHz WLAN group is blank for every AP.</w:t>
+      </w:r>
+    </w:p>
+    <w:tbl>
+      <w:tblPr>
+        <w:tblW w:type="dxa" w:w="9638"/>
+        <w:tblBorders>
+          <w:top w:val="single" w:color="auto" w:sz="4"/>
+          <w:left w:val="single" w:color="auto" w:sz="4"/>
+          <w:bottom w:val="single" w:color="auto" w:sz="4"/>
+          <w:right w:val="single" w:color="auto" w:sz="4"/>
+          <w:insideH w:val="single" w:color="auto" w:sz="4"/>
+          <w:insideV w:val="single" w:color="auto" w:sz="4"/>
+        </w:tblBorders>
+        <w:tblLayout w:type="fixed"/>
+      </w:tblPr>
+      <w:tblGrid>
+        <w:gridCol w:w="3300"/>
+        <w:gridCol w:w="3169"/>
+        <w:gridCol w:w="3169"/>
+      </w:tblGrid>
+      <w:tr>
+        <w:trPr>
+          <w:tblHeader/>
+        </w:trPr>
+        <w:tc>
+          <w:tcPr>
+            <w:tcW w:type="dxa" w:w="3300"/>
+            <w:tcBorders>
+              <w:top w:val="single" w:color="BFBFBF" w:sz="4"/>
+              <w:left w:val="single" w:color="BFBFBF" w:sz="4"/>
+              <w:bottom w:val="single" w:color="BFBFBF" w:sz="4"/>
+              <w:right w:val="single" w:color="BFBFBF" w:sz="4"/>
+            </w:tcBorders>
+            <w:shd w:fill="1F3864" w:color="auto" w:val="clear"/>
+            <w:tcMar>
+              <w:top w:type="dxa" w:w="70"/>
+              <w:left w:type="dxa" w:w="110"/>
+              <w:bottom w:type="dxa" w:w="70"/>
+              <w:right w:type="dxa" w:w="110"/>
+            </w:tcMar>
+          </w:tcPr>
+          <w:p>
+            <w:r>
+              <w:rPr>
+                <w:rFonts w:ascii="Arial" w:cs="Arial" w:eastAsia="Arial" w:hAnsi="Arial"/>
+                <w:b/>
+                <w:bCs/>
+                <w:color w:val="FFFFFF"/>
+                <w:sz w:val="19"/>
+                <w:szCs w:val="19"/>
+              </w:rPr>
+              <w:t xml:space="preserve">AP group</w:t>
+            </w:r>
+          </w:p>
+        </w:tc>
+        <w:tc>
+          <w:tcPr>
+            <w:tcW w:type="dxa" w:w="3169"/>
+            <w:tcBorders>
+              <w:top w:val="single" w:color="BFBFBF" w:sz="4"/>
+              <w:left w:val="single" w:color="BFBFBF" w:sz="4"/>
+              <w:bottom w:val="single" w:color="BFBFBF" w:sz="4"/>
+              <w:right w:val="single" w:color="BFBFBF" w:sz="4"/>
+            </w:tcBorders>
+            <w:shd w:fill="1F3864" w:color="auto" w:val="clear"/>
+            <w:tcMar>
+              <w:top w:type="dxa" w:w="70"/>
+              <w:left w:type="dxa" w:w="110"/>
+              <w:bottom w:type="dxa" w:w="70"/>
+              <w:right w:type="dxa" w:w="110"/>
+            </w:tcMar>
+          </w:tcPr>
+          <w:p>
+            <w:r>
+              <w:rPr>
+                <w:rFonts w:ascii="Arial" w:cs="Arial" w:eastAsia="Arial" w:hAnsi="Arial"/>
+                <w:b/>
+                <w:bCs/>
+                <w:color w:val="FFFFFF"/>
+                <w:sz w:val="19"/>
+                <w:szCs w:val="19"/>
+              </w:rPr>
+              <w:t xml:space="preserve">Before (2.4GHz / 5GHz)</w:t>
+            </w:r>
+          </w:p>
+        </w:tc>
+        <w:tc>
+          <w:tcPr>
+            <w:tcW w:type="dxa" w:w="3169"/>
+            <w:tcBorders>
+              <w:top w:val="single" w:color="BFBFBF" w:sz="4"/>
+              <w:left w:val="single" w:color="BFBFBF" w:sz="4"/>
+              <w:bottom w:val="single" w:color="BFBFBF" w:sz="4"/>
+              <w:right w:val="single" w:color="BFBFBF" w:sz="4"/>
+            </w:tcBorders>
+            <w:shd w:fill="1F3864" w:color="auto" w:val="clear"/>
+            <w:tcMar>
+              <w:top w:type="dxa" w:w="70"/>
+              <w:left w:type="dxa" w:w="110"/>
+              <w:bottom w:type="dxa" w:w="70"/>
+              <w:right w:type="dxa" w:w="110"/>
+            </w:tcMar>
+          </w:tcPr>
+          <w:p>
+            <w:r>
+              <w:rPr>
+                <w:rFonts w:ascii="Arial" w:cs="Arial" w:eastAsia="Arial" w:hAnsi="Arial"/>
+                <w:b/>
+                <w:bCs/>
+                <w:color w:val="FFFFFF"/>
+                <w:sz w:val="19"/>
+                <w:szCs w:val="19"/>
+              </w:rPr>
+              <w:t xml:space="preserve">After (2.4GHz / 5GHz)</w:t>
+            </w:r>
+          </w:p>
+        </w:tc>
+      </w:tr>
+      <w:tr>
+        <w:trPr>
+          <w:cantSplit/>
+        </w:trPr>
+        <w:tc>
+          <w:tcPr>
+            <w:tcW w:type="dxa" w:w="3300"/>
+            <w:tcBorders>
+              <w:top w:val="single" w:color="BFBFBF" w:sz="4"/>
+              <w:left w:val="single" w:color="BFBFBF" w:sz="4"/>
+              <w:bottom w:val="single" w:color="BFBFBF" w:sz="4"/>
+              <w:right w:val="single" w:color="BFBFBF" w:sz="4"/>
+            </w:tcBorders>
+            <w:tcMar>
+              <w:top w:type="dxa" w:w="70"/>
+              <w:left w:type="dxa" w:w="110"/>
+              <w:bottom w:type="dxa" w:w="70"/>
+              <w:right w:type="dxa" w:w="110"/>
+            </w:tcMar>
+          </w:tcPr>
+          <w:p>
+            <w:r>
+              <w:rPr>
+                <w:rFonts w:ascii="Arial" w:cs="Arial" w:eastAsia="Arial" w:hAnsi="Arial"/>
+                <w:sz w:val="19"/>
+                <w:szCs w:val="19"/>
+              </w:rPr>
+              <w:t xml:space="preserve">default</w:t>
+            </w:r>
+          </w:p>
+        </w:tc>
+        <w:tc>
+          <w:tcPr>
+            <w:tcW w:type="dxa" w:w="3169"/>
+            <w:tcBorders>
+              <w:top w:val="single" w:color="BFBFBF" w:sz="4"/>
+              <w:left w:val="single" w:color="BFBFBF" w:sz="4"/>
+              <w:bottom w:val="single" w:color="BFBFBF" w:sz="4"/>
+              <w:right w:val="single" w:color="BFBFBF" w:sz="4"/>
+            </w:tcBorders>
+            <w:tcMar>
+              <w:top w:type="dxa" w:w="70"/>
+              <w:left w:type="dxa" w:w="110"/>
+              <w:bottom w:type="dxa" w:w="70"/>
+              <w:right w:type="dxa" w:w="110"/>
+            </w:tcMar>
+          </w:tcPr>
+          <w:p>
+            <w:r>
+              <w:rPr>
+                <w:rFonts w:ascii="Arial" w:cs="Arial" w:eastAsia="Arial" w:hAnsi="Arial"/>
+                <w:sz w:val="19"/>
+                <w:szCs w:val="19"/>
+              </w:rPr>
+              <w:t xml:space="preserve">default</w:t>
+            </w:r>
+          </w:p>
+        </w:tc>
+        <w:tc>
+          <w:tcPr>
+            <w:tcW w:type="dxa" w:w="3169"/>
+            <w:tcBorders>
+              <w:top w:val="single" w:color="BFBFBF" w:sz="4"/>
+              <w:left w:val="single" w:color="BFBFBF" w:sz="4"/>
+              <w:bottom w:val="single" w:color="BFBFBF" w:sz="4"/>
+              <w:right w:val="single" w:color="BFBFBF" w:sz="4"/>
+            </w:tcBorders>
+            <w:tcMar>
+              <w:top w:type="dxa" w:w="70"/>
+              <w:left w:type="dxa" w:w="110"/>
+              <w:bottom w:type="dxa" w:w="70"/>
+              <w:right w:type="dxa" w:w="110"/>
+            </w:tcMar>
+          </w:tcPr>
+          <w:p>
+            <w:r>
+              <w:rPr>
+                <w:rFonts w:ascii="Arial" w:cs="Arial" w:eastAsia="Arial" w:hAnsi="Arial"/>
+                <w:sz w:val="19"/>
+                <w:szCs w:val="19"/>
+              </w:rPr>
+              <w:t xml:space="preserve">default (unchanged; test AP)</w:t>
+            </w:r>
+          </w:p>
+        </w:tc>
+      </w:tr>
+      <w:tr>
+        <w:trPr>
+          <w:cantSplit/>
+        </w:trPr>
+        <w:tc>
+          <w:tcPr>
+            <w:tcW w:type="dxa" w:w="3300"/>
+            <w:tcBorders>
+              <w:top w:val="single" w:color="BFBFBF" w:sz="4"/>
+              <w:left w:val="single" w:color="BFBFBF" w:sz="4"/>
+              <w:bottom w:val="single" w:color="BFBFBF" w:sz="4"/>
+              <w:right w:val="single" w:color="BFBFBF" w:sz="4"/>
+            </w:tcBorders>
+            <w:shd w:fill="F2F2F2" w:color="auto" w:val="clear"/>
+            <w:tcMar>
+              <w:top w:type="dxa" w:w="70"/>
+              <w:left w:type="dxa" w:w="110"/>
+              <w:bottom w:type="dxa" w:w="70"/>
+              <w:right w:type="dxa" w:w="110"/>
+            </w:tcMar>
+          </w:tcPr>
+          <w:p>
+            <w:r>
+              <w:rPr>
+                <w:rFonts w:ascii="Arial" w:cs="Arial" w:eastAsia="Arial" w:hAnsi="Arial"/>
+                <w:sz w:val="19"/>
+                <w:szCs w:val="19"/>
+              </w:rPr>
+              <w:t xml:space="preserve">TC-200V</w:t>
+            </w:r>
+          </w:p>
+        </w:tc>
+        <w:tc>
+          <w:tcPr>
+            <w:tcW w:type="dxa" w:w="3169"/>
+            <w:tcBorders>
+              <w:top w:val="single" w:color="BFBFBF" w:sz="4"/>
+              <w:left w:val="single" w:color="BFBFBF" w:sz="4"/>
+              <w:bottom w:val="single" w:color="BFBFBF" w:sz="4"/>
+              <w:right w:val="single" w:color="BFBFBF" w:sz="4"/>
+            </w:tcBorders>
+            <w:shd w:fill="F2F2F2" w:color="auto" w:val="clear"/>
+            <w:tcMar>
+              <w:top w:type="dxa" w:w="70"/>
+              <w:left w:type="dxa" w:w="110"/>
+              <w:bottom w:type="dxa" w:w="70"/>
+              <w:right w:type="dxa" w:w="110"/>
+            </w:tcMar>
+          </w:tcPr>
+          <w:p>
+            <w:r>
+              <w:rPr>
+                <w:rFonts w:ascii="Arial" w:cs="Arial" w:eastAsia="Arial" w:hAnsi="Arial"/>
+                <w:sz w:val="19"/>
+                <w:szCs w:val="19"/>
+              </w:rPr>
+              <w:t xml:space="preserve">200v</w:t>
+            </w:r>
+          </w:p>
+        </w:tc>
+        <w:tc>
+          <w:tcPr>
+            <w:tcW w:type="dxa" w:w="3169"/>
+            <w:tcBorders>
+              <w:top w:val="single" w:color="BFBFBF" w:sz="4"/>
+              <w:left w:val="single" w:color="BFBFBF" w:sz="4"/>
+              <w:bottom w:val="single" w:color="BFBFBF" w:sz="4"/>
+              <w:right w:val="single" w:color="BFBFBF" w:sz="4"/>
+            </w:tcBorders>
+            <w:shd w:fill="F2F2F2" w:color="auto" w:val="clear"/>
+            <w:tcMar>
+              <w:top w:type="dxa" w:w="70"/>
+              <w:left w:type="dxa" w:w="110"/>
+              <w:bottom w:type="dxa" w:w="70"/>
+              <w:right w:type="dxa" w:w="110"/>
+            </w:tcMar>
+          </w:tcPr>
+          <w:p>
+            <w:r>
+              <w:rPr>
+                <w:rFonts w:ascii="Arial" w:cs="Arial" w:eastAsia="Arial" w:hAnsi="Arial"/>
+                <w:sz w:val="19"/>
+                <w:szCs w:val="19"/>
+              </w:rPr>
+              <w:t xml:space="preserve">200v (unchanged)</w:t>
+            </w:r>
+          </w:p>
+        </w:tc>
+      </w:tr>
+      <w:tr>
+        <w:trPr>
+          <w:cantSplit/>
+        </w:trPr>
+        <w:tc>
+          <w:tcPr>
+            <w:tcW w:type="dxa" w:w="3300"/>
+            <w:tcBorders>
+              <w:top w:val="single" w:color="BFBFBF" w:sz="4"/>
+              <w:left w:val="single" w:color="BFBFBF" w:sz="4"/>
+              <w:bottom w:val="single" w:color="BFBFBF" w:sz="4"/>
+              <w:right w:val="single" w:color="BFBFBF" w:sz="4"/>
+            </w:tcBorders>
+            <w:tcMar>
+              <w:top w:type="dxa" w:w="70"/>
+              <w:left w:type="dxa" w:w="110"/>
+              <w:bottom w:type="dxa" w:w="70"/>
+              <w:right w:type="dxa" w:w="110"/>
+            </w:tcMar>
+          </w:tcPr>
+          <w:p>
+            <w:r>
+              <w:rPr>
+                <w:rFonts w:ascii="Arial" w:cs="Arial" w:eastAsia="Arial" w:hAnsi="Arial"/>
+                <w:sz w:val="19"/>
+                <w:szCs w:val="19"/>
+              </w:rPr>
+              <w:t xml:space="preserve">TC-Behan</w:t>
+            </w:r>
+          </w:p>
+        </w:tc>
+        <w:tc>
+          <w:tcPr>
+            <w:tcW w:type="dxa" w:w="3169"/>
+            <w:tcBorders>
+              <w:top w:val="single" w:color="BFBFBF" w:sz="4"/>
+              <w:left w:val="single" w:color="BFBFBF" w:sz="4"/>
+              <w:bottom w:val="single" w:color="BFBFBF" w:sz="4"/>
+              <w:right w:val="single" w:color="BFBFBF" w:sz="4"/>
+            </w:tcBorders>
+            <w:tcMar>
+              <w:top w:type="dxa" w:w="70"/>
+              <w:left w:type="dxa" w:w="110"/>
+              <w:bottom w:type="dxa" w:w="70"/>
+              <w:right w:type="dxa" w:w="110"/>
+            </w:tcMar>
+          </w:tcPr>
+          <w:p>
+            <w:r>
+              <w:rPr>
+                <w:rFonts w:ascii="Arial" w:cs="Arial" w:eastAsia="Arial" w:hAnsi="Arial"/>
+                <w:sz w:val="19"/>
+                <w:szCs w:val="19"/>
+              </w:rPr>
+              <w:t xml:space="preserve">Main - 802.11R Disabled</w:t>
+            </w:r>
+          </w:p>
+        </w:tc>
+        <w:tc>
+          <w:tcPr>
+            <w:tcW w:type="dxa" w:w="3169"/>
+            <w:tcBorders>
+              <w:top w:val="single" w:color="BFBFBF" w:sz="4"/>
+              <w:left w:val="single" w:color="BFBFBF" w:sz="4"/>
+              <w:bottom w:val="single" w:color="BFBFBF" w:sz="4"/>
+              <w:right w:val="single" w:color="BFBFBF" w:sz="4"/>
+            </w:tcBorders>
+            <w:tcMar>
+              <w:top w:type="dxa" w:w="70"/>
+              <w:left w:type="dxa" w:w="110"/>
+              <w:bottom w:type="dxa" w:w="70"/>
+              <w:right w:type="dxa" w:w="110"/>
+            </w:tcMar>
+          </w:tcPr>
+          <w:p>
+            <w:r>
+              <w:rPr>
+                <w:rFonts w:ascii="Arial" w:cs="Arial" w:eastAsia="Arial" w:hAnsi="Arial"/>
+                <w:sz w:val="19"/>
+                <w:szCs w:val="19"/>
+              </w:rPr>
+              <w:t xml:space="preserve">NEG SEG 2026</w:t>
+            </w:r>
+          </w:p>
+        </w:tc>
+      </w:tr>
+      <w:tr>
+        <w:trPr>
+          <w:cantSplit/>
+        </w:trPr>
+        <w:tc>
+          <w:tcPr>
+            <w:tcW w:type="dxa" w:w="3300"/>
+            <w:tcBorders>
+              <w:top w:val="single" w:color="BFBFBF" w:sz="4"/>
+              <w:left w:val="single" w:color="BFBFBF" w:sz="4"/>
+              <w:bottom w:val="single" w:color="BFBFBF" w:sz="4"/>
+              <w:right w:val="single" w:color="BFBFBF" w:sz="4"/>
+            </w:tcBorders>
+            <w:shd w:fill="F2F2F2" w:color="auto" w:val="clear"/>
+            <w:tcMar>
+              <w:top w:type="dxa" w:w="70"/>
+              <w:left w:type="dxa" w:w="110"/>
+              <w:bottom w:type="dxa" w:w="70"/>
+              <w:right w:type="dxa" w:w="110"/>
+            </w:tcMar>
+          </w:tcPr>
+          <w:p>
+            <w:r>
+              <w:rPr>
+                <w:rFonts w:ascii="Arial" w:cs="Arial" w:eastAsia="Arial" w:hAnsi="Arial"/>
+                <w:sz w:val="19"/>
+                <w:szCs w:val="19"/>
+              </w:rPr>
+              <w:t xml:space="preserve">TC-Bishops</w:t>
+            </w:r>
+          </w:p>
+        </w:tc>
+        <w:tc>
+          <w:tcPr>
+            <w:tcW w:type="dxa" w:w="3169"/>
+            <w:tcBorders>
+              <w:top w:val="single" w:color="BFBFBF" w:sz="4"/>
+              <w:left w:val="single" w:color="BFBFBF" w:sz="4"/>
+              <w:bottom w:val="single" w:color="BFBFBF" w:sz="4"/>
+              <w:right w:val="single" w:color="BFBFBF" w:sz="4"/>
+            </w:tcBorders>
+            <w:shd w:fill="F2F2F2" w:color="auto" w:val="clear"/>
+            <w:tcMar>
+              <w:top w:type="dxa" w:w="70"/>
+              <w:left w:type="dxa" w:w="110"/>
+              <w:bottom w:type="dxa" w:w="70"/>
+              <w:right w:type="dxa" w:w="110"/>
+            </w:tcMar>
+          </w:tcPr>
+          <w:p>
+            <w:r>
+              <w:rPr>
+                <w:rFonts w:ascii="Arial" w:cs="Arial" w:eastAsia="Arial" w:hAnsi="Arial"/>
+                <w:sz w:val="19"/>
+                <w:szCs w:val="19"/>
+              </w:rPr>
+              <w:t xml:space="preserve">Main - 802.11R Disabled</w:t>
+            </w:r>
+          </w:p>
+        </w:tc>
+        <w:tc>
+          <w:tcPr>
+            <w:tcW w:type="dxa" w:w="3169"/>
+            <w:tcBorders>
+              <w:top w:val="single" w:color="BFBFBF" w:sz="4"/>
+              <w:left w:val="single" w:color="BFBFBF" w:sz="4"/>
+              <w:bottom w:val="single" w:color="BFBFBF" w:sz="4"/>
+              <w:right w:val="single" w:color="BFBFBF" w:sz="4"/>
+            </w:tcBorders>
+            <w:shd w:fill="F2F2F2" w:color="auto" w:val="clear"/>
+            <w:tcMar>
+              <w:top w:type="dxa" w:w="70"/>
+              <w:left w:type="dxa" w:w="110"/>
+              <w:bottom w:type="dxa" w:w="70"/>
+              <w:right w:type="dxa" w:w="110"/>
+            </w:tcMar>
+          </w:tcPr>
+          <w:p>
+            <w:r>
+              <w:rPr>
+                <w:rFonts w:ascii="Arial" w:cs="Arial" w:eastAsia="Arial" w:hAnsi="Arial"/>
+                <w:sz w:val="19"/>
+                <w:szCs w:val="19"/>
+              </w:rPr>
+              <w:t xml:space="preserve">NEG SEG 2026</w:t>
+            </w:r>
+          </w:p>
+        </w:tc>
+      </w:tr>
+      <w:tr>
+        <w:trPr>
+          <w:cantSplit/>
+        </w:trPr>
+        <w:tc>
+          <w:tcPr>
+            <w:tcW w:type="dxa" w:w="3300"/>
+            <w:tcBorders>
+              <w:top w:val="single" w:color="BFBFBF" w:sz="4"/>
+              <w:left w:val="single" w:color="BFBFBF" w:sz="4"/>
+              <w:bottom w:val="single" w:color="BFBFBF" w:sz="4"/>
+              <w:right w:val="single" w:color="BFBFBF" w:sz="4"/>
+            </w:tcBorders>
+            <w:tcMar>
+              <w:top w:type="dxa" w:w="70"/>
+              <w:left w:type="dxa" w:w="110"/>
+              <w:bottom w:type="dxa" w:w="70"/>
+              <w:right w:type="dxa" w:w="110"/>
+            </w:tcMar>
+          </w:tcPr>
+          <w:p>
+            <w:r>
+              <w:rPr>
+                <w:rFonts w:ascii="Arial" w:cs="Arial" w:eastAsia="Arial" w:hAnsi="Arial"/>
+                <w:sz w:val="19"/>
+                <w:szCs w:val="19"/>
+              </w:rPr>
+              <w:t xml:space="preserve">TC-Bouverie Street</w:t>
+            </w:r>
+          </w:p>
+        </w:tc>
+        <w:tc>
+          <w:tcPr>
+            <w:tcW w:type="dxa" w:w="3169"/>
+            <w:tcBorders>
+              <w:top w:val="single" w:color="BFBFBF" w:sz="4"/>
+              <w:left w:val="single" w:color="BFBFBF" w:sz="4"/>
+              <w:bottom w:val="single" w:color="BFBFBF" w:sz="4"/>
+              <w:right w:val="single" w:color="BFBFBF" w:sz="4"/>
+            </w:tcBorders>
+            <w:tcMar>
+              <w:top w:type="dxa" w:w="70"/>
+              <w:left w:type="dxa" w:w="110"/>
+              <w:bottom w:type="dxa" w:w="70"/>
+              <w:right w:type="dxa" w:w="110"/>
+            </w:tcMar>
+          </w:tcPr>
+          <w:p>
+            <w:r>
+              <w:rPr>
+                <w:rFonts w:ascii="Arial" w:cs="Arial" w:eastAsia="Arial" w:hAnsi="Arial"/>
+                <w:sz w:val="19"/>
+                <w:szCs w:val="19"/>
+              </w:rPr>
+              <w:t xml:space="preserve">Bouverie</w:t>
+            </w:r>
+          </w:p>
+        </w:tc>
+        <w:tc>
+          <w:tcPr>
+            <w:tcW w:type="dxa" w:w="3169"/>
+            <w:tcBorders>
+              <w:top w:val="single" w:color="BFBFBF" w:sz="4"/>
+              <w:left w:val="single" w:color="BFBFBF" w:sz="4"/>
+              <w:bottom w:val="single" w:color="BFBFBF" w:sz="4"/>
+              <w:right w:val="single" w:color="BFBFBF" w:sz="4"/>
+            </w:tcBorders>
+            <w:tcMar>
+              <w:top w:type="dxa" w:w="70"/>
+              <w:left w:type="dxa" w:w="110"/>
+              <w:bottom w:type="dxa" w:w="70"/>
+              <w:right w:type="dxa" w:w="110"/>
+            </w:tcMar>
+          </w:tcPr>
+          <w:p>
+            <w:r>
+              <w:rPr>
+                <w:rFonts w:ascii="Arial" w:cs="Arial" w:eastAsia="Arial" w:hAnsi="Arial"/>
+                <w:sz w:val="19"/>
+                <w:szCs w:val="19"/>
+              </w:rPr>
+              <w:t xml:space="preserve">NEG SEG 2026 no Visitor</w:t>
+            </w:r>
+          </w:p>
+        </w:tc>
+      </w:tr>
+      <w:tr>
+        <w:trPr>
+          <w:cantSplit/>
+        </w:trPr>
+        <w:tc>
+          <w:tcPr>
+            <w:tcW w:type="dxa" w:w="3300"/>
+            <w:tcBorders>
+              <w:top w:val="single" w:color="BFBFBF" w:sz="4"/>
+              <w:left w:val="single" w:color="BFBFBF" w:sz="4"/>
+              <w:bottom w:val="single" w:color="BFBFBF" w:sz="4"/>
+              <w:right w:val="single" w:color="BFBFBF" w:sz="4"/>
+            </w:tcBorders>
+            <w:shd w:fill="F2F2F2" w:color="auto" w:val="clear"/>
+            <w:tcMar>
+              <w:top w:type="dxa" w:w="70"/>
+              <w:left w:type="dxa" w:w="110"/>
+              <w:bottom w:type="dxa" w:w="70"/>
+              <w:right w:type="dxa" w:w="110"/>
+            </w:tcMar>
+          </w:tcPr>
+          <w:p>
+            <w:r>
+              <w:rPr>
+                <w:rFonts w:ascii="Arial" w:cs="Arial" w:eastAsia="Arial" w:hAnsi="Arial"/>
+                <w:sz w:val="19"/>
+                <w:szCs w:val="19"/>
+              </w:rPr>
+              <w:t xml:space="preserve">TC-Chapel</w:t>
+            </w:r>
+          </w:p>
+        </w:tc>
+        <w:tc>
+          <w:tcPr>
+            <w:tcW w:type="dxa" w:w="3169"/>
+            <w:tcBorders>
+              <w:top w:val="single" w:color="BFBFBF" w:sz="4"/>
+              <w:left w:val="single" w:color="BFBFBF" w:sz="4"/>
+              <w:bottom w:val="single" w:color="BFBFBF" w:sz="4"/>
+              <w:right w:val="single" w:color="BFBFBF" w:sz="4"/>
+            </w:tcBorders>
+            <w:shd w:fill="F2F2F2" w:color="auto" w:val="clear"/>
+            <w:tcMar>
+              <w:top w:type="dxa" w:w="70"/>
+              <w:left w:type="dxa" w:w="110"/>
+              <w:bottom w:type="dxa" w:w="70"/>
+              <w:right w:type="dxa" w:w="110"/>
+            </w:tcMar>
+          </w:tcPr>
+          <w:p>
+            <w:r>
+              <w:rPr>
+                <w:rFonts w:ascii="Arial" w:cs="Arial" w:eastAsia="Arial" w:hAnsi="Arial"/>
+                <w:sz w:val="19"/>
+                <w:szCs w:val="19"/>
+              </w:rPr>
+              <w:t xml:space="preserve">Main - 802.11R Disabled</w:t>
+            </w:r>
+          </w:p>
+        </w:tc>
+        <w:tc>
+          <w:tcPr>
+            <w:tcW w:type="dxa" w:w="3169"/>
+            <w:tcBorders>
+              <w:top w:val="single" w:color="BFBFBF" w:sz="4"/>
+              <w:left w:val="single" w:color="BFBFBF" w:sz="4"/>
+              <w:bottom w:val="single" w:color="BFBFBF" w:sz="4"/>
+              <w:right w:val="single" w:color="BFBFBF" w:sz="4"/>
+            </w:tcBorders>
+            <w:shd w:fill="F2F2F2" w:color="auto" w:val="clear"/>
+            <w:tcMar>
+              <w:top w:type="dxa" w:w="70"/>
+              <w:left w:type="dxa" w:w="110"/>
+              <w:bottom w:type="dxa" w:w="70"/>
+              <w:right w:type="dxa" w:w="110"/>
+            </w:tcMar>
+          </w:tcPr>
+          <w:p>
+            <w:r>
+              <w:rPr>
+                <w:rFonts w:ascii="Arial" w:cs="Arial" w:eastAsia="Arial" w:hAnsi="Arial"/>
+                <w:sz w:val="19"/>
+                <w:szCs w:val="19"/>
+              </w:rPr>
+              <w:t xml:space="preserve">NEG SEG 2026</w:t>
+            </w:r>
+          </w:p>
+        </w:tc>
+      </w:tr>
+      <w:tr>
+        <w:trPr>
+          <w:cantSplit/>
+        </w:trPr>
+        <w:tc>
+          <w:tcPr>
+            <w:tcW w:type="dxa" w:w="3300"/>
+            <w:tcBorders>
+              <w:top w:val="single" w:color="BFBFBF" w:sz="4"/>
+              <w:left w:val="single" w:color="BFBFBF" w:sz="4"/>
+              <w:bottom w:val="single" w:color="BFBFBF" w:sz="4"/>
+              <w:right w:val="single" w:color="BFBFBF" w:sz="4"/>
+            </w:tcBorders>
+            <w:tcMar>
+              <w:top w:type="dxa" w:w="70"/>
+              <w:left w:type="dxa" w:w="110"/>
+              <w:bottom w:type="dxa" w:w="70"/>
+              <w:right w:type="dxa" w:w="110"/>
+            </w:tcMar>
+          </w:tcPr>
+          <w:p>
+            <w:r>
+              <w:rPr>
+                <w:rFonts w:ascii="Arial" w:cs="Arial" w:eastAsia="Arial" w:hAnsi="Arial"/>
+                <w:sz w:val="19"/>
+                <w:szCs w:val="19"/>
+              </w:rPr>
+              <w:t xml:space="preserve">TC-Clarke</w:t>
+            </w:r>
+          </w:p>
+        </w:tc>
+        <w:tc>
+          <w:tcPr>
+            <w:tcW w:type="dxa" w:w="3169"/>
+            <w:tcBorders>
+              <w:top w:val="single" w:color="BFBFBF" w:sz="4"/>
+              <w:left w:val="single" w:color="BFBFBF" w:sz="4"/>
+              <w:bottom w:val="single" w:color="BFBFBF" w:sz="4"/>
+              <w:right w:val="single" w:color="BFBFBF" w:sz="4"/>
+            </w:tcBorders>
+            <w:tcMar>
+              <w:top w:type="dxa" w:w="70"/>
+              <w:left w:type="dxa" w:w="110"/>
+              <w:bottom w:type="dxa" w:w="70"/>
+              <w:right w:type="dxa" w:w="110"/>
+            </w:tcMar>
+          </w:tcPr>
+          <w:p>
+            <w:r>
+              <w:rPr>
+                <w:rFonts w:ascii="Arial" w:cs="Arial" w:eastAsia="Arial" w:hAnsi="Arial"/>
+                <w:sz w:val="19"/>
+                <w:szCs w:val="19"/>
+              </w:rPr>
+              <w:t xml:space="preserve">Main - 802.11R Disabled</w:t>
+            </w:r>
+          </w:p>
+        </w:tc>
+        <w:tc>
+          <w:tcPr>
+            <w:tcW w:type="dxa" w:w="3169"/>
+            <w:tcBorders>
+              <w:top w:val="single" w:color="BFBFBF" w:sz="4"/>
+              <w:left w:val="single" w:color="BFBFBF" w:sz="4"/>
+              <w:bottom w:val="single" w:color="BFBFBF" w:sz="4"/>
+              <w:right w:val="single" w:color="BFBFBF" w:sz="4"/>
+            </w:tcBorders>
+            <w:tcMar>
+              <w:top w:type="dxa" w:w="70"/>
+              <w:left w:type="dxa" w:w="110"/>
+              <w:bottom w:type="dxa" w:w="70"/>
+              <w:right w:type="dxa" w:w="110"/>
+            </w:tcMar>
+          </w:tcPr>
+          <w:p>
+            <w:r>
+              <w:rPr>
+                <w:rFonts w:ascii="Arial" w:cs="Arial" w:eastAsia="Arial" w:hAnsi="Arial"/>
+                <w:sz w:val="19"/>
+                <w:szCs w:val="19"/>
+              </w:rPr>
+              <w:t xml:space="preserve">NEG SEG 2026</w:t>
+            </w:r>
+          </w:p>
+        </w:tc>
+      </w:tr>
+      <w:tr>
+        <w:trPr>
+          <w:cantSplit/>
+        </w:trPr>
+        <w:tc>
+          <w:tcPr>
+            <w:tcW w:type="dxa" w:w="3300"/>
+            <w:tcBorders>
+              <w:top w:val="single" w:color="BFBFBF" w:sz="4"/>
+              <w:left w:val="single" w:color="BFBFBF" w:sz="4"/>
+              <w:bottom w:val="single" w:color="BFBFBF" w:sz="4"/>
+              <w:right w:val="single" w:color="BFBFBF" w:sz="4"/>
+            </w:tcBorders>
+            <w:shd w:fill="F2F2F2" w:color="auto" w:val="clear"/>
+            <w:tcMar>
+              <w:top w:type="dxa" w:w="70"/>
+              <w:left w:type="dxa" w:w="110"/>
+              <w:bottom w:type="dxa" w:w="70"/>
+              <w:right w:type="dxa" w:w="110"/>
+            </w:tcMar>
+          </w:tcPr>
+          <w:p>
+            <w:r>
+              <w:rPr>
+                <w:rFonts w:ascii="Arial" w:cs="Arial" w:eastAsia="Arial" w:hAnsi="Arial"/>
+                <w:sz w:val="19"/>
+                <w:szCs w:val="19"/>
+              </w:rPr>
+              <w:t xml:space="preserve">TC-Cowan</w:t>
+            </w:r>
+          </w:p>
+        </w:tc>
+        <w:tc>
+          <w:tcPr>
+            <w:tcW w:type="dxa" w:w="3169"/>
+            <w:tcBorders>
+              <w:top w:val="single" w:color="BFBFBF" w:sz="4"/>
+              <w:left w:val="single" w:color="BFBFBF" w:sz="4"/>
+              <w:bottom w:val="single" w:color="BFBFBF" w:sz="4"/>
+              <w:right w:val="single" w:color="BFBFBF" w:sz="4"/>
+            </w:tcBorders>
+            <w:shd w:fill="F2F2F2" w:color="auto" w:val="clear"/>
+            <w:tcMar>
+              <w:top w:type="dxa" w:w="70"/>
+              <w:left w:type="dxa" w:w="110"/>
+              <w:bottom w:type="dxa" w:w="70"/>
+              <w:right w:type="dxa" w:w="110"/>
+            </w:tcMar>
+          </w:tcPr>
+          <w:p>
+            <w:r>
+              <w:rPr>
+                <w:rFonts w:ascii="Arial" w:cs="Arial" w:eastAsia="Arial" w:hAnsi="Arial"/>
+                <w:sz w:val="19"/>
+                <w:szCs w:val="19"/>
+              </w:rPr>
+              <w:t xml:space="preserve">Main - 802.11R Disabled</w:t>
+            </w:r>
+          </w:p>
+        </w:tc>
+        <w:tc>
+          <w:tcPr>
+            <w:tcW w:type="dxa" w:w="3169"/>
+            <w:tcBorders>
+              <w:top w:val="single" w:color="BFBFBF" w:sz="4"/>
+              <w:left w:val="single" w:color="BFBFBF" w:sz="4"/>
+              <w:bottom w:val="single" w:color="BFBFBF" w:sz="4"/>
+              <w:right w:val="single" w:color="BFBFBF" w:sz="4"/>
+            </w:tcBorders>
+            <w:shd w:fill="F2F2F2" w:color="auto" w:val="clear"/>
+            <w:tcMar>
+              <w:top w:type="dxa" w:w="70"/>
+              <w:left w:type="dxa" w:w="110"/>
+              <w:bottom w:type="dxa" w:w="70"/>
+              <w:right w:type="dxa" w:w="110"/>
+            </w:tcMar>
+          </w:tcPr>
+          <w:p>
+            <w:r>
+              <w:rPr>
+                <w:rFonts w:ascii="Arial" w:cs="Arial" w:eastAsia="Arial" w:hAnsi="Arial"/>
+                <w:sz w:val="19"/>
+                <w:szCs w:val="19"/>
+              </w:rPr>
+              <w:t xml:space="preserve">NEG SEG 2026</w:t>
+            </w:r>
+          </w:p>
+        </w:tc>
+      </w:tr>
+      <w:tr>
+        <w:trPr>
+          <w:cantSplit/>
+        </w:trPr>
+        <w:tc>
+          <w:tcPr>
+            <w:tcW w:type="dxa" w:w="3300"/>
+            <w:tcBorders>
+              <w:top w:val="single" w:color="BFBFBF" w:sz="4"/>
+              <w:left w:val="single" w:color="BFBFBF" w:sz="4"/>
+              <w:bottom w:val="single" w:color="BFBFBF" w:sz="4"/>
+              <w:right w:val="single" w:color="BFBFBF" w:sz="4"/>
+            </w:tcBorders>
+            <w:tcMar>
+              <w:top w:type="dxa" w:w="70"/>
+              <w:left w:type="dxa" w:w="110"/>
+              <w:bottom w:type="dxa" w:w="70"/>
+              <w:right w:type="dxa" w:w="110"/>
+            </w:tcMar>
+          </w:tcPr>
+          <w:p>
+            <w:r>
+              <w:rPr>
+                <w:rFonts w:ascii="Arial" w:cs="Arial" w:eastAsia="Arial" w:hAnsi="Arial"/>
+                <w:sz w:val="19"/>
+                <w:szCs w:val="19"/>
+              </w:rPr>
+              <w:t xml:space="preserve">TC-Deanery</w:t>
+            </w:r>
+          </w:p>
+        </w:tc>
+        <w:tc>
+          <w:tcPr>
+            <w:tcW w:type="dxa" w:w="3169"/>
+            <w:tcBorders>
+              <w:top w:val="single" w:color="BFBFBF" w:sz="4"/>
+              <w:left w:val="single" w:color="BFBFBF" w:sz="4"/>
+              <w:bottom w:val="single" w:color="BFBFBF" w:sz="4"/>
+              <w:right w:val="single" w:color="BFBFBF" w:sz="4"/>
+            </w:tcBorders>
+            <w:tcMar>
+              <w:top w:type="dxa" w:w="70"/>
+              <w:left w:type="dxa" w:w="110"/>
+              <w:bottom w:type="dxa" w:w="70"/>
+              <w:right w:type="dxa" w:w="110"/>
+            </w:tcMar>
+          </w:tcPr>
+          <w:p>
+            <w:r>
+              <w:rPr>
+                <w:rFonts w:ascii="Arial" w:cs="Arial" w:eastAsia="Arial" w:hAnsi="Arial"/>
+                <w:sz w:val="19"/>
+                <w:szCs w:val="19"/>
+              </w:rPr>
+              <w:t xml:space="preserve">Deanery</w:t>
+            </w:r>
+          </w:p>
+        </w:tc>
+        <w:tc>
+          <w:tcPr>
+            <w:tcW w:type="dxa" w:w="3169"/>
+            <w:tcBorders>
+              <w:top w:val="single" w:color="BFBFBF" w:sz="4"/>
+              <w:left w:val="single" w:color="BFBFBF" w:sz="4"/>
+              <w:bottom w:val="single" w:color="BFBFBF" w:sz="4"/>
+              <w:right w:val="single" w:color="BFBFBF" w:sz="4"/>
+            </w:tcBorders>
+            <w:tcMar>
+              <w:top w:type="dxa" w:w="70"/>
+              <w:left w:type="dxa" w:w="110"/>
+              <w:bottom w:type="dxa" w:w="70"/>
+              <w:right w:type="dxa" w:w="110"/>
+            </w:tcMar>
+          </w:tcPr>
+          <w:p>
+            <w:r>
+              <w:rPr>
+                <w:rFonts w:ascii="Arial" w:cs="Arial" w:eastAsia="Arial" w:hAnsi="Arial"/>
+                <w:sz w:val="19"/>
+                <w:szCs w:val="19"/>
+              </w:rPr>
+              <w:t xml:space="preserve">NEG SEG 2026 - Deanery</w:t>
+            </w:r>
+          </w:p>
+        </w:tc>
+      </w:tr>
+      <w:tr>
+        <w:trPr>
+          <w:cantSplit/>
+        </w:trPr>
+        <w:tc>
+          <w:tcPr>
+            <w:tcW w:type="dxa" w:w="3300"/>
+            <w:tcBorders>
+              <w:top w:val="single" w:color="BFBFBF" w:sz="4"/>
+              <w:left w:val="single" w:color="BFBFBF" w:sz="4"/>
+              <w:bottom w:val="single" w:color="BFBFBF" w:sz="4"/>
+              <w:right w:val="single" w:color="BFBFBF" w:sz="4"/>
+            </w:tcBorders>
+            <w:shd w:fill="F2F2F2" w:color="auto" w:val="clear"/>
+            <w:tcMar>
+              <w:top w:type="dxa" w:w="70"/>
+              <w:left w:type="dxa" w:w="110"/>
+              <w:bottom w:type="dxa" w:w="70"/>
+              <w:right w:type="dxa" w:w="110"/>
+            </w:tcMar>
+          </w:tcPr>
+          <w:p>
+            <w:r>
+              <w:rPr>
+                <w:rFonts w:ascii="Arial" w:cs="Arial" w:eastAsia="Arial" w:hAnsi="Arial"/>
+                <w:sz w:val="19"/>
+                <w:szCs w:val="19"/>
+              </w:rPr>
+              <w:t xml:space="preserve">TC-Dining Hall</w:t>
+            </w:r>
+          </w:p>
+        </w:tc>
+        <w:tc>
+          <w:tcPr>
+            <w:tcW w:type="dxa" w:w="3169"/>
+            <w:tcBorders>
+              <w:top w:val="single" w:color="BFBFBF" w:sz="4"/>
+              <w:left w:val="single" w:color="BFBFBF" w:sz="4"/>
+              <w:bottom w:val="single" w:color="BFBFBF" w:sz="4"/>
+              <w:right w:val="single" w:color="BFBFBF" w:sz="4"/>
+            </w:tcBorders>
+            <w:shd w:fill="F2F2F2" w:color="auto" w:val="clear"/>
+            <w:tcMar>
+              <w:top w:type="dxa" w:w="70"/>
+              <w:left w:type="dxa" w:w="110"/>
+              <w:bottom w:type="dxa" w:w="70"/>
+              <w:right w:type="dxa" w:w="110"/>
+            </w:tcMar>
+          </w:tcPr>
+          <w:p>
+            <w:r>
+              <w:rPr>
+                <w:rFonts w:ascii="Arial" w:cs="Arial" w:eastAsia="Arial" w:hAnsi="Arial"/>
+                <w:sz w:val="19"/>
+                <w:szCs w:val="19"/>
+              </w:rPr>
+              <w:t xml:space="preserve">Main - 802.11R Disabled</w:t>
+            </w:r>
+          </w:p>
+        </w:tc>
+        <w:tc>
+          <w:tcPr>
+            <w:tcW w:type="dxa" w:w="3169"/>
+            <w:tcBorders>
+              <w:top w:val="single" w:color="BFBFBF" w:sz="4"/>
+              <w:left w:val="single" w:color="BFBFBF" w:sz="4"/>
+              <w:bottom w:val="single" w:color="BFBFBF" w:sz="4"/>
+              <w:right w:val="single" w:color="BFBFBF" w:sz="4"/>
+            </w:tcBorders>
+            <w:shd w:fill="F2F2F2" w:color="auto" w:val="clear"/>
+            <w:tcMar>
+              <w:top w:type="dxa" w:w="70"/>
+              <w:left w:type="dxa" w:w="110"/>
+              <w:bottom w:type="dxa" w:w="70"/>
+              <w:right w:type="dxa" w:w="110"/>
+            </w:tcMar>
+          </w:tcPr>
+          <w:p>
+            <w:r>
+              <w:rPr>
+                <w:rFonts w:ascii="Arial" w:cs="Arial" w:eastAsia="Arial" w:hAnsi="Arial"/>
+                <w:sz w:val="19"/>
+                <w:szCs w:val="19"/>
+              </w:rPr>
+              <w:t xml:space="preserve">NEG SEG 2026</w:t>
+            </w:r>
+          </w:p>
+        </w:tc>
+      </w:tr>
+      <w:tr>
+        <w:trPr>
+          <w:cantSplit/>
+        </w:trPr>
+        <w:tc>
+          <w:tcPr>
+            <w:tcW w:type="dxa" w:w="3300"/>
+            <w:tcBorders>
+              <w:top w:val="single" w:color="BFBFBF" w:sz="4"/>
+              <w:left w:val="single" w:color="BFBFBF" w:sz="4"/>
+              <w:bottom w:val="single" w:color="BFBFBF" w:sz="4"/>
+              <w:right w:val="single" w:color="BFBFBF" w:sz="4"/>
+            </w:tcBorders>
+            <w:tcMar>
+              <w:top w:type="dxa" w:w="70"/>
+              <w:left w:type="dxa" w:w="110"/>
+              <w:bottom w:type="dxa" w:w="70"/>
+              <w:right w:type="dxa" w:w="110"/>
+            </w:tcMar>
+          </w:tcPr>
+          <w:p>
+            <w:r>
+              <w:rPr>
+                <w:rFonts w:ascii="Arial" w:cs="Arial" w:eastAsia="Arial" w:hAnsi="Arial"/>
+                <w:sz w:val="19"/>
+                <w:szCs w:val="19"/>
+              </w:rPr>
+              <w:t xml:space="preserve">TC-Dorothy Basement</w:t>
+            </w:r>
+          </w:p>
+        </w:tc>
+        <w:tc>
+          <w:tcPr>
+            <w:tcW w:type="dxa" w:w="3169"/>
+            <w:tcBorders>
+              <w:top w:val="single" w:color="BFBFBF" w:sz="4"/>
+              <w:left w:val="single" w:color="BFBFBF" w:sz="4"/>
+              <w:bottom w:val="single" w:color="BFBFBF" w:sz="4"/>
+              <w:right w:val="single" w:color="BFBFBF" w:sz="4"/>
+            </w:tcBorders>
+            <w:tcMar>
+              <w:top w:type="dxa" w:w="70"/>
+              <w:left w:type="dxa" w:w="110"/>
+              <w:bottom w:type="dxa" w:w="70"/>
+              <w:right w:type="dxa" w:w="110"/>
+            </w:tcMar>
+          </w:tcPr>
+          <w:p>
+            <w:r>
+              <w:rPr>
+                <w:rFonts w:ascii="Arial" w:cs="Arial" w:eastAsia="Arial" w:hAnsi="Arial"/>
+                <w:sz w:val="19"/>
+                <w:szCs w:val="19"/>
+              </w:rPr>
+              <w:t xml:space="preserve">P100</w:t>
+            </w:r>
+          </w:p>
+        </w:tc>
+        <w:tc>
+          <w:tcPr>
+            <w:tcW w:type="dxa" w:w="3169"/>
+            <w:tcBorders>
+              <w:top w:val="single" w:color="BFBFBF" w:sz="4"/>
+              <w:left w:val="single" w:color="BFBFBF" w:sz="4"/>
+              <w:bottom w:val="single" w:color="BFBFBF" w:sz="4"/>
+              <w:right w:val="single" w:color="BFBFBF" w:sz="4"/>
+            </w:tcBorders>
+            <w:tcMar>
+              <w:top w:type="dxa" w:w="70"/>
+              <w:left w:type="dxa" w:w="110"/>
+              <w:bottom w:type="dxa" w:w="70"/>
+              <w:right w:type="dxa" w:w="110"/>
+            </w:tcMar>
+          </w:tcPr>
+          <w:p>
+            <w:r>
+              <w:rPr>
+                <w:rFonts w:ascii="Arial" w:cs="Arial" w:eastAsia="Arial" w:hAnsi="Arial"/>
+                <w:sz w:val="19"/>
+                <w:szCs w:val="19"/>
+              </w:rPr>
+              <w:t xml:space="preserve">NEG SEG 2026</w:t>
+            </w:r>
+          </w:p>
+        </w:tc>
+      </w:tr>
+      <w:tr>
+        <w:trPr>
+          <w:cantSplit/>
+        </w:trPr>
+        <w:tc>
+          <w:tcPr>
+            <w:tcW w:type="dxa" w:w="3300"/>
+            <w:tcBorders>
+              <w:top w:val="single" w:color="BFBFBF" w:sz="4"/>
+              <w:left w:val="single" w:color="BFBFBF" w:sz="4"/>
+              <w:bottom w:val="single" w:color="BFBFBF" w:sz="4"/>
+              <w:right w:val="single" w:color="BFBFBF" w:sz="4"/>
+            </w:tcBorders>
+            <w:shd w:fill="F2F2F2" w:color="auto" w:val="clear"/>
+            <w:tcMar>
+              <w:top w:type="dxa" w:w="70"/>
+              <w:left w:type="dxa" w:w="110"/>
+              <w:bottom w:type="dxa" w:w="70"/>
+              <w:right w:type="dxa" w:w="110"/>
+            </w:tcMar>
+          </w:tcPr>
+          <w:p>
+            <w:r>
+              <w:rPr>
+                <w:rFonts w:ascii="Arial" w:cs="Arial" w:eastAsia="Arial" w:hAnsi="Arial"/>
+                <w:sz w:val="19"/>
+                <w:szCs w:val="19"/>
+              </w:rPr>
+              <w:t xml:space="preserve">TC-Dorothy External</w:t>
+            </w:r>
+          </w:p>
+        </w:tc>
+        <w:tc>
+          <w:tcPr>
+            <w:tcW w:type="dxa" w:w="3169"/>
+            <w:tcBorders>
+              <w:top w:val="single" w:color="BFBFBF" w:sz="4"/>
+              <w:left w:val="single" w:color="BFBFBF" w:sz="4"/>
+              <w:bottom w:val="single" w:color="BFBFBF" w:sz="4"/>
+              <w:right w:val="single" w:color="BFBFBF" w:sz="4"/>
+            </w:tcBorders>
+            <w:shd w:fill="F2F2F2" w:color="auto" w:val="clear"/>
+            <w:tcMar>
+              <w:top w:type="dxa" w:w="70"/>
+              <w:left w:type="dxa" w:w="110"/>
+              <w:bottom w:type="dxa" w:w="70"/>
+              <w:right w:type="dxa" w:w="110"/>
+            </w:tcMar>
+          </w:tcPr>
+          <w:p>
+            <w:r>
+              <w:rPr>
+                <w:rFonts w:ascii="Arial" w:cs="Arial" w:eastAsia="Arial" w:hAnsi="Arial"/>
+                <w:sz w:val="19"/>
+                <w:szCs w:val="19"/>
+              </w:rPr>
+              <w:t xml:space="preserve">P100</w:t>
+            </w:r>
+          </w:p>
+        </w:tc>
+        <w:tc>
+          <w:tcPr>
+            <w:tcW w:type="dxa" w:w="3169"/>
+            <w:tcBorders>
+              <w:top w:val="single" w:color="BFBFBF" w:sz="4"/>
+              <w:left w:val="single" w:color="BFBFBF" w:sz="4"/>
+              <w:bottom w:val="single" w:color="BFBFBF" w:sz="4"/>
+              <w:right w:val="single" w:color="BFBFBF" w:sz="4"/>
+            </w:tcBorders>
+            <w:shd w:fill="F2F2F2" w:color="auto" w:val="clear"/>
+            <w:tcMar>
+              <w:top w:type="dxa" w:w="70"/>
+              <w:left w:type="dxa" w:w="110"/>
+              <w:bottom w:type="dxa" w:w="70"/>
+              <w:right w:type="dxa" w:w="110"/>
+            </w:tcMar>
+          </w:tcPr>
+          <w:p>
+            <w:r>
+              <w:rPr>
+                <w:rFonts w:ascii="Arial" w:cs="Arial" w:eastAsia="Arial" w:hAnsi="Arial"/>
+                <w:sz w:val="19"/>
+                <w:szCs w:val="19"/>
+              </w:rPr>
+              <w:t xml:space="preserve">NEG SEG 2026</w:t>
+            </w:r>
+          </w:p>
+        </w:tc>
+      </w:tr>
+      <w:tr>
+        <w:trPr>
+          <w:cantSplit/>
+        </w:trPr>
+        <w:tc>
+          <w:tcPr>
+            <w:tcW w:type="dxa" w:w="3300"/>
+            <w:tcBorders>
+              <w:top w:val="single" w:color="BFBFBF" w:sz="4"/>
+              <w:left w:val="single" w:color="BFBFBF" w:sz="4"/>
+              <w:bottom w:val="single" w:color="BFBFBF" w:sz="4"/>
+              <w:right w:val="single" w:color="BFBFBF" w:sz="4"/>
+            </w:tcBorders>
+            <w:tcMar>
+              <w:top w:type="dxa" w:w="70"/>
+              <w:left w:type="dxa" w:w="110"/>
+              <w:bottom w:type="dxa" w:w="70"/>
+              <w:right w:type="dxa" w:w="110"/>
+            </w:tcMar>
+          </w:tcPr>
+          <w:p>
+            <w:r>
+              <w:rPr>
+                <w:rFonts w:ascii="Arial" w:cs="Arial" w:eastAsia="Arial" w:hAnsi="Arial"/>
+                <w:sz w:val="19"/>
+                <w:szCs w:val="19"/>
+              </w:rPr>
+              <w:t xml:space="preserve">TC-Dorothy Ground Floor</w:t>
+            </w:r>
+          </w:p>
+        </w:tc>
+        <w:tc>
+          <w:tcPr>
+            <w:tcW w:type="dxa" w:w="3169"/>
+            <w:tcBorders>
+              <w:top w:val="single" w:color="BFBFBF" w:sz="4"/>
+              <w:left w:val="single" w:color="BFBFBF" w:sz="4"/>
+              <w:bottom w:val="single" w:color="BFBFBF" w:sz="4"/>
+              <w:right w:val="single" w:color="BFBFBF" w:sz="4"/>
+            </w:tcBorders>
+            <w:tcMar>
+              <w:top w:type="dxa" w:w="70"/>
+              <w:left w:type="dxa" w:w="110"/>
+              <w:bottom w:type="dxa" w:w="70"/>
+              <w:right w:type="dxa" w:w="110"/>
+            </w:tcMar>
+          </w:tcPr>
+          <w:p>
+            <w:r>
+              <w:rPr>
+                <w:rFonts w:ascii="Arial" w:cs="Arial" w:eastAsia="Arial" w:hAnsi="Arial"/>
+                <w:sz w:val="19"/>
+                <w:szCs w:val="19"/>
+              </w:rPr>
+              <w:t xml:space="preserve">P100</w:t>
+            </w:r>
+          </w:p>
+        </w:tc>
+        <w:tc>
+          <w:tcPr>
+            <w:tcW w:type="dxa" w:w="3169"/>
+            <w:tcBorders>
+              <w:top w:val="single" w:color="BFBFBF" w:sz="4"/>
+              <w:left w:val="single" w:color="BFBFBF" w:sz="4"/>
+              <w:bottom w:val="single" w:color="BFBFBF" w:sz="4"/>
+              <w:right w:val="single" w:color="BFBFBF" w:sz="4"/>
+            </w:tcBorders>
+            <w:tcMar>
+              <w:top w:type="dxa" w:w="70"/>
+              <w:left w:type="dxa" w:w="110"/>
+              <w:bottom w:type="dxa" w:w="70"/>
+              <w:right w:type="dxa" w:w="110"/>
+            </w:tcMar>
+          </w:tcPr>
+          <w:p>
+            <w:r>
+              <w:rPr>
+                <w:rFonts w:ascii="Arial" w:cs="Arial" w:eastAsia="Arial" w:hAnsi="Arial"/>
+                <w:sz w:val="19"/>
+                <w:szCs w:val="19"/>
+              </w:rPr>
+              <w:t xml:space="preserve">NEG SEG 2026</w:t>
+            </w:r>
+          </w:p>
+        </w:tc>
+      </w:tr>
+      <w:tr>
+        <w:trPr>
+          <w:cantSplit/>
+        </w:trPr>
+        <w:tc>
+          <w:tcPr>
+            <w:tcW w:type="dxa" w:w="3300"/>
+            <w:tcBorders>
+              <w:top w:val="single" w:color="BFBFBF" w:sz="4"/>
+              <w:left w:val="single" w:color="BFBFBF" w:sz="4"/>
+              <w:bottom w:val="single" w:color="BFBFBF" w:sz="4"/>
+              <w:right w:val="single" w:color="BFBFBF" w:sz="4"/>
+            </w:tcBorders>
+            <w:shd w:fill="F2F2F2" w:color="auto" w:val="clear"/>
+            <w:tcMar>
+              <w:top w:type="dxa" w:w="70"/>
+              <w:left w:type="dxa" w:w="110"/>
+              <w:bottom w:type="dxa" w:w="70"/>
+              <w:right w:type="dxa" w:w="110"/>
+            </w:tcMar>
+          </w:tcPr>
+          <w:p>
+            <w:r>
+              <w:rPr>
+                <w:rFonts w:ascii="Arial" w:cs="Arial" w:eastAsia="Arial" w:hAnsi="Arial"/>
+                <w:sz w:val="19"/>
+                <w:szCs w:val="19"/>
+              </w:rPr>
+              <w:t xml:space="preserve">TC-Dorothy L1</w:t>
+            </w:r>
+          </w:p>
+        </w:tc>
+        <w:tc>
+          <w:tcPr>
+            <w:tcW w:type="dxa" w:w="3169"/>
+            <w:tcBorders>
+              <w:top w:val="single" w:color="BFBFBF" w:sz="4"/>
+              <w:left w:val="single" w:color="BFBFBF" w:sz="4"/>
+              <w:bottom w:val="single" w:color="BFBFBF" w:sz="4"/>
+              <w:right w:val="single" w:color="BFBFBF" w:sz="4"/>
+            </w:tcBorders>
+            <w:shd w:fill="F2F2F2" w:color="auto" w:val="clear"/>
+            <w:tcMar>
+              <w:top w:type="dxa" w:w="70"/>
+              <w:left w:type="dxa" w:w="110"/>
+              <w:bottom w:type="dxa" w:w="70"/>
+              <w:right w:type="dxa" w:w="110"/>
+            </w:tcMar>
+          </w:tcPr>
+          <w:p>
+            <w:r>
+              <w:rPr>
+                <w:rFonts w:ascii="Arial" w:cs="Arial" w:eastAsia="Arial" w:hAnsi="Arial"/>
+                <w:sz w:val="19"/>
+                <w:szCs w:val="19"/>
+              </w:rPr>
+              <w:t xml:space="preserve">P100</w:t>
+            </w:r>
+          </w:p>
+        </w:tc>
+        <w:tc>
+          <w:tcPr>
+            <w:tcW w:type="dxa" w:w="3169"/>
+            <w:tcBorders>
+              <w:top w:val="single" w:color="BFBFBF" w:sz="4"/>
+              <w:left w:val="single" w:color="BFBFBF" w:sz="4"/>
+              <w:bottom w:val="single" w:color="BFBFBF" w:sz="4"/>
+              <w:right w:val="single" w:color="BFBFBF" w:sz="4"/>
+            </w:tcBorders>
+            <w:shd w:fill="F2F2F2" w:color="auto" w:val="clear"/>
+            <w:tcMar>
+              <w:top w:type="dxa" w:w="70"/>
+              <w:left w:type="dxa" w:w="110"/>
+              <w:bottom w:type="dxa" w:w="70"/>
+              <w:right w:type="dxa" w:w="110"/>
+            </w:tcMar>
+          </w:tcPr>
+          <w:p>
+            <w:r>
+              <w:rPr>
+                <w:rFonts w:ascii="Arial" w:cs="Arial" w:eastAsia="Arial" w:hAnsi="Arial"/>
+                <w:sz w:val="19"/>
+                <w:szCs w:val="19"/>
+              </w:rPr>
+              <w:t xml:space="preserve">NEG SEG 2026</w:t>
+            </w:r>
+          </w:p>
+        </w:tc>
+      </w:tr>
+      <w:tr>
+        <w:trPr>
+          <w:cantSplit/>
+        </w:trPr>
+        <w:tc>
+          <w:tcPr>
+            <w:tcW w:type="dxa" w:w="3300"/>
+            <w:tcBorders>
+              <w:top w:val="single" w:color="BFBFBF" w:sz="4"/>
+              <w:left w:val="single" w:color="BFBFBF" w:sz="4"/>
+              <w:bottom w:val="single" w:color="BFBFBF" w:sz="4"/>
+              <w:right w:val="single" w:color="BFBFBF" w:sz="4"/>
+            </w:tcBorders>
+            <w:tcMar>
+              <w:top w:type="dxa" w:w="70"/>
+              <w:left w:type="dxa" w:w="110"/>
+              <w:bottom w:type="dxa" w:w="70"/>
+              <w:right w:type="dxa" w:w="110"/>
+            </w:tcMar>
+          </w:tcPr>
+          <w:p>
+            <w:r>
+              <w:rPr>
+                <w:rFonts w:ascii="Arial" w:cs="Arial" w:eastAsia="Arial" w:hAnsi="Arial"/>
+                <w:sz w:val="19"/>
+                <w:szCs w:val="19"/>
+              </w:rPr>
+              <w:t xml:space="preserve">TC-Dorothy L1 IoT</w:t>
+            </w:r>
+          </w:p>
+        </w:tc>
+        <w:tc>
+          <w:tcPr>
+            <w:tcW w:type="dxa" w:w="3169"/>
+            <w:tcBorders>
+              <w:top w:val="single" w:color="BFBFBF" w:sz="4"/>
+              <w:left w:val="single" w:color="BFBFBF" w:sz="4"/>
+              <w:bottom w:val="single" w:color="BFBFBF" w:sz="4"/>
+              <w:right w:val="single" w:color="BFBFBF" w:sz="4"/>
+            </w:tcBorders>
+            <w:tcMar>
+              <w:top w:type="dxa" w:w="70"/>
+              <w:left w:type="dxa" w:w="110"/>
+              <w:bottom w:type="dxa" w:w="70"/>
+              <w:right w:type="dxa" w:w="110"/>
+            </w:tcMar>
+          </w:tcPr>
+          <w:p>
+            <w:r>
+              <w:rPr>
+                <w:rFonts w:ascii="Arial" w:cs="Arial" w:eastAsia="Arial" w:hAnsi="Arial"/>
+                <w:sz w:val="19"/>
+                <w:szCs w:val="19"/>
+              </w:rPr>
+              <w:t xml:space="preserve">P100</w:t>
+            </w:r>
+          </w:p>
+        </w:tc>
+        <w:tc>
+          <w:tcPr>
+            <w:tcW w:type="dxa" w:w="3169"/>
+            <w:tcBorders>
+              <w:top w:val="single" w:color="BFBFBF" w:sz="4"/>
+              <w:left w:val="single" w:color="BFBFBF" w:sz="4"/>
+              <w:bottom w:val="single" w:color="BFBFBF" w:sz="4"/>
+              <w:right w:val="single" w:color="BFBFBF" w:sz="4"/>
+            </w:tcBorders>
+            <w:tcMar>
+              <w:top w:type="dxa" w:w="70"/>
+              <w:left w:type="dxa" w:w="110"/>
+              <w:bottom w:type="dxa" w:w="70"/>
+              <w:right w:type="dxa" w:w="110"/>
+            </w:tcMar>
+          </w:tcPr>
+          <w:p>
+            <w:r>
+              <w:rPr>
+                <w:rFonts w:ascii="Arial" w:cs="Arial" w:eastAsia="Arial" w:hAnsi="Arial"/>
+                <w:sz w:val="19"/>
+                <w:szCs w:val="19"/>
+              </w:rPr>
+              <w:t xml:space="preserve">NEG SEG 2026</w:t>
+            </w:r>
+          </w:p>
+        </w:tc>
+      </w:tr>
+      <w:tr>
+        <w:trPr>
+          <w:cantSplit/>
+        </w:trPr>
+        <w:tc>
+          <w:tcPr>
+            <w:tcW w:type="dxa" w:w="3300"/>
+            <w:tcBorders>
+              <w:top w:val="single" w:color="BFBFBF" w:sz="4"/>
+              <w:left w:val="single" w:color="BFBFBF" w:sz="4"/>
+              <w:bottom w:val="single" w:color="BFBFBF" w:sz="4"/>
+              <w:right w:val="single" w:color="BFBFBF" w:sz="4"/>
+            </w:tcBorders>
+            <w:shd w:fill="F2F2F2" w:color="auto" w:val="clear"/>
+            <w:tcMar>
+              <w:top w:type="dxa" w:w="70"/>
+              <w:left w:type="dxa" w:w="110"/>
+              <w:bottom w:type="dxa" w:w="70"/>
+              <w:right w:type="dxa" w:w="110"/>
+            </w:tcMar>
+          </w:tcPr>
+          <w:p>
+            <w:r>
+              <w:rPr>
+                <w:rFonts w:ascii="Arial" w:cs="Arial" w:eastAsia="Arial" w:hAnsi="Arial"/>
+                <w:sz w:val="19"/>
+                <w:szCs w:val="19"/>
+              </w:rPr>
+              <w:t xml:space="preserve">TC-Dorothy L2</w:t>
+            </w:r>
+          </w:p>
+        </w:tc>
+        <w:tc>
+          <w:tcPr>
+            <w:tcW w:type="dxa" w:w="3169"/>
+            <w:tcBorders>
+              <w:top w:val="single" w:color="BFBFBF" w:sz="4"/>
+              <w:left w:val="single" w:color="BFBFBF" w:sz="4"/>
+              <w:bottom w:val="single" w:color="BFBFBF" w:sz="4"/>
+              <w:right w:val="single" w:color="BFBFBF" w:sz="4"/>
+            </w:tcBorders>
+            <w:shd w:fill="F2F2F2" w:color="auto" w:val="clear"/>
+            <w:tcMar>
+              <w:top w:type="dxa" w:w="70"/>
+              <w:left w:type="dxa" w:w="110"/>
+              <w:bottom w:type="dxa" w:w="70"/>
+              <w:right w:type="dxa" w:w="110"/>
+            </w:tcMar>
+          </w:tcPr>
+          <w:p>
+            <w:r>
+              <w:rPr>
+                <w:rFonts w:ascii="Arial" w:cs="Arial" w:eastAsia="Arial" w:hAnsi="Arial"/>
+                <w:sz w:val="19"/>
+                <w:szCs w:val="19"/>
+              </w:rPr>
+              <w:t xml:space="preserve">P100</w:t>
+            </w:r>
+          </w:p>
+        </w:tc>
+        <w:tc>
+          <w:tcPr>
+            <w:tcW w:type="dxa" w:w="3169"/>
+            <w:tcBorders>
+              <w:top w:val="single" w:color="BFBFBF" w:sz="4"/>
+              <w:left w:val="single" w:color="BFBFBF" w:sz="4"/>
+              <w:bottom w:val="single" w:color="BFBFBF" w:sz="4"/>
+              <w:right w:val="single" w:color="BFBFBF" w:sz="4"/>
+            </w:tcBorders>
+            <w:shd w:fill="F2F2F2" w:color="auto" w:val="clear"/>
+            <w:tcMar>
+              <w:top w:type="dxa" w:w="70"/>
+              <w:left w:type="dxa" w:w="110"/>
+              <w:bottom w:type="dxa" w:w="70"/>
+              <w:right w:type="dxa" w:w="110"/>
+            </w:tcMar>
+          </w:tcPr>
+          <w:p>
+            <w:r>
+              <w:rPr>
+                <w:rFonts w:ascii="Arial" w:cs="Arial" w:eastAsia="Arial" w:hAnsi="Arial"/>
+                <w:sz w:val="19"/>
+                <w:szCs w:val="19"/>
+              </w:rPr>
+              <w:t xml:space="preserve">NEG SEG 2026</w:t>
+            </w:r>
+          </w:p>
+        </w:tc>
+      </w:tr>
+      <w:tr>
+        <w:trPr>
+          <w:cantSplit/>
+        </w:trPr>
+        <w:tc>
+          <w:tcPr>
+            <w:tcW w:type="dxa" w:w="3300"/>
+            <w:tcBorders>
+              <w:top w:val="single" w:color="BFBFBF" w:sz="4"/>
+              <w:left w:val="single" w:color="BFBFBF" w:sz="4"/>
+              <w:bottom w:val="single" w:color="BFBFBF" w:sz="4"/>
+              <w:right w:val="single" w:color="BFBFBF" w:sz="4"/>
+            </w:tcBorders>
+            <w:tcMar>
+              <w:top w:type="dxa" w:w="70"/>
+              <w:left w:type="dxa" w:w="110"/>
+              <w:bottom w:type="dxa" w:w="70"/>
+              <w:right w:type="dxa" w:w="110"/>
+            </w:tcMar>
+          </w:tcPr>
+          <w:p>
+            <w:r>
+              <w:rPr>
+                <w:rFonts w:ascii="Arial" w:cs="Arial" w:eastAsia="Arial" w:hAnsi="Arial"/>
+                <w:sz w:val="19"/>
+                <w:szCs w:val="19"/>
+              </w:rPr>
+              <w:t xml:space="preserve">TC-Dorothy L2 IoT</w:t>
+            </w:r>
+          </w:p>
+        </w:tc>
+        <w:tc>
+          <w:tcPr>
+            <w:tcW w:type="dxa" w:w="3169"/>
+            <w:tcBorders>
+              <w:top w:val="single" w:color="BFBFBF" w:sz="4"/>
+              <w:left w:val="single" w:color="BFBFBF" w:sz="4"/>
+              <w:bottom w:val="single" w:color="BFBFBF" w:sz="4"/>
+              <w:right w:val="single" w:color="BFBFBF" w:sz="4"/>
+            </w:tcBorders>
+            <w:tcMar>
+              <w:top w:type="dxa" w:w="70"/>
+              <w:left w:type="dxa" w:w="110"/>
+              <w:bottom w:type="dxa" w:w="70"/>
+              <w:right w:type="dxa" w:w="110"/>
+            </w:tcMar>
+          </w:tcPr>
+          <w:p>
+            <w:r>
+              <w:rPr>
+                <w:rFonts w:ascii="Arial" w:cs="Arial" w:eastAsia="Arial" w:hAnsi="Arial"/>
+                <w:sz w:val="19"/>
+                <w:szCs w:val="19"/>
+              </w:rPr>
+              <w:t xml:space="preserve">P100</w:t>
+            </w:r>
+          </w:p>
+        </w:tc>
+        <w:tc>
+          <w:tcPr>
+            <w:tcW w:type="dxa" w:w="3169"/>
+            <w:tcBorders>
+              <w:top w:val="single" w:color="BFBFBF" w:sz="4"/>
+              <w:left w:val="single" w:color="BFBFBF" w:sz="4"/>
+              <w:bottom w:val="single" w:color="BFBFBF" w:sz="4"/>
+              <w:right w:val="single" w:color="BFBFBF" w:sz="4"/>
+            </w:tcBorders>
+            <w:tcMar>
+              <w:top w:type="dxa" w:w="70"/>
+              <w:left w:type="dxa" w:w="110"/>
+              <w:bottom w:type="dxa" w:w="70"/>
+              <w:right w:type="dxa" w:w="110"/>
+            </w:tcMar>
+          </w:tcPr>
+          <w:p>
+            <w:r>
+              <w:rPr>
+                <w:rFonts w:ascii="Arial" w:cs="Arial" w:eastAsia="Arial" w:hAnsi="Arial"/>
+                <w:sz w:val="19"/>
+                <w:szCs w:val="19"/>
+              </w:rPr>
+              <w:t xml:space="preserve">NEG SEG 2026</w:t>
+            </w:r>
+          </w:p>
+        </w:tc>
+      </w:tr>
+      <w:tr>
+        <w:trPr>
+          <w:cantSplit/>
+        </w:trPr>
+        <w:tc>
+          <w:tcPr>
+            <w:tcW w:type="dxa" w:w="3300"/>
+            <w:tcBorders>
+              <w:top w:val="single" w:color="BFBFBF" w:sz="4"/>
+              <w:left w:val="single" w:color="BFBFBF" w:sz="4"/>
+              <w:bottom w:val="single" w:color="BFBFBF" w:sz="4"/>
+              <w:right w:val="single" w:color="BFBFBF" w:sz="4"/>
+            </w:tcBorders>
+            <w:shd w:fill="F2F2F2" w:color="auto" w:val="clear"/>
+            <w:tcMar>
+              <w:top w:type="dxa" w:w="70"/>
+              <w:left w:type="dxa" w:w="110"/>
+              <w:bottom w:type="dxa" w:w="70"/>
+              <w:right w:type="dxa" w:w="110"/>
+            </w:tcMar>
+          </w:tcPr>
+          <w:p>
+            <w:r>
+              <w:rPr>
+                <w:rFonts w:ascii="Arial" w:cs="Arial" w:eastAsia="Arial" w:hAnsi="Arial"/>
+                <w:sz w:val="19"/>
+                <w:szCs w:val="19"/>
+              </w:rPr>
+              <w:t xml:space="preserve">TC-Dorothy L3</w:t>
+            </w:r>
+          </w:p>
+        </w:tc>
+        <w:tc>
+          <w:tcPr>
+            <w:tcW w:type="dxa" w:w="3169"/>
+            <w:tcBorders>
+              <w:top w:val="single" w:color="BFBFBF" w:sz="4"/>
+              <w:left w:val="single" w:color="BFBFBF" w:sz="4"/>
+              <w:bottom w:val="single" w:color="BFBFBF" w:sz="4"/>
+              <w:right w:val="single" w:color="BFBFBF" w:sz="4"/>
+            </w:tcBorders>
+            <w:shd w:fill="F2F2F2" w:color="auto" w:val="clear"/>
+            <w:tcMar>
+              <w:top w:type="dxa" w:w="70"/>
+              <w:left w:type="dxa" w:w="110"/>
+              <w:bottom w:type="dxa" w:w="70"/>
+              <w:right w:type="dxa" w:w="110"/>
+            </w:tcMar>
+          </w:tcPr>
+          <w:p>
+            <w:r>
+              <w:rPr>
+                <w:rFonts w:ascii="Arial" w:cs="Arial" w:eastAsia="Arial" w:hAnsi="Arial"/>
+                <w:sz w:val="19"/>
+                <w:szCs w:val="19"/>
+              </w:rPr>
+              <w:t xml:space="preserve">default</w:t>
+            </w:r>
+          </w:p>
+        </w:tc>
+        <w:tc>
+          <w:tcPr>
+            <w:tcW w:type="dxa" w:w="3169"/>
+            <w:tcBorders>
+              <w:top w:val="single" w:color="BFBFBF" w:sz="4"/>
+              <w:left w:val="single" w:color="BFBFBF" w:sz="4"/>
+              <w:bottom w:val="single" w:color="BFBFBF" w:sz="4"/>
+              <w:right w:val="single" w:color="BFBFBF" w:sz="4"/>
+            </w:tcBorders>
+            <w:shd w:fill="F2F2F2" w:color="auto" w:val="clear"/>
+            <w:tcMar>
+              <w:top w:type="dxa" w:w="70"/>
+              <w:left w:type="dxa" w:w="110"/>
+              <w:bottom w:type="dxa" w:w="70"/>
+              <w:right w:type="dxa" w:w="110"/>
+            </w:tcMar>
+          </w:tcPr>
+          <w:p>
+            <w:r>
+              <w:rPr>
+                <w:rFonts w:ascii="Arial" w:cs="Arial" w:eastAsia="Arial" w:hAnsi="Arial"/>
+                <w:sz w:val="19"/>
+                <w:szCs w:val="19"/>
+              </w:rPr>
+              <w:t xml:space="preserve">NEG SEG 2026</w:t>
+            </w:r>
+          </w:p>
+        </w:tc>
+      </w:tr>
+      <w:tr>
+        <w:trPr>
+          <w:cantSplit/>
+        </w:trPr>
+        <w:tc>
+          <w:tcPr>
+            <w:tcW w:type="dxa" w:w="3300"/>
+            <w:tcBorders>
+              <w:top w:val="single" w:color="BFBFBF" w:sz="4"/>
+              <w:left w:val="single" w:color="BFBFBF" w:sz="4"/>
+              <w:bottom w:val="single" w:color="BFBFBF" w:sz="4"/>
+              <w:right w:val="single" w:color="BFBFBF" w:sz="4"/>
+            </w:tcBorders>
+            <w:tcMar>
+              <w:top w:type="dxa" w:w="70"/>
+              <w:left w:type="dxa" w:w="110"/>
+              <w:bottom w:type="dxa" w:w="70"/>
+              <w:right w:type="dxa" w:w="110"/>
+            </w:tcMar>
+          </w:tcPr>
+          <w:p>
+            <w:r>
+              <w:rPr>
+                <w:rFonts w:ascii="Arial" w:cs="Arial" w:eastAsia="Arial" w:hAnsi="Arial"/>
+                <w:sz w:val="19"/>
+                <w:szCs w:val="19"/>
+              </w:rPr>
+              <w:t xml:space="preserve">TC-Dorothy L3 IoT</w:t>
+            </w:r>
+          </w:p>
+        </w:tc>
+        <w:tc>
+          <w:tcPr>
+            <w:tcW w:type="dxa" w:w="3169"/>
+            <w:tcBorders>
+              <w:top w:val="single" w:color="BFBFBF" w:sz="4"/>
+              <w:left w:val="single" w:color="BFBFBF" w:sz="4"/>
+              <w:bottom w:val="single" w:color="BFBFBF" w:sz="4"/>
+              <w:right w:val="single" w:color="BFBFBF" w:sz="4"/>
+            </w:tcBorders>
+            <w:tcMar>
+              <w:top w:type="dxa" w:w="70"/>
+              <w:left w:type="dxa" w:w="110"/>
+              <w:bottom w:type="dxa" w:w="70"/>
+              <w:right w:type="dxa" w:w="110"/>
+            </w:tcMar>
+          </w:tcPr>
+          <w:p>
+            <w:r>
+              <w:rPr>
+                <w:rFonts w:ascii="Arial" w:cs="Arial" w:eastAsia="Arial" w:hAnsi="Arial"/>
+                <w:sz w:val="19"/>
+                <w:szCs w:val="19"/>
+              </w:rPr>
+              <w:t xml:space="preserve">P100</w:t>
+            </w:r>
+          </w:p>
+        </w:tc>
+        <w:tc>
+          <w:tcPr>
+            <w:tcW w:type="dxa" w:w="3169"/>
+            <w:tcBorders>
+              <w:top w:val="single" w:color="BFBFBF" w:sz="4"/>
+              <w:left w:val="single" w:color="BFBFBF" w:sz="4"/>
+              <w:bottom w:val="single" w:color="BFBFBF" w:sz="4"/>
+              <w:right w:val="single" w:color="BFBFBF" w:sz="4"/>
+            </w:tcBorders>
+            <w:tcMar>
+              <w:top w:type="dxa" w:w="70"/>
+              <w:left w:type="dxa" w:w="110"/>
+              <w:bottom w:type="dxa" w:w="70"/>
+              <w:right w:type="dxa" w:w="110"/>
+            </w:tcMar>
+          </w:tcPr>
+          <w:p>
+            <w:r>
+              <w:rPr>
+                <w:rFonts w:ascii="Arial" w:cs="Arial" w:eastAsia="Arial" w:hAnsi="Arial"/>
+                <w:sz w:val="19"/>
+                <w:szCs w:val="19"/>
+              </w:rPr>
+              <w:t xml:space="preserve">NEG SEG 2026</w:t>
+            </w:r>
+          </w:p>
+        </w:tc>
+      </w:tr>
+      <w:tr>
+        <w:trPr>
+          <w:cantSplit/>
+        </w:trPr>
+        <w:tc>
+          <w:tcPr>
+            <w:tcW w:type="dxa" w:w="3300"/>
+            <w:tcBorders>
+              <w:top w:val="single" w:color="BFBFBF" w:sz="4"/>
+              <w:left w:val="single" w:color="BFBFBF" w:sz="4"/>
+              <w:bottom w:val="single" w:color="BFBFBF" w:sz="4"/>
+              <w:right w:val="single" w:color="BFBFBF" w:sz="4"/>
+            </w:tcBorders>
+            <w:shd w:fill="F2F2F2" w:color="auto" w:val="clear"/>
+            <w:tcMar>
+              <w:top w:type="dxa" w:w="70"/>
+              <w:left w:type="dxa" w:w="110"/>
+              <w:bottom w:type="dxa" w:w="70"/>
+              <w:right w:type="dxa" w:w="110"/>
+            </w:tcMar>
+          </w:tcPr>
+          <w:p>
+            <w:r>
+              <w:rPr>
+                <w:rFonts w:ascii="Arial" w:cs="Arial" w:eastAsia="Arial" w:hAnsi="Arial"/>
+                <w:sz w:val="19"/>
+                <w:szCs w:val="19"/>
+              </w:rPr>
+              <w:t xml:space="preserve">TC-Dorothy L4</w:t>
+            </w:r>
+          </w:p>
+        </w:tc>
+        <w:tc>
+          <w:tcPr>
+            <w:tcW w:type="dxa" w:w="3169"/>
+            <w:tcBorders>
+              <w:top w:val="single" w:color="BFBFBF" w:sz="4"/>
+              <w:left w:val="single" w:color="BFBFBF" w:sz="4"/>
+              <w:bottom w:val="single" w:color="BFBFBF" w:sz="4"/>
+              <w:right w:val="single" w:color="BFBFBF" w:sz="4"/>
+            </w:tcBorders>
+            <w:shd w:fill="F2F2F2" w:color="auto" w:val="clear"/>
+            <w:tcMar>
+              <w:top w:type="dxa" w:w="70"/>
+              <w:left w:type="dxa" w:w="110"/>
+              <w:bottom w:type="dxa" w:w="70"/>
+              <w:right w:type="dxa" w:w="110"/>
+            </w:tcMar>
+          </w:tcPr>
+          <w:p>
+            <w:r>
+              <w:rPr>
+                <w:rFonts w:ascii="Arial" w:cs="Arial" w:eastAsia="Arial" w:hAnsi="Arial"/>
+                <w:sz w:val="19"/>
+                <w:szCs w:val="19"/>
+              </w:rPr>
+              <w:t xml:space="preserve">default</w:t>
+            </w:r>
+          </w:p>
+        </w:tc>
+        <w:tc>
+          <w:tcPr>
+            <w:tcW w:type="dxa" w:w="3169"/>
+            <w:tcBorders>
+              <w:top w:val="single" w:color="BFBFBF" w:sz="4"/>
+              <w:left w:val="single" w:color="BFBFBF" w:sz="4"/>
+              <w:bottom w:val="single" w:color="BFBFBF" w:sz="4"/>
+              <w:right w:val="single" w:color="BFBFBF" w:sz="4"/>
+            </w:tcBorders>
+            <w:shd w:fill="F2F2F2" w:color="auto" w:val="clear"/>
+            <w:tcMar>
+              <w:top w:type="dxa" w:w="70"/>
+              <w:left w:type="dxa" w:w="110"/>
+              <w:bottom w:type="dxa" w:w="70"/>
+              <w:right w:type="dxa" w:w="110"/>
+            </w:tcMar>
+          </w:tcPr>
+          <w:p>
+            <w:r>
+              <w:rPr>
+                <w:rFonts w:ascii="Arial" w:cs="Arial" w:eastAsia="Arial" w:hAnsi="Arial"/>
+                <w:sz w:val="19"/>
+                <w:szCs w:val="19"/>
+              </w:rPr>
+              <w:t xml:space="preserve">NEG SEG 2026</w:t>
+            </w:r>
+          </w:p>
+        </w:tc>
+      </w:tr>
+      <w:tr>
+        <w:trPr>
+          <w:cantSplit/>
+        </w:trPr>
+        <w:tc>
+          <w:tcPr>
+            <w:tcW w:type="dxa" w:w="3300"/>
+            <w:tcBorders>
+              <w:top w:val="single" w:color="BFBFBF" w:sz="4"/>
+              <w:left w:val="single" w:color="BFBFBF" w:sz="4"/>
+              <w:bottom w:val="single" w:color="BFBFBF" w:sz="4"/>
+              <w:right w:val="single" w:color="BFBFBF" w:sz="4"/>
+            </w:tcBorders>
+            <w:tcMar>
+              <w:top w:type="dxa" w:w="70"/>
+              <w:left w:type="dxa" w:w="110"/>
+              <w:bottom w:type="dxa" w:w="70"/>
+              <w:right w:type="dxa" w:w="110"/>
+            </w:tcMar>
+          </w:tcPr>
+          <w:p>
+            <w:r>
+              <w:rPr>
+                <w:rFonts w:ascii="Arial" w:cs="Arial" w:eastAsia="Arial" w:hAnsi="Arial"/>
+                <w:sz w:val="19"/>
+                <w:szCs w:val="19"/>
+              </w:rPr>
+              <w:t xml:space="preserve">TC-Dorothy L4 IoT</w:t>
+            </w:r>
+          </w:p>
+        </w:tc>
+        <w:tc>
+          <w:tcPr>
+            <w:tcW w:type="dxa" w:w="3169"/>
+            <w:tcBorders>
+              <w:top w:val="single" w:color="BFBFBF" w:sz="4"/>
+              <w:left w:val="single" w:color="BFBFBF" w:sz="4"/>
+              <w:bottom w:val="single" w:color="BFBFBF" w:sz="4"/>
+              <w:right w:val="single" w:color="BFBFBF" w:sz="4"/>
+            </w:tcBorders>
+            <w:tcMar>
+              <w:top w:type="dxa" w:w="70"/>
+              <w:left w:type="dxa" w:w="110"/>
+              <w:bottom w:type="dxa" w:w="70"/>
+              <w:right w:type="dxa" w:w="110"/>
+            </w:tcMar>
+          </w:tcPr>
+          <w:p>
+            <w:r>
+              <w:rPr>
+                <w:rFonts w:ascii="Arial" w:cs="Arial" w:eastAsia="Arial" w:hAnsi="Arial"/>
+                <w:sz w:val="19"/>
+                <w:szCs w:val="19"/>
+              </w:rPr>
+              <w:t xml:space="preserve">P100</w:t>
+            </w:r>
+          </w:p>
+        </w:tc>
+        <w:tc>
+          <w:tcPr>
+            <w:tcW w:type="dxa" w:w="3169"/>
+            <w:tcBorders>
+              <w:top w:val="single" w:color="BFBFBF" w:sz="4"/>
+              <w:left w:val="single" w:color="BFBFBF" w:sz="4"/>
+              <w:bottom w:val="single" w:color="BFBFBF" w:sz="4"/>
+              <w:right w:val="single" w:color="BFBFBF" w:sz="4"/>
+            </w:tcBorders>
+            <w:tcMar>
+              <w:top w:type="dxa" w:w="70"/>
+              <w:left w:type="dxa" w:w="110"/>
+              <w:bottom w:type="dxa" w:w="70"/>
+              <w:right w:type="dxa" w:w="110"/>
+            </w:tcMar>
+          </w:tcPr>
+          <w:p>
+            <w:r>
+              <w:rPr>
+                <w:rFonts w:ascii="Arial" w:cs="Arial" w:eastAsia="Arial" w:hAnsi="Arial"/>
+                <w:sz w:val="19"/>
+                <w:szCs w:val="19"/>
+              </w:rPr>
+              <w:t xml:space="preserve">NEG SEG 2026</w:t>
+            </w:r>
+          </w:p>
+        </w:tc>
+      </w:tr>
+      <w:tr>
+        <w:trPr>
+          <w:cantSplit/>
+        </w:trPr>
+        <w:tc>
+          <w:tcPr>
+            <w:tcW w:type="dxa" w:w="3300"/>
+            <w:tcBorders>
+              <w:top w:val="single" w:color="BFBFBF" w:sz="4"/>
+              <w:left w:val="single" w:color="BFBFBF" w:sz="4"/>
+              <w:bottom w:val="single" w:color="BFBFBF" w:sz="4"/>
+              <w:right w:val="single" w:color="BFBFBF" w:sz="4"/>
+            </w:tcBorders>
+            <w:shd w:fill="F2F2F2" w:color="auto" w:val="clear"/>
+            <w:tcMar>
+              <w:top w:type="dxa" w:w="70"/>
+              <w:left w:type="dxa" w:w="110"/>
+              <w:bottom w:type="dxa" w:w="70"/>
+              <w:right w:type="dxa" w:w="110"/>
+            </w:tcMar>
+          </w:tcPr>
+          <w:p>
+            <w:r>
+              <w:rPr>
+                <w:rFonts w:ascii="Arial" w:cs="Arial" w:eastAsia="Arial" w:hAnsi="Arial"/>
+                <w:sz w:val="19"/>
+                <w:szCs w:val="19"/>
+              </w:rPr>
+              <w:t xml:space="preserve">TC-Evan Burge</w:t>
+            </w:r>
+          </w:p>
+        </w:tc>
+        <w:tc>
+          <w:tcPr>
+            <w:tcW w:type="dxa" w:w="3169"/>
+            <w:tcBorders>
+              <w:top w:val="single" w:color="BFBFBF" w:sz="4"/>
+              <w:left w:val="single" w:color="BFBFBF" w:sz="4"/>
+              <w:bottom w:val="single" w:color="BFBFBF" w:sz="4"/>
+              <w:right w:val="single" w:color="BFBFBF" w:sz="4"/>
+            </w:tcBorders>
+            <w:shd w:fill="F2F2F2" w:color="auto" w:val="clear"/>
+            <w:tcMar>
+              <w:top w:type="dxa" w:w="70"/>
+              <w:left w:type="dxa" w:w="110"/>
+              <w:bottom w:type="dxa" w:w="70"/>
+              <w:right w:type="dxa" w:w="110"/>
+            </w:tcMar>
+          </w:tcPr>
+          <w:p>
+            <w:r>
+              <w:rPr>
+                <w:rFonts w:ascii="Arial" w:cs="Arial" w:eastAsia="Arial" w:hAnsi="Arial"/>
+                <w:sz w:val="19"/>
+                <w:szCs w:val="19"/>
+              </w:rPr>
+              <w:t xml:space="preserve">Evan Burge</w:t>
+            </w:r>
+          </w:p>
+        </w:tc>
+        <w:tc>
+          <w:tcPr>
+            <w:tcW w:type="dxa" w:w="3169"/>
+            <w:tcBorders>
+              <w:top w:val="single" w:color="BFBFBF" w:sz="4"/>
+              <w:left w:val="single" w:color="BFBFBF" w:sz="4"/>
+              <w:bottom w:val="single" w:color="BFBFBF" w:sz="4"/>
+              <w:right w:val="single" w:color="BFBFBF" w:sz="4"/>
+            </w:tcBorders>
+            <w:shd w:fill="F2F2F2" w:color="auto" w:val="clear"/>
+            <w:tcMar>
+              <w:top w:type="dxa" w:w="70"/>
+              <w:left w:type="dxa" w:w="110"/>
+              <w:bottom w:type="dxa" w:w="70"/>
+              <w:right w:type="dxa" w:w="110"/>
+            </w:tcMar>
+          </w:tcPr>
+          <w:p>
+            <w:r>
+              <w:rPr>
+                <w:rFonts w:ascii="Arial" w:cs="Arial" w:eastAsia="Arial" w:hAnsi="Arial"/>
+                <w:sz w:val="19"/>
+                <w:szCs w:val="19"/>
+              </w:rPr>
+              <w:t xml:space="preserve">NEG SEG 2026</w:t>
+            </w:r>
+          </w:p>
+        </w:tc>
+      </w:tr>
+      <w:tr>
+        <w:trPr>
+          <w:cantSplit/>
+        </w:trPr>
+        <w:tc>
+          <w:tcPr>
+            <w:tcW w:type="dxa" w:w="3300"/>
+            <w:tcBorders>
+              <w:top w:val="single" w:color="BFBFBF" w:sz="4"/>
+              <w:left w:val="single" w:color="BFBFBF" w:sz="4"/>
+              <w:bottom w:val="single" w:color="BFBFBF" w:sz="4"/>
+              <w:right w:val="single" w:color="BFBFBF" w:sz="4"/>
+            </w:tcBorders>
+            <w:tcMar>
+              <w:top w:type="dxa" w:w="70"/>
+              <w:left w:type="dxa" w:w="110"/>
+              <w:bottom w:type="dxa" w:w="70"/>
+              <w:right w:type="dxa" w:w="110"/>
+            </w:tcMar>
+          </w:tcPr>
+          <w:p>
+            <w:r>
+              <w:rPr>
+                <w:rFonts w:ascii="Arial" w:cs="Arial" w:eastAsia="Arial" w:hAnsi="Arial"/>
+                <w:sz w:val="19"/>
+                <w:szCs w:val="19"/>
+              </w:rPr>
+              <w:t xml:space="preserve">TC-Gateway</w:t>
+            </w:r>
+          </w:p>
+        </w:tc>
+        <w:tc>
+          <w:tcPr>
+            <w:tcW w:type="dxa" w:w="3169"/>
+            <w:tcBorders>
+              <w:top w:val="single" w:color="BFBFBF" w:sz="4"/>
+              <w:left w:val="single" w:color="BFBFBF" w:sz="4"/>
+              <w:bottom w:val="single" w:color="BFBFBF" w:sz="4"/>
+              <w:right w:val="single" w:color="BFBFBF" w:sz="4"/>
+            </w:tcBorders>
+            <w:tcMar>
+              <w:top w:type="dxa" w:w="70"/>
+              <w:left w:type="dxa" w:w="110"/>
+              <w:bottom w:type="dxa" w:w="70"/>
+              <w:right w:type="dxa" w:w="110"/>
+            </w:tcMar>
+          </w:tcPr>
+          <w:p>
+            <w:r>
+              <w:rPr>
+                <w:rFonts w:ascii="Arial" w:cs="Arial" w:eastAsia="Arial" w:hAnsi="Arial"/>
+                <w:sz w:val="19"/>
+                <w:szCs w:val="19"/>
+              </w:rPr>
+              <w:t xml:space="preserve">Gateway</w:t>
+            </w:r>
+          </w:p>
+        </w:tc>
+        <w:tc>
+          <w:tcPr>
+            <w:tcW w:type="dxa" w:w="3169"/>
+            <w:tcBorders>
+              <w:top w:val="single" w:color="BFBFBF" w:sz="4"/>
+              <w:left w:val="single" w:color="BFBFBF" w:sz="4"/>
+              <w:bottom w:val="single" w:color="BFBFBF" w:sz="4"/>
+              <w:right w:val="single" w:color="BFBFBF" w:sz="4"/>
+            </w:tcBorders>
+            <w:tcMar>
+              <w:top w:type="dxa" w:w="70"/>
+              <w:left w:type="dxa" w:w="110"/>
+              <w:bottom w:type="dxa" w:w="70"/>
+              <w:right w:type="dxa" w:w="110"/>
+            </w:tcMar>
+          </w:tcPr>
+          <w:p>
+            <w:r>
+              <w:rPr>
+                <w:rFonts w:ascii="Arial" w:cs="Arial" w:eastAsia="Arial" w:hAnsi="Arial"/>
+                <w:sz w:val="19"/>
+                <w:szCs w:val="19"/>
+              </w:rPr>
+              <w:t xml:space="preserve">NEG SEG 2026</w:t>
+            </w:r>
+          </w:p>
+        </w:tc>
+      </w:tr>
+      <w:tr>
+        <w:trPr>
+          <w:cantSplit/>
+        </w:trPr>
+        <w:tc>
+          <w:tcPr>
+            <w:tcW w:type="dxa" w:w="3300"/>
+            <w:tcBorders>
+              <w:top w:val="single" w:color="BFBFBF" w:sz="4"/>
+              <w:left w:val="single" w:color="BFBFBF" w:sz="4"/>
+              <w:bottom w:val="single" w:color="BFBFBF" w:sz="4"/>
+              <w:right w:val="single" w:color="BFBFBF" w:sz="4"/>
+            </w:tcBorders>
+            <w:shd w:fill="F2F2F2" w:color="auto" w:val="clear"/>
+            <w:tcMar>
+              <w:top w:type="dxa" w:w="70"/>
+              <w:left w:type="dxa" w:w="110"/>
+              <w:bottom w:type="dxa" w:w="70"/>
+              <w:right w:type="dxa" w:w="110"/>
+            </w:tcMar>
+          </w:tcPr>
+          <w:p>
+            <w:r>
+              <w:rPr>
+                <w:rFonts w:ascii="Arial" w:cs="Arial" w:eastAsia="Arial" w:hAnsi="Arial"/>
+                <w:sz w:val="19"/>
+                <w:szCs w:val="19"/>
+              </w:rPr>
+              <w:t xml:space="preserve">TC-Gourlay</w:t>
+            </w:r>
+          </w:p>
+        </w:tc>
+        <w:tc>
+          <w:tcPr>
+            <w:tcW w:type="dxa" w:w="3169"/>
+            <w:tcBorders>
+              <w:top w:val="single" w:color="BFBFBF" w:sz="4"/>
+              <w:left w:val="single" w:color="BFBFBF" w:sz="4"/>
+              <w:bottom w:val="single" w:color="BFBFBF" w:sz="4"/>
+              <w:right w:val="single" w:color="BFBFBF" w:sz="4"/>
+            </w:tcBorders>
+            <w:shd w:fill="F2F2F2" w:color="auto" w:val="clear"/>
+            <w:tcMar>
+              <w:top w:type="dxa" w:w="70"/>
+              <w:left w:type="dxa" w:w="110"/>
+              <w:bottom w:type="dxa" w:w="70"/>
+              <w:right w:type="dxa" w:w="110"/>
+            </w:tcMar>
+          </w:tcPr>
+          <w:p>
+            <w:r>
+              <w:rPr>
+                <w:rFonts w:ascii="Arial" w:cs="Arial" w:eastAsia="Arial" w:hAnsi="Arial"/>
+                <w:sz w:val="19"/>
+                <w:szCs w:val="19"/>
+              </w:rPr>
+              <w:t xml:space="preserve">Main - 802.11R Disabled</w:t>
+            </w:r>
+          </w:p>
+        </w:tc>
+        <w:tc>
+          <w:tcPr>
+            <w:tcW w:type="dxa" w:w="3169"/>
+            <w:tcBorders>
+              <w:top w:val="single" w:color="BFBFBF" w:sz="4"/>
+              <w:left w:val="single" w:color="BFBFBF" w:sz="4"/>
+              <w:bottom w:val="single" w:color="BFBFBF" w:sz="4"/>
+              <w:right w:val="single" w:color="BFBFBF" w:sz="4"/>
+            </w:tcBorders>
+            <w:shd w:fill="F2F2F2" w:color="auto" w:val="clear"/>
+            <w:tcMar>
+              <w:top w:type="dxa" w:w="70"/>
+              <w:left w:type="dxa" w:w="110"/>
+              <w:bottom w:type="dxa" w:w="70"/>
+              <w:right w:type="dxa" w:w="110"/>
+            </w:tcMar>
+          </w:tcPr>
+          <w:p>
+            <w:r>
+              <w:rPr>
+                <w:rFonts w:ascii="Arial" w:cs="Arial" w:eastAsia="Arial" w:hAnsi="Arial"/>
+                <w:sz w:val="19"/>
+                <w:szCs w:val="19"/>
+              </w:rPr>
+              <w:t xml:space="preserve">NEG SEG 2026</w:t>
+            </w:r>
+          </w:p>
+        </w:tc>
+      </w:tr>
+      <w:tr>
+        <w:trPr>
+          <w:cantSplit/>
+        </w:trPr>
+        <w:tc>
+          <w:tcPr>
+            <w:tcW w:type="dxa" w:w="3300"/>
+            <w:tcBorders>
+              <w:top w:val="single" w:color="BFBFBF" w:sz="4"/>
+              <w:left w:val="single" w:color="BFBFBF" w:sz="4"/>
+              <w:bottom w:val="single" w:color="BFBFBF" w:sz="4"/>
+              <w:right w:val="single" w:color="BFBFBF" w:sz="4"/>
+            </w:tcBorders>
+            <w:tcMar>
+              <w:top w:type="dxa" w:w="70"/>
+              <w:left w:type="dxa" w:w="110"/>
+              <w:bottom w:type="dxa" w:w="70"/>
+              <w:right w:type="dxa" w:w="110"/>
+            </w:tcMar>
+          </w:tcPr>
+          <w:p>
+            <w:r>
+              <w:rPr>
+                <w:rFonts w:ascii="Arial" w:cs="Arial" w:eastAsia="Arial" w:hAnsi="Arial"/>
+                <w:sz w:val="19"/>
+                <w:szCs w:val="19"/>
+              </w:rPr>
+              <w:t xml:space="preserve">TC-Jeopardy</w:t>
+            </w:r>
+          </w:p>
+        </w:tc>
+        <w:tc>
+          <w:tcPr>
+            <w:tcW w:type="dxa" w:w="3169"/>
+            <w:tcBorders>
+              <w:top w:val="single" w:color="BFBFBF" w:sz="4"/>
+              <w:left w:val="single" w:color="BFBFBF" w:sz="4"/>
+              <w:bottom w:val="single" w:color="BFBFBF" w:sz="4"/>
+              <w:right w:val="single" w:color="BFBFBF" w:sz="4"/>
+            </w:tcBorders>
+            <w:tcMar>
+              <w:top w:type="dxa" w:w="70"/>
+              <w:left w:type="dxa" w:w="110"/>
+              <w:bottom w:type="dxa" w:w="70"/>
+              <w:right w:type="dxa" w:w="110"/>
+            </w:tcMar>
+          </w:tcPr>
+          <w:p>
+            <w:r>
+              <w:rPr>
+                <w:rFonts w:ascii="Arial" w:cs="Arial" w:eastAsia="Arial" w:hAnsi="Arial"/>
+                <w:sz w:val="19"/>
+                <w:szCs w:val="19"/>
+              </w:rPr>
+              <w:t xml:space="preserve">Main - 802.11R Disabled</w:t>
+            </w:r>
+          </w:p>
+        </w:tc>
+        <w:tc>
+          <w:tcPr>
+            <w:tcW w:type="dxa" w:w="3169"/>
+            <w:tcBorders>
+              <w:top w:val="single" w:color="BFBFBF" w:sz="4"/>
+              <w:left w:val="single" w:color="BFBFBF" w:sz="4"/>
+              <w:bottom w:val="single" w:color="BFBFBF" w:sz="4"/>
+              <w:right w:val="single" w:color="BFBFBF" w:sz="4"/>
+            </w:tcBorders>
+            <w:tcMar>
+              <w:top w:type="dxa" w:w="70"/>
+              <w:left w:type="dxa" w:w="110"/>
+              <w:bottom w:type="dxa" w:w="70"/>
+              <w:right w:type="dxa" w:w="110"/>
+            </w:tcMar>
+          </w:tcPr>
+          <w:p>
+            <w:r>
+              <w:rPr>
+                <w:rFonts w:ascii="Arial" w:cs="Arial" w:eastAsia="Arial" w:hAnsi="Arial"/>
+                <w:sz w:val="19"/>
+                <w:szCs w:val="19"/>
+              </w:rPr>
+              <w:t xml:space="preserve">NEG SEG 2026</w:t>
+            </w:r>
+          </w:p>
+        </w:tc>
+      </w:tr>
+      <w:tr>
+        <w:trPr>
+          <w:cantSplit/>
+        </w:trPr>
+        <w:tc>
+          <w:tcPr>
+            <w:tcW w:type="dxa" w:w="3300"/>
+            <w:tcBorders>
+              <w:top w:val="single" w:color="BFBFBF" w:sz="4"/>
+              <w:left w:val="single" w:color="BFBFBF" w:sz="4"/>
+              <w:bottom w:val="single" w:color="BFBFBF" w:sz="4"/>
+              <w:right w:val="single" w:color="BFBFBF" w:sz="4"/>
+            </w:tcBorders>
+            <w:shd w:fill="F2F2F2" w:color="auto" w:val="clear"/>
+            <w:tcMar>
+              <w:top w:type="dxa" w:w="70"/>
+              <w:left w:type="dxa" w:w="110"/>
+              <w:bottom w:type="dxa" w:w="70"/>
+              <w:right w:type="dxa" w:w="110"/>
+            </w:tcMar>
+          </w:tcPr>
+          <w:p>
+            <w:r>
+              <w:rPr>
+                <w:rFonts w:ascii="Arial" w:cs="Arial" w:eastAsia="Arial" w:hAnsi="Arial"/>
+                <w:sz w:val="19"/>
+                <w:szCs w:val="19"/>
+              </w:rPr>
+              <w:t xml:space="preserve">TC-Kitchen</w:t>
+            </w:r>
+          </w:p>
+        </w:tc>
+        <w:tc>
+          <w:tcPr>
+            <w:tcW w:type="dxa" w:w="3169"/>
+            <w:tcBorders>
+              <w:top w:val="single" w:color="BFBFBF" w:sz="4"/>
+              <w:left w:val="single" w:color="BFBFBF" w:sz="4"/>
+              <w:bottom w:val="single" w:color="BFBFBF" w:sz="4"/>
+              <w:right w:val="single" w:color="BFBFBF" w:sz="4"/>
+            </w:tcBorders>
+            <w:shd w:fill="F2F2F2" w:color="auto" w:val="clear"/>
+            <w:tcMar>
+              <w:top w:type="dxa" w:w="70"/>
+              <w:left w:type="dxa" w:w="110"/>
+              <w:bottom w:type="dxa" w:w="70"/>
+              <w:right w:type="dxa" w:w="110"/>
+            </w:tcMar>
+          </w:tcPr>
+          <w:p>
+            <w:r>
+              <w:rPr>
+                <w:rFonts w:ascii="Arial" w:cs="Arial" w:eastAsia="Arial" w:hAnsi="Arial"/>
+                <w:sz w:val="19"/>
+                <w:szCs w:val="19"/>
+              </w:rPr>
+              <w:t xml:space="preserve">Main - 802.11R Disabled</w:t>
+            </w:r>
+          </w:p>
+        </w:tc>
+        <w:tc>
+          <w:tcPr>
+            <w:tcW w:type="dxa" w:w="3169"/>
+            <w:tcBorders>
+              <w:top w:val="single" w:color="BFBFBF" w:sz="4"/>
+              <w:left w:val="single" w:color="BFBFBF" w:sz="4"/>
+              <w:bottom w:val="single" w:color="BFBFBF" w:sz="4"/>
+              <w:right w:val="single" w:color="BFBFBF" w:sz="4"/>
+            </w:tcBorders>
+            <w:shd w:fill="F2F2F2" w:color="auto" w:val="clear"/>
+            <w:tcMar>
+              <w:top w:type="dxa" w:w="70"/>
+              <w:left w:type="dxa" w:w="110"/>
+              <w:bottom w:type="dxa" w:w="70"/>
+              <w:right w:type="dxa" w:w="110"/>
+            </w:tcMar>
+          </w:tcPr>
+          <w:p>
+            <w:r>
+              <w:rPr>
+                <w:rFonts w:ascii="Arial" w:cs="Arial" w:eastAsia="Arial" w:hAnsi="Arial"/>
+                <w:sz w:val="19"/>
+                <w:szCs w:val="19"/>
+              </w:rPr>
+              <w:t xml:space="preserve">NEG SEG 2026</w:t>
+            </w:r>
+          </w:p>
+        </w:tc>
+      </w:tr>
+      <w:tr>
+        <w:trPr>
+          <w:cantSplit/>
+        </w:trPr>
+        <w:tc>
+          <w:tcPr>
+            <w:tcW w:type="dxa" w:w="3300"/>
+            <w:tcBorders>
+              <w:top w:val="single" w:color="BFBFBF" w:sz="4"/>
+              <w:left w:val="single" w:color="BFBFBF" w:sz="4"/>
+              <w:bottom w:val="single" w:color="BFBFBF" w:sz="4"/>
+              <w:right w:val="single" w:color="BFBFBF" w:sz="4"/>
+            </w:tcBorders>
+            <w:tcMar>
+              <w:top w:type="dxa" w:w="70"/>
+              <w:left w:type="dxa" w:w="110"/>
+              <w:bottom w:type="dxa" w:w="70"/>
+              <w:right w:type="dxa" w:w="110"/>
+            </w:tcMar>
+          </w:tcPr>
+          <w:p>
+            <w:r>
+              <w:rPr>
+                <w:rFonts w:ascii="Arial" w:cs="Arial" w:eastAsia="Arial" w:hAnsi="Arial"/>
+                <w:sz w:val="19"/>
+                <w:szCs w:val="19"/>
+              </w:rPr>
+              <w:t xml:space="preserve">TC-Leeper</w:t>
+            </w:r>
+          </w:p>
+        </w:tc>
+        <w:tc>
+          <w:tcPr>
+            <w:tcW w:type="dxa" w:w="3169"/>
+            <w:tcBorders>
+              <w:top w:val="single" w:color="BFBFBF" w:sz="4"/>
+              <w:left w:val="single" w:color="BFBFBF" w:sz="4"/>
+              <w:bottom w:val="single" w:color="BFBFBF" w:sz="4"/>
+              <w:right w:val="single" w:color="BFBFBF" w:sz="4"/>
+            </w:tcBorders>
+            <w:tcMar>
+              <w:top w:type="dxa" w:w="70"/>
+              <w:left w:type="dxa" w:w="110"/>
+              <w:bottom w:type="dxa" w:w="70"/>
+              <w:right w:type="dxa" w:w="110"/>
+            </w:tcMar>
+          </w:tcPr>
+          <w:p>
+            <w:r>
+              <w:rPr>
+                <w:rFonts w:ascii="Arial" w:cs="Arial" w:eastAsia="Arial" w:hAnsi="Arial"/>
+                <w:sz w:val="19"/>
+                <w:szCs w:val="19"/>
+              </w:rPr>
+              <w:t xml:space="preserve">Main - 802.11R Disabled / Leeper</w:t>
+            </w:r>
+          </w:p>
+        </w:tc>
+        <w:tc>
+          <w:tcPr>
+            <w:tcW w:type="dxa" w:w="3169"/>
+            <w:tcBorders>
+              <w:top w:val="single" w:color="BFBFBF" w:sz="4"/>
+              <w:left w:val="single" w:color="BFBFBF" w:sz="4"/>
+              <w:bottom w:val="single" w:color="BFBFBF" w:sz="4"/>
+              <w:right w:val="single" w:color="BFBFBF" w:sz="4"/>
+            </w:tcBorders>
+            <w:tcMar>
+              <w:top w:type="dxa" w:w="70"/>
+              <w:left w:type="dxa" w:w="110"/>
+              <w:bottom w:type="dxa" w:w="70"/>
+              <w:right w:type="dxa" w:w="110"/>
+            </w:tcMar>
+          </w:tcPr>
+          <w:p>
+            <w:r>
+              <w:rPr>
+                <w:rFonts w:ascii="Arial" w:cs="Arial" w:eastAsia="Arial" w:hAnsi="Arial"/>
+                <w:sz w:val="19"/>
+                <w:szCs w:val="19"/>
+              </w:rPr>
+              <w:t xml:space="preserve">NEG SEG 2026</w:t>
+            </w:r>
+          </w:p>
+        </w:tc>
+      </w:tr>
+      <w:tr>
+        <w:trPr>
+          <w:cantSplit/>
+        </w:trPr>
+        <w:tc>
+          <w:tcPr>
+            <w:tcW w:type="dxa" w:w="3300"/>
+            <w:tcBorders>
+              <w:top w:val="single" w:color="BFBFBF" w:sz="4"/>
+              <w:left w:val="single" w:color="BFBFBF" w:sz="4"/>
+              <w:bottom w:val="single" w:color="BFBFBF" w:sz="4"/>
+              <w:right w:val="single" w:color="BFBFBF" w:sz="4"/>
+            </w:tcBorders>
+            <w:shd w:fill="F2F2F2" w:color="auto" w:val="clear"/>
+            <w:tcMar>
+              <w:top w:type="dxa" w:w="70"/>
+              <w:left w:type="dxa" w:w="110"/>
+              <w:bottom w:type="dxa" w:w="70"/>
+              <w:right w:type="dxa" w:w="110"/>
+            </w:tcMar>
+          </w:tcPr>
+          <w:p>
+            <w:r>
+              <w:rPr>
+                <w:rFonts w:ascii="Arial" w:cs="Arial" w:eastAsia="Arial" w:hAnsi="Arial"/>
+                <w:sz w:val="19"/>
+                <w:szCs w:val="19"/>
+              </w:rPr>
+              <w:t xml:space="preserve">TC-OWL</w:t>
+            </w:r>
+          </w:p>
+        </w:tc>
+        <w:tc>
+          <w:tcPr>
+            <w:tcW w:type="dxa" w:w="3169"/>
+            <w:tcBorders>
+              <w:top w:val="single" w:color="BFBFBF" w:sz="4"/>
+              <w:left w:val="single" w:color="BFBFBF" w:sz="4"/>
+              <w:bottom w:val="single" w:color="BFBFBF" w:sz="4"/>
+              <w:right w:val="single" w:color="BFBFBF" w:sz="4"/>
+            </w:tcBorders>
+            <w:shd w:fill="F2F2F2" w:color="auto" w:val="clear"/>
+            <w:tcMar>
+              <w:top w:type="dxa" w:w="70"/>
+              <w:left w:type="dxa" w:w="110"/>
+              <w:bottom w:type="dxa" w:w="70"/>
+              <w:right w:type="dxa" w:w="110"/>
+            </w:tcMar>
+          </w:tcPr>
+          <w:p>
+            <w:r>
+              <w:rPr>
+                <w:rFonts w:ascii="Arial" w:cs="Arial" w:eastAsia="Arial" w:hAnsi="Arial"/>
+                <w:sz w:val="19"/>
+                <w:szCs w:val="19"/>
+              </w:rPr>
+              <w:t xml:space="preserve">Main - 802.11R Disabled</w:t>
+            </w:r>
+          </w:p>
+        </w:tc>
+        <w:tc>
+          <w:tcPr>
+            <w:tcW w:type="dxa" w:w="3169"/>
+            <w:tcBorders>
+              <w:top w:val="single" w:color="BFBFBF" w:sz="4"/>
+              <w:left w:val="single" w:color="BFBFBF" w:sz="4"/>
+              <w:bottom w:val="single" w:color="BFBFBF" w:sz="4"/>
+              <w:right w:val="single" w:color="BFBFBF" w:sz="4"/>
+            </w:tcBorders>
+            <w:shd w:fill="F2F2F2" w:color="auto" w:val="clear"/>
+            <w:tcMar>
+              <w:top w:type="dxa" w:w="70"/>
+              <w:left w:type="dxa" w:w="110"/>
+              <w:bottom w:type="dxa" w:w="70"/>
+              <w:right w:type="dxa" w:w="110"/>
+            </w:tcMar>
+          </w:tcPr>
+          <w:p>
+            <w:r>
+              <w:rPr>
+                <w:rFonts w:ascii="Arial" w:cs="Arial" w:eastAsia="Arial" w:hAnsi="Arial"/>
+                <w:sz w:val="19"/>
+                <w:szCs w:val="19"/>
+              </w:rPr>
+              <w:t xml:space="preserve">NEG SEG 2026</w:t>
+            </w:r>
+          </w:p>
+        </w:tc>
+      </w:tr>
+      <w:tr>
+        <w:trPr>
+          <w:cantSplit/>
+        </w:trPr>
+        <w:tc>
+          <w:tcPr>
+            <w:tcW w:type="dxa" w:w="3300"/>
+            <w:tcBorders>
+              <w:top w:val="single" w:color="BFBFBF" w:sz="4"/>
+              <w:left w:val="single" w:color="BFBFBF" w:sz="4"/>
+              <w:bottom w:val="single" w:color="BFBFBF" w:sz="4"/>
+              <w:right w:val="single" w:color="BFBFBF" w:sz="4"/>
+            </w:tcBorders>
+            <w:tcMar>
+              <w:top w:type="dxa" w:w="70"/>
+              <w:left w:type="dxa" w:w="110"/>
+              <w:bottom w:type="dxa" w:w="70"/>
+              <w:right w:type="dxa" w:w="110"/>
+            </w:tcMar>
+          </w:tcPr>
+          <w:p>
+            <w:r>
+              <w:rPr>
+                <w:rFonts w:ascii="Arial" w:cs="Arial" w:eastAsia="Arial" w:hAnsi="Arial"/>
+                <w:sz w:val="19"/>
+                <w:szCs w:val="19"/>
+              </w:rPr>
+              <w:t xml:space="preserve">TC-Summer House</w:t>
+            </w:r>
+          </w:p>
+        </w:tc>
+        <w:tc>
+          <w:tcPr>
+            <w:tcW w:type="dxa" w:w="3169"/>
+            <w:tcBorders>
+              <w:top w:val="single" w:color="BFBFBF" w:sz="4"/>
+              <w:left w:val="single" w:color="BFBFBF" w:sz="4"/>
+              <w:bottom w:val="single" w:color="BFBFBF" w:sz="4"/>
+              <w:right w:val="single" w:color="BFBFBF" w:sz="4"/>
+            </w:tcBorders>
+            <w:tcMar>
+              <w:top w:type="dxa" w:w="70"/>
+              <w:left w:type="dxa" w:w="110"/>
+              <w:bottom w:type="dxa" w:w="70"/>
+              <w:right w:type="dxa" w:w="110"/>
+            </w:tcMar>
+          </w:tcPr>
+          <w:p>
+            <w:r>
+              <w:rPr>
+                <w:rFonts w:ascii="Arial" w:cs="Arial" w:eastAsia="Arial" w:hAnsi="Arial"/>
+                <w:sz w:val="19"/>
+                <w:szCs w:val="19"/>
+              </w:rPr>
+              <w:t xml:space="preserve">Main - 802.11R Disabled / default</w:t>
+            </w:r>
+          </w:p>
+        </w:tc>
+        <w:tc>
+          <w:tcPr>
+            <w:tcW w:type="dxa" w:w="3169"/>
+            <w:tcBorders>
+              <w:top w:val="single" w:color="BFBFBF" w:sz="4"/>
+              <w:left w:val="single" w:color="BFBFBF" w:sz="4"/>
+              <w:bottom w:val="single" w:color="BFBFBF" w:sz="4"/>
+              <w:right w:val="single" w:color="BFBFBF" w:sz="4"/>
+            </w:tcBorders>
+            <w:tcMar>
+              <w:top w:type="dxa" w:w="70"/>
+              <w:left w:type="dxa" w:w="110"/>
+              <w:bottom w:type="dxa" w:w="70"/>
+              <w:right w:type="dxa" w:w="110"/>
+            </w:tcMar>
+          </w:tcPr>
+          <w:p>
+            <w:r>
+              <w:rPr>
+                <w:rFonts w:ascii="Arial" w:cs="Arial" w:eastAsia="Arial" w:hAnsi="Arial"/>
+                <w:sz w:val="19"/>
+                <w:szCs w:val="19"/>
+              </w:rPr>
+              <w:t xml:space="preserve">NEG SEG 2026</w:t>
+            </w:r>
+          </w:p>
+        </w:tc>
+      </w:tr>
+    </w:tbl>
+    <w:p>
+      <w:pPr>
+        <w:pStyle w:val="Heading2"/>
+      </w:pPr>
+      <w:r>
+        <w:t xml:space="preserve">AP-level WLAN group exceptions</w:t>
+      </w:r>
+    </w:p>
+    <w:tbl>
+      <w:tblPr>
+        <w:tblW w:type="dxa" w:w="9638"/>
+        <w:tblBorders>
+          <w:top w:val="single" w:color="auto" w:sz="4"/>
+          <w:left w:val="single" w:color="auto" w:sz="4"/>
+          <w:bottom w:val="single" w:color="auto" w:sz="4"/>
+          <w:right w:val="single" w:color="auto" w:sz="4"/>
+          <w:insideH w:val="single" w:color="auto" w:sz="4"/>
+          <w:insideV w:val="single" w:color="auto" w:sz="4"/>
+        </w:tblBorders>
+        <w:tblLayout w:type="fixed"/>
+      </w:tblPr>
+      <w:tblGrid>
+        <w:gridCol w:w="2000"/>
+        <w:gridCol w:w="800"/>
+        <w:gridCol w:w="2638"/>
+        <w:gridCol w:w="2000"/>
+        <w:gridCol w:w="2200"/>
+      </w:tblGrid>
+      <w:tr>
+        <w:trPr>
+          <w:tblHeader/>
+        </w:trPr>
+        <w:tc>
+          <w:tcPr>
+            <w:tcW w:type="dxa" w:w="2000"/>
+            <w:tcBorders>
+              <w:top w:val="single" w:color="BFBFBF" w:sz="4"/>
+              <w:left w:val="single" w:color="BFBFBF" w:sz="4"/>
+              <w:bottom w:val="single" w:color="BFBFBF" w:sz="4"/>
+              <w:right w:val="single" w:color="BFBFBF" w:sz="4"/>
+            </w:tcBorders>
+            <w:shd w:fill="1F3864" w:color="auto" w:val="clear"/>
+            <w:tcMar>
+              <w:top w:type="dxa" w:w="70"/>
+              <w:left w:type="dxa" w:w="110"/>
+              <w:bottom w:type="dxa" w:w="70"/>
+              <w:right w:type="dxa" w:w="110"/>
+            </w:tcMar>
+          </w:tcPr>
+          <w:p>
+            <w:r>
+              <w:rPr>
+                <w:rFonts w:ascii="Arial" w:cs="Arial" w:eastAsia="Arial" w:hAnsi="Arial"/>
+                <w:b/>
+                <w:bCs/>
+                <w:color w:val="FFFFFF"/>
+                <w:sz w:val="19"/>
+                <w:szCs w:val="19"/>
+              </w:rPr>
+              <w:t xml:space="preserve">AP MAC</w:t>
+            </w:r>
+          </w:p>
+        </w:tc>
+        <w:tc>
+          <w:tcPr>
+            <w:tcW w:type="dxa" w:w="800"/>
+            <w:tcBorders>
+              <w:top w:val="single" w:color="BFBFBF" w:sz="4"/>
+              <w:left w:val="single" w:color="BFBFBF" w:sz="4"/>
+              <w:bottom w:val="single" w:color="BFBFBF" w:sz="4"/>
+              <w:right w:val="single" w:color="BFBFBF" w:sz="4"/>
+            </w:tcBorders>
+            <w:shd w:fill="1F3864" w:color="auto" w:val="clear"/>
+            <w:tcMar>
+              <w:top w:type="dxa" w:w="70"/>
+              <w:left w:type="dxa" w:w="110"/>
+              <w:bottom w:type="dxa" w:w="70"/>
+              <w:right w:type="dxa" w:w="110"/>
+            </w:tcMar>
+          </w:tcPr>
+          <w:p>
+            <w:r>
+              <w:rPr>
+                <w:rFonts w:ascii="Arial" w:cs="Arial" w:eastAsia="Arial" w:hAnsi="Arial"/>
+                <w:b/>
+                <w:bCs/>
+                <w:color w:val="FFFFFF"/>
+                <w:sz w:val="19"/>
+                <w:szCs w:val="19"/>
+              </w:rPr>
+              <w:t xml:space="preserve">Model</w:t>
+            </w:r>
+          </w:p>
+        </w:tc>
+        <w:tc>
+          <w:tcPr>
+            <w:tcW w:type="dxa" w:w="2638"/>
+            <w:tcBorders>
+              <w:top w:val="single" w:color="BFBFBF" w:sz="4"/>
+              <w:left w:val="single" w:color="BFBFBF" w:sz="4"/>
+              <w:bottom w:val="single" w:color="BFBFBF" w:sz="4"/>
+              <w:right w:val="single" w:color="BFBFBF" w:sz="4"/>
+            </w:tcBorders>
+            <w:shd w:fill="1F3864" w:color="auto" w:val="clear"/>
+            <w:tcMar>
+              <w:top w:type="dxa" w:w="70"/>
+              <w:left w:type="dxa" w:w="110"/>
+              <w:bottom w:type="dxa" w:w="70"/>
+              <w:right w:type="dxa" w:w="110"/>
+            </w:tcMar>
+          </w:tcPr>
+          <w:p>
+            <w:r>
+              <w:rPr>
+                <w:rFonts w:ascii="Arial" w:cs="Arial" w:eastAsia="Arial" w:hAnsi="Arial"/>
+                <w:b/>
+                <w:bCs/>
+                <w:color w:val="FFFFFF"/>
+                <w:sz w:val="19"/>
+                <w:szCs w:val="19"/>
+              </w:rPr>
+              <w:t xml:space="preserve">Location</w:t>
+            </w:r>
+          </w:p>
+        </w:tc>
+        <w:tc>
+          <w:tcPr>
+            <w:tcW w:type="dxa" w:w="2000"/>
+            <w:tcBorders>
+              <w:top w:val="single" w:color="BFBFBF" w:sz="4"/>
+              <w:left w:val="single" w:color="BFBFBF" w:sz="4"/>
+              <w:bottom w:val="single" w:color="BFBFBF" w:sz="4"/>
+              <w:right w:val="single" w:color="BFBFBF" w:sz="4"/>
+            </w:tcBorders>
+            <w:shd w:fill="1F3864" w:color="auto" w:val="clear"/>
+            <w:tcMar>
+              <w:top w:type="dxa" w:w="70"/>
+              <w:left w:type="dxa" w:w="110"/>
+              <w:bottom w:type="dxa" w:w="70"/>
+              <w:right w:type="dxa" w:w="110"/>
+            </w:tcMar>
+          </w:tcPr>
+          <w:p>
+            <w:r>
+              <w:rPr>
+                <w:rFonts w:ascii="Arial" w:cs="Arial" w:eastAsia="Arial" w:hAnsi="Arial"/>
+                <w:b/>
+                <w:bCs/>
+                <w:color w:val="FFFFFF"/>
+                <w:sz w:val="19"/>
+                <w:szCs w:val="19"/>
+              </w:rPr>
+              <w:t xml:space="preserve">Before</w:t>
+            </w:r>
+          </w:p>
+        </w:tc>
+        <w:tc>
+          <w:tcPr>
+            <w:tcW w:type="dxa" w:w="2200"/>
+            <w:tcBorders>
+              <w:top w:val="single" w:color="BFBFBF" w:sz="4"/>
+              <w:left w:val="single" w:color="BFBFBF" w:sz="4"/>
+              <w:bottom w:val="single" w:color="BFBFBF" w:sz="4"/>
+              <w:right w:val="single" w:color="BFBFBF" w:sz="4"/>
+            </w:tcBorders>
+            <w:shd w:fill="1F3864" w:color="auto" w:val="clear"/>
+            <w:tcMar>
+              <w:top w:type="dxa" w:w="70"/>
+              <w:left w:type="dxa" w:w="110"/>
+              <w:bottom w:type="dxa" w:w="70"/>
+              <w:right w:type="dxa" w:w="110"/>
+            </w:tcMar>
+          </w:tcPr>
+          <w:p>
+            <w:r>
+              <w:rPr>
+                <w:rFonts w:ascii="Arial" w:cs="Arial" w:eastAsia="Arial" w:hAnsi="Arial"/>
+                <w:b/>
+                <w:bCs/>
+                <w:color w:val="FFFFFF"/>
+                <w:sz w:val="19"/>
+                <w:szCs w:val="19"/>
+              </w:rPr>
+              <w:t xml:space="preserve">After</w:t>
+            </w:r>
+          </w:p>
+        </w:tc>
+      </w:tr>
+      <w:tr>
+        <w:trPr>
+          <w:cantSplit/>
+        </w:trPr>
+        <w:tc>
+          <w:tcPr>
+            <w:tcW w:type="dxa" w:w="2000"/>
+            <w:tcBorders>
+              <w:top w:val="single" w:color="BFBFBF" w:sz="4"/>
+              <w:left w:val="single" w:color="BFBFBF" w:sz="4"/>
+              <w:bottom w:val="single" w:color="BFBFBF" w:sz="4"/>
+              <w:right w:val="single" w:color="BFBFBF" w:sz="4"/>
+            </w:tcBorders>
+            <w:tcMar>
+              <w:top w:type="dxa" w:w="70"/>
+              <w:left w:type="dxa" w:w="110"/>
+              <w:bottom w:type="dxa" w:w="70"/>
+              <w:right w:type="dxa" w:w="110"/>
+            </w:tcMar>
+          </w:tcPr>
+          <w:p>
+            <w:r>
+              <w:rPr>
+                <w:rFonts w:ascii="Consolas" w:cs="Consolas" w:eastAsia="Consolas" w:hAnsi="Consolas"/>
+                <w:sz w:val="18"/>
+                <w:szCs w:val="18"/>
+              </w:rPr>
+              <w:t xml:space="preserve">18:7C:0B:1D:4D:F0</w:t>
+            </w:r>
+          </w:p>
+        </w:tc>
+        <w:tc>
+          <w:tcPr>
+            <w:tcW w:type="dxa" w:w="800"/>
+            <w:tcBorders>
+              <w:top w:val="single" w:color="BFBFBF" w:sz="4"/>
+              <w:left w:val="single" w:color="BFBFBF" w:sz="4"/>
+              <w:bottom w:val="single" w:color="BFBFBF" w:sz="4"/>
+              <w:right w:val="single" w:color="BFBFBF" w:sz="4"/>
+            </w:tcBorders>
+            <w:tcMar>
+              <w:top w:type="dxa" w:w="70"/>
+              <w:left w:type="dxa" w:w="110"/>
+              <w:bottom w:type="dxa" w:w="70"/>
+              <w:right w:type="dxa" w:w="110"/>
+            </w:tcMar>
+          </w:tcPr>
+          <w:p>
+            <w:r>
+              <w:rPr>
+                <w:rFonts w:ascii="Arial" w:cs="Arial" w:eastAsia="Arial" w:hAnsi="Arial"/>
+                <w:sz w:val="19"/>
+                <w:szCs w:val="19"/>
+              </w:rPr>
+              <w:t xml:space="preserve">H510</w:t>
+            </w:r>
+          </w:p>
+        </w:tc>
+        <w:tc>
+          <w:tcPr>
+            <w:tcW w:type="dxa" w:w="2638"/>
+            <w:tcBorders>
+              <w:top w:val="single" w:color="BFBFBF" w:sz="4"/>
+              <w:left w:val="single" w:color="BFBFBF" w:sz="4"/>
+              <w:bottom w:val="single" w:color="BFBFBF" w:sz="4"/>
+              <w:right w:val="single" w:color="BFBFBF" w:sz="4"/>
+            </w:tcBorders>
+            <w:tcMar>
+              <w:top w:type="dxa" w:w="70"/>
+              <w:left w:type="dxa" w:w="110"/>
+              <w:bottom w:type="dxa" w:w="70"/>
+              <w:right w:type="dxa" w:w="110"/>
+            </w:tcMar>
+          </w:tcPr>
+          <w:p>
+            <w:r>
+              <w:rPr>
+                <w:rFonts w:ascii="Arial" w:cs="Arial" w:eastAsia="Arial" w:hAnsi="Arial"/>
+                <w:sz w:val="19"/>
+                <w:szCs w:val="19"/>
+              </w:rPr>
+              <w:t xml:space="preserve">Jeopardy – Tutor Flat 2nd Floor</w:t>
+            </w:r>
+          </w:p>
+        </w:tc>
+        <w:tc>
+          <w:tcPr>
+            <w:tcW w:type="dxa" w:w="2000"/>
+            <w:tcBorders>
+              <w:top w:val="single" w:color="BFBFBF" w:sz="4"/>
+              <w:left w:val="single" w:color="BFBFBF" w:sz="4"/>
+              <w:bottom w:val="single" w:color="BFBFBF" w:sz="4"/>
+              <w:right w:val="single" w:color="BFBFBF" w:sz="4"/>
+            </w:tcBorders>
+            <w:tcMar>
+              <w:top w:type="dxa" w:w="70"/>
+              <w:left w:type="dxa" w:w="110"/>
+              <w:bottom w:type="dxa" w:w="70"/>
+              <w:right w:type="dxa" w:w="110"/>
+            </w:tcMar>
+          </w:tcPr>
+          <w:p>
+            <w:r>
+              <w:rPr>
+                <w:rFonts w:ascii="Arial" w:cs="Arial" w:eastAsia="Arial" w:hAnsi="Arial"/>
+                <w:sz w:val="19"/>
+                <w:szCs w:val="19"/>
+              </w:rPr>
+              <w:t xml:space="preserve">SimonWiFi_RT380843</w:t>
+            </w:r>
+          </w:p>
+        </w:tc>
+        <w:tc>
+          <w:tcPr>
+            <w:tcW w:type="dxa" w:w="2200"/>
+            <w:tcBorders>
+              <w:top w:val="single" w:color="BFBFBF" w:sz="4"/>
+              <w:left w:val="single" w:color="BFBFBF" w:sz="4"/>
+              <w:bottom w:val="single" w:color="BFBFBF" w:sz="4"/>
+              <w:right w:val="single" w:color="BFBFBF" w:sz="4"/>
+            </w:tcBorders>
+            <w:tcMar>
+              <w:top w:type="dxa" w:w="70"/>
+              <w:left w:type="dxa" w:w="110"/>
+              <w:bottom w:type="dxa" w:w="70"/>
+              <w:right w:type="dxa" w:w="110"/>
+            </w:tcMar>
+          </w:tcPr>
+          <w:p>
+            <w:r>
+              <w:rPr>
+                <w:rFonts w:ascii="Arial" w:cs="Arial" w:eastAsia="Arial" w:hAnsi="Arial"/>
+                <w:sz w:val="19"/>
+                <w:szCs w:val="19"/>
+              </w:rPr>
+              <w:t xml:space="preserve">NEG SEG 2026 (cleared)</w:t>
+            </w:r>
+          </w:p>
+        </w:tc>
+      </w:tr>
+      <w:tr>
+        <w:trPr>
+          <w:cantSplit/>
+        </w:trPr>
+        <w:tc>
+          <w:tcPr>
+            <w:tcW w:type="dxa" w:w="2000"/>
+            <w:tcBorders>
+              <w:top w:val="single" w:color="BFBFBF" w:sz="4"/>
+              <w:left w:val="single" w:color="BFBFBF" w:sz="4"/>
+              <w:bottom w:val="single" w:color="BFBFBF" w:sz="4"/>
+              <w:right w:val="single" w:color="BFBFBF" w:sz="4"/>
+            </w:tcBorders>
+            <w:shd w:fill="F2F2F2" w:color="auto" w:val="clear"/>
+            <w:tcMar>
+              <w:top w:type="dxa" w:w="70"/>
+              <w:left w:type="dxa" w:w="110"/>
+              <w:bottom w:type="dxa" w:w="70"/>
+              <w:right w:type="dxa" w:w="110"/>
+            </w:tcMar>
+          </w:tcPr>
+          <w:p>
+            <w:r>
+              <w:rPr>
+                <w:rFonts w:ascii="Consolas" w:cs="Consolas" w:eastAsia="Consolas" w:hAnsi="Consolas"/>
+                <w:sz w:val="18"/>
+                <w:szCs w:val="18"/>
+              </w:rPr>
+              <w:t xml:space="preserve">18:7C:0B:1D:4E:10</w:t>
+            </w:r>
+          </w:p>
+        </w:tc>
+        <w:tc>
+          <w:tcPr>
+            <w:tcW w:type="dxa" w:w="800"/>
+            <w:tcBorders>
+              <w:top w:val="single" w:color="BFBFBF" w:sz="4"/>
+              <w:left w:val="single" w:color="BFBFBF" w:sz="4"/>
+              <w:bottom w:val="single" w:color="BFBFBF" w:sz="4"/>
+              <w:right w:val="single" w:color="BFBFBF" w:sz="4"/>
+            </w:tcBorders>
+            <w:shd w:fill="F2F2F2" w:color="auto" w:val="clear"/>
+            <w:tcMar>
+              <w:top w:type="dxa" w:w="70"/>
+              <w:left w:type="dxa" w:w="110"/>
+              <w:bottom w:type="dxa" w:w="70"/>
+              <w:right w:type="dxa" w:w="110"/>
+            </w:tcMar>
+          </w:tcPr>
+          <w:p>
+            <w:r>
+              <w:rPr>
+                <w:rFonts w:ascii="Arial" w:cs="Arial" w:eastAsia="Arial" w:hAnsi="Arial"/>
+                <w:sz w:val="19"/>
+                <w:szCs w:val="19"/>
+              </w:rPr>
+              <w:t xml:space="preserve">H510</w:t>
+            </w:r>
+          </w:p>
+        </w:tc>
+        <w:tc>
+          <w:tcPr>
+            <w:tcW w:type="dxa" w:w="2638"/>
+            <w:tcBorders>
+              <w:top w:val="single" w:color="BFBFBF" w:sz="4"/>
+              <w:left w:val="single" w:color="BFBFBF" w:sz="4"/>
+              <w:bottom w:val="single" w:color="BFBFBF" w:sz="4"/>
+              <w:right w:val="single" w:color="BFBFBF" w:sz="4"/>
+            </w:tcBorders>
+            <w:shd w:fill="F2F2F2" w:color="auto" w:val="clear"/>
+            <w:tcMar>
+              <w:top w:type="dxa" w:w="70"/>
+              <w:left w:type="dxa" w:w="110"/>
+              <w:bottom w:type="dxa" w:w="70"/>
+              <w:right w:type="dxa" w:w="110"/>
+            </w:tcMar>
+          </w:tcPr>
+          <w:p>
+            <w:r>
+              <w:rPr>
+                <w:rFonts w:ascii="Arial" w:cs="Arial" w:eastAsia="Arial" w:hAnsi="Arial"/>
+                <w:sz w:val="19"/>
+                <w:szCs w:val="19"/>
+              </w:rPr>
+              <w:t xml:space="preserve">Cowan – Tutor Flat CN119</w:t>
+            </w:r>
+          </w:p>
+        </w:tc>
+        <w:tc>
+          <w:tcPr>
+            <w:tcW w:type="dxa" w:w="2000"/>
+            <w:tcBorders>
+              <w:top w:val="single" w:color="BFBFBF" w:sz="4"/>
+              <w:left w:val="single" w:color="BFBFBF" w:sz="4"/>
+              <w:bottom w:val="single" w:color="BFBFBF" w:sz="4"/>
+              <w:right w:val="single" w:color="BFBFBF" w:sz="4"/>
+            </w:tcBorders>
+            <w:shd w:fill="F2F2F2" w:color="auto" w:val="clear"/>
+            <w:tcMar>
+              <w:top w:type="dxa" w:w="70"/>
+              <w:left w:type="dxa" w:w="110"/>
+              <w:bottom w:type="dxa" w:w="70"/>
+              <w:right w:type="dxa" w:w="110"/>
+            </w:tcMar>
+          </w:tcPr>
+          <w:p>
+            <w:r>
+              <w:rPr>
+                <w:rFonts w:ascii="Arial" w:cs="Arial" w:eastAsia="Arial" w:hAnsi="Arial"/>
+                <w:sz w:val="19"/>
+                <w:szCs w:val="19"/>
+              </w:rPr>
+              <w:t xml:space="preserve">default</w:t>
+            </w:r>
+          </w:p>
+        </w:tc>
+        <w:tc>
+          <w:tcPr>
+            <w:tcW w:type="dxa" w:w="2200"/>
+            <w:tcBorders>
+              <w:top w:val="single" w:color="BFBFBF" w:sz="4"/>
+              <w:left w:val="single" w:color="BFBFBF" w:sz="4"/>
+              <w:bottom w:val="single" w:color="BFBFBF" w:sz="4"/>
+              <w:right w:val="single" w:color="BFBFBF" w:sz="4"/>
+            </w:tcBorders>
+            <w:shd w:fill="F2F2F2" w:color="auto" w:val="clear"/>
+            <w:tcMar>
+              <w:top w:type="dxa" w:w="70"/>
+              <w:left w:type="dxa" w:w="110"/>
+              <w:bottom w:type="dxa" w:w="70"/>
+              <w:right w:type="dxa" w:w="110"/>
+            </w:tcMar>
+          </w:tcPr>
+          <w:p>
+            <w:r>
+              <w:rPr>
+                <w:rFonts w:ascii="Arial" w:cs="Arial" w:eastAsia="Arial" w:hAnsi="Arial"/>
+                <w:sz w:val="19"/>
+                <w:szCs w:val="19"/>
+              </w:rPr>
+              <w:t xml:space="preserve">NEG SEG 2026 (cleared)</w:t>
+            </w:r>
+          </w:p>
+        </w:tc>
+      </w:tr>
+      <w:tr>
+        <w:trPr>
+          <w:cantSplit/>
+        </w:trPr>
+        <w:tc>
+          <w:tcPr>
+            <w:tcW w:type="dxa" w:w="2000"/>
+            <w:tcBorders>
+              <w:top w:val="single" w:color="BFBFBF" w:sz="4"/>
+              <w:left w:val="single" w:color="BFBFBF" w:sz="4"/>
+              <w:bottom w:val="single" w:color="BFBFBF" w:sz="4"/>
+              <w:right w:val="single" w:color="BFBFBF" w:sz="4"/>
+            </w:tcBorders>
+            <w:tcMar>
+              <w:top w:type="dxa" w:w="70"/>
+              <w:left w:type="dxa" w:w="110"/>
+              <w:bottom w:type="dxa" w:w="70"/>
+              <w:right w:type="dxa" w:w="110"/>
+            </w:tcMar>
+          </w:tcPr>
+          <w:p>
+            <w:r>
+              <w:rPr>
+                <w:rFonts w:ascii="Consolas" w:cs="Consolas" w:eastAsia="Consolas" w:hAnsi="Consolas"/>
+                <w:sz w:val="18"/>
+                <w:szCs w:val="18"/>
+              </w:rPr>
+              <w:t xml:space="preserve">34:FA:9F:1E:B6:90</w:t>
+            </w:r>
+          </w:p>
+        </w:tc>
+        <w:tc>
+          <w:tcPr>
+            <w:tcW w:type="dxa" w:w="800"/>
+            <w:tcBorders>
+              <w:top w:val="single" w:color="BFBFBF" w:sz="4"/>
+              <w:left w:val="single" w:color="BFBFBF" w:sz="4"/>
+              <w:bottom w:val="single" w:color="BFBFBF" w:sz="4"/>
+              <w:right w:val="single" w:color="BFBFBF" w:sz="4"/>
+            </w:tcBorders>
+            <w:tcMar>
+              <w:top w:type="dxa" w:w="70"/>
+              <w:left w:type="dxa" w:w="110"/>
+              <w:bottom w:type="dxa" w:w="70"/>
+              <w:right w:type="dxa" w:w="110"/>
+            </w:tcMar>
+          </w:tcPr>
+          <w:p>
+            <w:r>
+              <w:rPr>
+                <w:rFonts w:ascii="Arial" w:cs="Arial" w:eastAsia="Arial" w:hAnsi="Arial"/>
+                <w:sz w:val="19"/>
+                <w:szCs w:val="19"/>
+              </w:rPr>
+              <w:t xml:space="preserve">R710</w:t>
+            </w:r>
+          </w:p>
+        </w:tc>
+        <w:tc>
+          <w:tcPr>
+            <w:tcW w:type="dxa" w:w="2638"/>
+            <w:tcBorders>
+              <w:top w:val="single" w:color="BFBFBF" w:sz="4"/>
+              <w:left w:val="single" w:color="BFBFBF" w:sz="4"/>
+              <w:bottom w:val="single" w:color="BFBFBF" w:sz="4"/>
+              <w:right w:val="single" w:color="BFBFBF" w:sz="4"/>
+            </w:tcBorders>
+            <w:tcMar>
+              <w:top w:type="dxa" w:w="70"/>
+              <w:left w:type="dxa" w:w="110"/>
+              <w:bottom w:type="dxa" w:w="70"/>
+              <w:right w:type="dxa" w:w="110"/>
+            </w:tcMar>
+          </w:tcPr>
+          <w:p>
+            <w:r>
+              <w:rPr>
+                <w:rFonts w:ascii="Arial" w:cs="Arial" w:eastAsia="Arial" w:hAnsi="Arial"/>
+                <w:sz w:val="19"/>
+                <w:szCs w:val="19"/>
+              </w:rPr>
+              <w:t xml:space="preserve">Evan Burge – ITS Office</w:t>
+            </w:r>
+          </w:p>
+        </w:tc>
+        <w:tc>
+          <w:tcPr>
+            <w:tcW w:type="dxa" w:w="2000"/>
+            <w:tcBorders>
+              <w:top w:val="single" w:color="BFBFBF" w:sz="4"/>
+              <w:left w:val="single" w:color="BFBFBF" w:sz="4"/>
+              <w:bottom w:val="single" w:color="BFBFBF" w:sz="4"/>
+              <w:right w:val="single" w:color="BFBFBF" w:sz="4"/>
+            </w:tcBorders>
+            <w:tcMar>
+              <w:top w:type="dxa" w:w="70"/>
+              <w:left w:type="dxa" w:w="110"/>
+              <w:bottom w:type="dxa" w:w="70"/>
+              <w:right w:type="dxa" w:w="110"/>
+            </w:tcMar>
+          </w:tcPr>
+          <w:p>
+            <w:r>
+              <w:rPr>
+                <w:rFonts w:ascii="Arial" w:cs="Arial" w:eastAsia="Arial" w:hAnsi="Arial"/>
+                <w:sz w:val="19"/>
+                <w:szCs w:val="19"/>
+              </w:rPr>
+              <w:t xml:space="preserve">Evan Burge - ITS</w:t>
+            </w:r>
+          </w:p>
+        </w:tc>
+        <w:tc>
+          <w:tcPr>
+            <w:tcW w:type="dxa" w:w="2200"/>
+            <w:tcBorders>
+              <w:top w:val="single" w:color="BFBFBF" w:sz="4"/>
+              <w:left w:val="single" w:color="BFBFBF" w:sz="4"/>
+              <w:bottom w:val="single" w:color="BFBFBF" w:sz="4"/>
+              <w:right w:val="single" w:color="BFBFBF" w:sz="4"/>
+            </w:tcBorders>
+            <w:tcMar>
+              <w:top w:type="dxa" w:w="70"/>
+              <w:left w:type="dxa" w:w="110"/>
+              <w:bottom w:type="dxa" w:w="70"/>
+              <w:right w:type="dxa" w:w="110"/>
+            </w:tcMar>
+          </w:tcPr>
+          <w:p>
+            <w:r>
+              <w:rPr>
+                <w:rFonts w:ascii="Arial" w:cs="Arial" w:eastAsia="Arial" w:hAnsi="Arial"/>
+                <w:sz w:val="19"/>
+                <w:szCs w:val="19"/>
+              </w:rPr>
+              <w:t xml:space="preserve">NEG SEG 2026 (cleared)</w:t>
+            </w:r>
+          </w:p>
+        </w:tc>
+      </w:tr>
+      <w:tr>
+        <w:trPr>
+          <w:cantSplit/>
+        </w:trPr>
+        <w:tc>
+          <w:tcPr>
+            <w:tcW w:type="dxa" w:w="2000"/>
+            <w:tcBorders>
+              <w:top w:val="single" w:color="BFBFBF" w:sz="4"/>
+              <w:left w:val="single" w:color="BFBFBF" w:sz="4"/>
+              <w:bottom w:val="single" w:color="BFBFBF" w:sz="4"/>
+              <w:right w:val="single" w:color="BFBFBF" w:sz="4"/>
+            </w:tcBorders>
+            <w:shd w:fill="F2F2F2" w:color="auto" w:val="clear"/>
+            <w:tcMar>
+              <w:top w:type="dxa" w:w="70"/>
+              <w:left w:type="dxa" w:w="110"/>
+              <w:bottom w:type="dxa" w:w="70"/>
+              <w:right w:type="dxa" w:w="110"/>
+            </w:tcMar>
+          </w:tcPr>
+          <w:p>
+            <w:r>
+              <w:rPr>
+                <w:rFonts w:ascii="Consolas" w:cs="Consolas" w:eastAsia="Consolas" w:hAnsi="Consolas"/>
+                <w:sz w:val="18"/>
+                <w:szCs w:val="18"/>
+              </w:rPr>
+              <w:t xml:space="preserve">58:FB:96:18:F1:40</w:t>
+            </w:r>
+          </w:p>
+        </w:tc>
+        <w:tc>
+          <w:tcPr>
+            <w:tcW w:type="dxa" w:w="800"/>
+            <w:tcBorders>
+              <w:top w:val="single" w:color="BFBFBF" w:sz="4"/>
+              <w:left w:val="single" w:color="BFBFBF" w:sz="4"/>
+              <w:bottom w:val="single" w:color="BFBFBF" w:sz="4"/>
+              <w:right w:val="single" w:color="BFBFBF" w:sz="4"/>
+            </w:tcBorders>
+            <w:shd w:fill="F2F2F2" w:color="auto" w:val="clear"/>
+            <w:tcMar>
+              <w:top w:type="dxa" w:w="70"/>
+              <w:left w:type="dxa" w:w="110"/>
+              <w:bottom w:type="dxa" w:w="70"/>
+              <w:right w:type="dxa" w:w="110"/>
+            </w:tcMar>
+          </w:tcPr>
+          <w:p>
+            <w:r>
+              <w:rPr>
+                <w:rFonts w:ascii="Arial" w:cs="Arial" w:eastAsia="Arial" w:hAnsi="Arial"/>
+                <w:sz w:val="19"/>
+                <w:szCs w:val="19"/>
+              </w:rPr>
+              <w:t xml:space="preserve">R850</w:t>
+            </w:r>
+          </w:p>
+        </w:tc>
+        <w:tc>
+          <w:tcPr>
+            <w:tcW w:type="dxa" w:w="2638"/>
+            <w:tcBorders>
+              <w:top w:val="single" w:color="BFBFBF" w:sz="4"/>
+              <w:left w:val="single" w:color="BFBFBF" w:sz="4"/>
+              <w:bottom w:val="single" w:color="BFBFBF" w:sz="4"/>
+              <w:right w:val="single" w:color="BFBFBF" w:sz="4"/>
+            </w:tcBorders>
+            <w:shd w:fill="F2F2F2" w:color="auto" w:val="clear"/>
+            <w:tcMar>
+              <w:top w:type="dxa" w:w="70"/>
+              <w:left w:type="dxa" w:w="110"/>
+              <w:bottom w:type="dxa" w:w="70"/>
+              <w:right w:type="dxa" w:w="110"/>
+            </w:tcMar>
+          </w:tcPr>
+          <w:p>
+            <w:r>
+              <w:rPr>
+                <w:rFonts w:ascii="Arial" w:cs="Arial" w:eastAsia="Arial" w:hAnsi="Arial"/>
+                <w:sz w:val="19"/>
+                <w:szCs w:val="19"/>
+              </w:rPr>
+              <w:t xml:space="preserve">Gateway Auditorium Middle Right</w:t>
+            </w:r>
+          </w:p>
+        </w:tc>
+        <w:tc>
+          <w:tcPr>
+            <w:tcW w:type="dxa" w:w="2000"/>
+            <w:tcBorders>
+              <w:top w:val="single" w:color="BFBFBF" w:sz="4"/>
+              <w:left w:val="single" w:color="BFBFBF" w:sz="4"/>
+              <w:bottom w:val="single" w:color="BFBFBF" w:sz="4"/>
+              <w:right w:val="single" w:color="BFBFBF" w:sz="4"/>
+            </w:tcBorders>
+            <w:shd w:fill="F2F2F2" w:color="auto" w:val="clear"/>
+            <w:tcMar>
+              <w:top w:type="dxa" w:w="70"/>
+              <w:left w:type="dxa" w:w="110"/>
+              <w:bottom w:type="dxa" w:w="70"/>
+              <w:right w:type="dxa" w:w="110"/>
+            </w:tcMar>
+          </w:tcPr>
+          <w:p>
+            <w:r>
+              <w:rPr>
+                <w:rFonts w:ascii="Arial" w:cs="Arial" w:eastAsia="Arial" w:hAnsi="Arial"/>
+                <w:sz w:val="19"/>
+                <w:szCs w:val="19"/>
+              </w:rPr>
+              <w:t xml:space="preserve">Trinity Cafe</w:t>
+            </w:r>
+          </w:p>
+        </w:tc>
+        <w:tc>
+          <w:tcPr>
+            <w:tcW w:type="dxa" w:w="2200"/>
+            <w:tcBorders>
+              <w:top w:val="single" w:color="BFBFBF" w:sz="4"/>
+              <w:left w:val="single" w:color="BFBFBF" w:sz="4"/>
+              <w:bottom w:val="single" w:color="BFBFBF" w:sz="4"/>
+              <w:right w:val="single" w:color="BFBFBF" w:sz="4"/>
+            </w:tcBorders>
+            <w:shd w:fill="F2F2F2" w:color="auto" w:val="clear"/>
+            <w:tcMar>
+              <w:top w:type="dxa" w:w="70"/>
+              <w:left w:type="dxa" w:w="110"/>
+              <w:bottom w:type="dxa" w:w="70"/>
+              <w:right w:type="dxa" w:w="110"/>
+            </w:tcMar>
+          </w:tcPr>
+          <w:p>
+            <w:r>
+              <w:rPr>
+                <w:rFonts w:ascii="Arial" w:cs="Arial" w:eastAsia="Arial" w:hAnsi="Arial"/>
+                <w:sz w:val="19"/>
+                <w:szCs w:val="19"/>
+              </w:rPr>
+              <w:t xml:space="preserve">NEG SEG 2026 - Cafe (intended)</w:t>
+            </w:r>
+          </w:p>
+        </w:tc>
+      </w:tr>
+    </w:tbl>
+    <w:p>
+      <w:pPr>
+        <w:pStyle w:val="Heading2"/>
+      </w:pPr>
+      <w:r>
+        <w:t xml:space="preserve">AP group moves</w:t>
+      </w:r>
+    </w:p>
+    <w:tbl>
+      <w:tblPr>
+        <w:tblW w:type="dxa" w:w="9638"/>
+        <w:tblBorders>
+          <w:top w:val="single" w:color="auto" w:sz="4"/>
+          <w:left w:val="single" w:color="auto" w:sz="4"/>
+          <w:bottom w:val="single" w:color="auto" w:sz="4"/>
+          <w:right w:val="single" w:color="auto" w:sz="4"/>
+          <w:insideH w:val="single" w:color="auto" w:sz="4"/>
+          <w:insideV w:val="single" w:color="auto" w:sz="4"/>
+        </w:tblBorders>
+        <w:tblLayout w:type="fixed"/>
+      </w:tblPr>
+      <w:tblGrid>
+        <w:gridCol w:w="2000"/>
+        <w:gridCol w:w="800"/>
+        <w:gridCol w:w="2638"/>
+        <w:gridCol w:w="2000"/>
+        <w:gridCol w:w="2200"/>
+      </w:tblGrid>
+      <w:tr>
+        <w:trPr>
+          <w:tblHeader/>
+        </w:trPr>
+        <w:tc>
+          <w:tcPr>
+            <w:tcW w:type="dxa" w:w="2000"/>
+            <w:tcBorders>
+              <w:top w:val="single" w:color="BFBFBF" w:sz="4"/>
+              <w:left w:val="single" w:color="BFBFBF" w:sz="4"/>
+              <w:bottom w:val="single" w:color="BFBFBF" w:sz="4"/>
+              <w:right w:val="single" w:color="BFBFBF" w:sz="4"/>
+            </w:tcBorders>
+            <w:shd w:fill="1F3864" w:color="auto" w:val="clear"/>
+            <w:tcMar>
+              <w:top w:type="dxa" w:w="70"/>
+              <w:left w:type="dxa" w:w="110"/>
+              <w:bottom w:type="dxa" w:w="70"/>
+              <w:right w:type="dxa" w:w="110"/>
+            </w:tcMar>
+          </w:tcPr>
+          <w:p>
+            <w:r>
+              <w:rPr>
+                <w:rFonts w:ascii="Arial" w:cs="Arial" w:eastAsia="Arial" w:hAnsi="Arial"/>
+                <w:b/>
+                <w:bCs/>
+                <w:color w:val="FFFFFF"/>
+                <w:sz w:val="19"/>
+                <w:szCs w:val="19"/>
+              </w:rPr>
+              <w:t xml:space="preserve">AP MAC</w:t>
+            </w:r>
+          </w:p>
+        </w:tc>
+        <w:tc>
+          <w:tcPr>
+            <w:tcW w:type="dxa" w:w="800"/>
+            <w:tcBorders>
+              <w:top w:val="single" w:color="BFBFBF" w:sz="4"/>
+              <w:left w:val="single" w:color="BFBFBF" w:sz="4"/>
+              <w:bottom w:val="single" w:color="BFBFBF" w:sz="4"/>
+              <w:right w:val="single" w:color="BFBFBF" w:sz="4"/>
+            </w:tcBorders>
+            <w:shd w:fill="1F3864" w:color="auto" w:val="clear"/>
+            <w:tcMar>
+              <w:top w:type="dxa" w:w="70"/>
+              <w:left w:type="dxa" w:w="110"/>
+              <w:bottom w:type="dxa" w:w="70"/>
+              <w:right w:type="dxa" w:w="110"/>
+            </w:tcMar>
+          </w:tcPr>
+          <w:p>
+            <w:r>
+              <w:rPr>
+                <w:rFonts w:ascii="Arial" w:cs="Arial" w:eastAsia="Arial" w:hAnsi="Arial"/>
+                <w:b/>
+                <w:bCs/>
+                <w:color w:val="FFFFFF"/>
+                <w:sz w:val="19"/>
+                <w:szCs w:val="19"/>
+              </w:rPr>
+              <w:t xml:space="preserve">Model</w:t>
+            </w:r>
+          </w:p>
+        </w:tc>
+        <w:tc>
+          <w:tcPr>
+            <w:tcW w:type="dxa" w:w="2638"/>
+            <w:tcBorders>
+              <w:top w:val="single" w:color="BFBFBF" w:sz="4"/>
+              <w:left w:val="single" w:color="BFBFBF" w:sz="4"/>
+              <w:bottom w:val="single" w:color="BFBFBF" w:sz="4"/>
+              <w:right w:val="single" w:color="BFBFBF" w:sz="4"/>
+            </w:tcBorders>
+            <w:shd w:fill="1F3864" w:color="auto" w:val="clear"/>
+            <w:tcMar>
+              <w:top w:type="dxa" w:w="70"/>
+              <w:left w:type="dxa" w:w="110"/>
+              <w:bottom w:type="dxa" w:w="70"/>
+              <w:right w:type="dxa" w:w="110"/>
+            </w:tcMar>
+          </w:tcPr>
+          <w:p>
+            <w:r>
+              <w:rPr>
+                <w:rFonts w:ascii="Arial" w:cs="Arial" w:eastAsia="Arial" w:hAnsi="Arial"/>
+                <w:b/>
+                <w:bCs/>
+                <w:color w:val="FFFFFF"/>
+                <w:sz w:val="19"/>
+                <w:szCs w:val="19"/>
+              </w:rPr>
+              <w:t xml:space="preserve">Location</w:t>
+            </w:r>
+          </w:p>
+        </w:tc>
+        <w:tc>
+          <w:tcPr>
+            <w:tcW w:type="dxa" w:w="2000"/>
+            <w:tcBorders>
+              <w:top w:val="single" w:color="BFBFBF" w:sz="4"/>
+              <w:left w:val="single" w:color="BFBFBF" w:sz="4"/>
+              <w:bottom w:val="single" w:color="BFBFBF" w:sz="4"/>
+              <w:right w:val="single" w:color="BFBFBF" w:sz="4"/>
+            </w:tcBorders>
+            <w:shd w:fill="1F3864" w:color="auto" w:val="clear"/>
+            <w:tcMar>
+              <w:top w:type="dxa" w:w="70"/>
+              <w:left w:type="dxa" w:w="110"/>
+              <w:bottom w:type="dxa" w:w="70"/>
+              <w:right w:type="dxa" w:w="110"/>
+            </w:tcMar>
+          </w:tcPr>
+          <w:p>
+            <w:r>
+              <w:rPr>
+                <w:rFonts w:ascii="Arial" w:cs="Arial" w:eastAsia="Arial" w:hAnsi="Arial"/>
+                <w:b/>
+                <w:bCs/>
+                <w:color w:val="FFFFFF"/>
+                <w:sz w:val="19"/>
+                <w:szCs w:val="19"/>
+              </w:rPr>
+              <w:t xml:space="preserve">Before</w:t>
+            </w:r>
+          </w:p>
+        </w:tc>
+        <w:tc>
+          <w:tcPr>
+            <w:tcW w:type="dxa" w:w="2200"/>
+            <w:tcBorders>
+              <w:top w:val="single" w:color="BFBFBF" w:sz="4"/>
+              <w:left w:val="single" w:color="BFBFBF" w:sz="4"/>
+              <w:bottom w:val="single" w:color="BFBFBF" w:sz="4"/>
+              <w:right w:val="single" w:color="BFBFBF" w:sz="4"/>
+            </w:tcBorders>
+            <w:shd w:fill="1F3864" w:color="auto" w:val="clear"/>
+            <w:tcMar>
+              <w:top w:type="dxa" w:w="70"/>
+              <w:left w:type="dxa" w:w="110"/>
+              <w:bottom w:type="dxa" w:w="70"/>
+              <w:right w:type="dxa" w:w="110"/>
+            </w:tcMar>
+          </w:tcPr>
+          <w:p>
+            <w:r>
+              <w:rPr>
+                <w:rFonts w:ascii="Arial" w:cs="Arial" w:eastAsia="Arial" w:hAnsi="Arial"/>
+                <w:b/>
+                <w:bCs/>
+                <w:color w:val="FFFFFF"/>
+                <w:sz w:val="19"/>
+                <w:szCs w:val="19"/>
+              </w:rPr>
+              <w:t xml:space="preserve">After</w:t>
+            </w:r>
+          </w:p>
+        </w:tc>
+      </w:tr>
+      <w:tr>
+        <w:trPr>
+          <w:cantSplit/>
+        </w:trPr>
+        <w:tc>
+          <w:tcPr>
+            <w:tcW w:type="dxa" w:w="2000"/>
+            <w:tcBorders>
+              <w:top w:val="single" w:color="BFBFBF" w:sz="4"/>
+              <w:left w:val="single" w:color="BFBFBF" w:sz="4"/>
+              <w:bottom w:val="single" w:color="BFBFBF" w:sz="4"/>
+              <w:right w:val="single" w:color="BFBFBF" w:sz="4"/>
+            </w:tcBorders>
+            <w:tcMar>
+              <w:top w:type="dxa" w:w="70"/>
+              <w:left w:type="dxa" w:w="110"/>
+              <w:bottom w:type="dxa" w:w="70"/>
+              <w:right w:type="dxa" w:w="110"/>
+            </w:tcMar>
+          </w:tcPr>
+          <w:p>
+            <w:r>
+              <w:rPr>
+                <w:rFonts w:ascii="Consolas" w:cs="Consolas" w:eastAsia="Consolas" w:hAnsi="Consolas"/>
+                <w:sz w:val="18"/>
+                <w:szCs w:val="18"/>
+              </w:rPr>
+              <w:t xml:space="preserve">20:58:69:30:F0:F0</w:t>
+            </w:r>
+          </w:p>
+        </w:tc>
+        <w:tc>
+          <w:tcPr>
+            <w:tcW w:type="dxa" w:w="800"/>
+            <w:tcBorders>
+              <w:top w:val="single" w:color="BFBFBF" w:sz="4"/>
+              <w:left w:val="single" w:color="BFBFBF" w:sz="4"/>
+              <w:bottom w:val="single" w:color="BFBFBF" w:sz="4"/>
+              <w:right w:val="single" w:color="BFBFBF" w:sz="4"/>
+            </w:tcBorders>
+            <w:tcMar>
+              <w:top w:type="dxa" w:w="70"/>
+              <w:left w:type="dxa" w:w="110"/>
+              <w:bottom w:type="dxa" w:w="70"/>
+              <w:right w:type="dxa" w:w="110"/>
+            </w:tcMar>
+          </w:tcPr>
+          <w:p>
+            <w:r>
+              <w:rPr>
+                <w:rFonts w:ascii="Arial" w:cs="Arial" w:eastAsia="Arial" w:hAnsi="Arial"/>
+                <w:sz w:val="19"/>
+                <w:szCs w:val="19"/>
+              </w:rPr>
+              <w:t xml:space="preserve">H510</w:t>
+            </w:r>
+          </w:p>
+        </w:tc>
+        <w:tc>
+          <w:tcPr>
+            <w:tcW w:type="dxa" w:w="2638"/>
+            <w:tcBorders>
+              <w:top w:val="single" w:color="BFBFBF" w:sz="4"/>
+              <w:left w:val="single" w:color="BFBFBF" w:sz="4"/>
+              <w:bottom w:val="single" w:color="BFBFBF" w:sz="4"/>
+              <w:right w:val="single" w:color="BFBFBF" w:sz="4"/>
+            </w:tcBorders>
+            <w:tcMar>
+              <w:top w:type="dxa" w:w="70"/>
+              <w:left w:type="dxa" w:w="110"/>
+              <w:bottom w:type="dxa" w:w="70"/>
+              <w:right w:type="dxa" w:w="110"/>
+            </w:tcMar>
+          </w:tcPr>
+          <w:p>
+            <w:r>
+              <w:rPr>
+                <w:rFonts w:ascii="Arial" w:cs="Arial" w:eastAsia="Arial" w:hAnsi="Arial"/>
+                <w:sz w:val="19"/>
+                <w:szCs w:val="19"/>
+              </w:rPr>
+              <w:t xml:space="preserve">Clarke 1st Floor CL124</w:t>
+            </w:r>
+          </w:p>
+        </w:tc>
+        <w:tc>
+          <w:tcPr>
+            <w:tcW w:type="dxa" w:w="2000"/>
+            <w:tcBorders>
+              <w:top w:val="single" w:color="BFBFBF" w:sz="4"/>
+              <w:left w:val="single" w:color="BFBFBF" w:sz="4"/>
+              <w:bottom w:val="single" w:color="BFBFBF" w:sz="4"/>
+              <w:right w:val="single" w:color="BFBFBF" w:sz="4"/>
+            </w:tcBorders>
+            <w:tcMar>
+              <w:top w:type="dxa" w:w="70"/>
+              <w:left w:type="dxa" w:w="110"/>
+              <w:bottom w:type="dxa" w:w="70"/>
+              <w:right w:type="dxa" w:w="110"/>
+            </w:tcMar>
+          </w:tcPr>
+          <w:p>
+            <w:r>
+              <w:rPr>
+                <w:rFonts w:ascii="Arial" w:cs="Arial" w:eastAsia="Arial" w:hAnsi="Arial"/>
+                <w:sz w:val="19"/>
+                <w:szCs w:val="19"/>
+              </w:rPr>
+              <w:t xml:space="preserve">(blank)</w:t>
+            </w:r>
+          </w:p>
+        </w:tc>
+        <w:tc>
+          <w:tcPr>
+            <w:tcW w:type="dxa" w:w="2200"/>
+            <w:tcBorders>
+              <w:top w:val="single" w:color="BFBFBF" w:sz="4"/>
+              <w:left w:val="single" w:color="BFBFBF" w:sz="4"/>
+              <w:bottom w:val="single" w:color="BFBFBF" w:sz="4"/>
+              <w:right w:val="single" w:color="BFBFBF" w:sz="4"/>
+            </w:tcBorders>
+            <w:tcMar>
+              <w:top w:type="dxa" w:w="70"/>
+              <w:left w:type="dxa" w:w="110"/>
+              <w:bottom w:type="dxa" w:w="70"/>
+              <w:right w:type="dxa" w:w="110"/>
+            </w:tcMar>
+          </w:tcPr>
+          <w:p>
+            <w:r>
+              <w:rPr>
+                <w:rFonts w:ascii="Arial" w:cs="Arial" w:eastAsia="Arial" w:hAnsi="Arial"/>
+                <w:sz w:val="19"/>
+                <w:szCs w:val="19"/>
+              </w:rPr>
+              <w:t xml:space="preserve">TC-Clarke</w:t>
+            </w:r>
+          </w:p>
+        </w:tc>
+      </w:tr>
+      <w:tr>
+        <w:trPr>
+          <w:cantSplit/>
+        </w:trPr>
+        <w:tc>
+          <w:tcPr>
+            <w:tcW w:type="dxa" w:w="2000"/>
+            <w:tcBorders>
+              <w:top w:val="single" w:color="BFBFBF" w:sz="4"/>
+              <w:left w:val="single" w:color="BFBFBF" w:sz="4"/>
+              <w:bottom w:val="single" w:color="BFBFBF" w:sz="4"/>
+              <w:right w:val="single" w:color="BFBFBF" w:sz="4"/>
+            </w:tcBorders>
+            <w:shd w:fill="F2F2F2" w:color="auto" w:val="clear"/>
+            <w:tcMar>
+              <w:top w:type="dxa" w:w="70"/>
+              <w:left w:type="dxa" w:w="110"/>
+              <w:bottom w:type="dxa" w:w="70"/>
+              <w:right w:type="dxa" w:w="110"/>
+            </w:tcMar>
+          </w:tcPr>
+          <w:p>
+            <w:r>
+              <w:rPr>
+                <w:rFonts w:ascii="Consolas" w:cs="Consolas" w:eastAsia="Consolas" w:hAnsi="Consolas"/>
+                <w:sz w:val="18"/>
+                <w:szCs w:val="18"/>
+              </w:rPr>
+              <w:t xml:space="preserve">44:1E:98:17:71:80</w:t>
+            </w:r>
+          </w:p>
+        </w:tc>
+        <w:tc>
+          <w:tcPr>
+            <w:tcW w:type="dxa" w:w="800"/>
+            <w:tcBorders>
+              <w:top w:val="single" w:color="BFBFBF" w:sz="4"/>
+              <w:left w:val="single" w:color="BFBFBF" w:sz="4"/>
+              <w:bottom w:val="single" w:color="BFBFBF" w:sz="4"/>
+              <w:right w:val="single" w:color="BFBFBF" w:sz="4"/>
+            </w:tcBorders>
+            <w:shd w:fill="F2F2F2" w:color="auto" w:val="clear"/>
+            <w:tcMar>
+              <w:top w:type="dxa" w:w="70"/>
+              <w:left w:type="dxa" w:w="110"/>
+              <w:bottom w:type="dxa" w:w="70"/>
+              <w:right w:type="dxa" w:w="110"/>
+            </w:tcMar>
+          </w:tcPr>
+          <w:p>
+            <w:r>
+              <w:rPr>
+                <w:rFonts w:ascii="Arial" w:cs="Arial" w:eastAsia="Arial" w:hAnsi="Arial"/>
+                <w:sz w:val="19"/>
+                <w:szCs w:val="19"/>
+              </w:rPr>
+              <w:t xml:space="preserve">R710</w:t>
+            </w:r>
+          </w:p>
+        </w:tc>
+        <w:tc>
+          <w:tcPr>
+            <w:tcW w:type="dxa" w:w="2638"/>
+            <w:tcBorders>
+              <w:top w:val="single" w:color="BFBFBF" w:sz="4"/>
+              <w:left w:val="single" w:color="BFBFBF" w:sz="4"/>
+              <w:bottom w:val="single" w:color="BFBFBF" w:sz="4"/>
+              <w:right w:val="single" w:color="BFBFBF" w:sz="4"/>
+            </w:tcBorders>
+            <w:shd w:fill="F2F2F2" w:color="auto" w:val="clear"/>
+            <w:tcMar>
+              <w:top w:type="dxa" w:w="70"/>
+              <w:left w:type="dxa" w:w="110"/>
+              <w:bottom w:type="dxa" w:w="70"/>
+              <w:right w:type="dxa" w:w="110"/>
+            </w:tcMar>
+          </w:tcPr>
+          <w:p>
+            <w:r>
+              <w:rPr>
+                <w:rFonts w:ascii="Arial" w:cs="Arial" w:eastAsia="Arial" w:hAnsi="Arial"/>
+                <w:sz w:val="19"/>
+                <w:szCs w:val="19"/>
+              </w:rPr>
+              <w:t xml:space="preserve">Evan Burge Lecture Theatre</w:t>
+            </w:r>
+          </w:p>
+        </w:tc>
+        <w:tc>
+          <w:tcPr>
+            <w:tcW w:type="dxa" w:w="2000"/>
+            <w:tcBorders>
+              <w:top w:val="single" w:color="BFBFBF" w:sz="4"/>
+              <w:left w:val="single" w:color="BFBFBF" w:sz="4"/>
+              <w:bottom w:val="single" w:color="BFBFBF" w:sz="4"/>
+              <w:right w:val="single" w:color="BFBFBF" w:sz="4"/>
+            </w:tcBorders>
+            <w:shd w:fill="F2F2F2" w:color="auto" w:val="clear"/>
+            <w:tcMar>
+              <w:top w:type="dxa" w:w="70"/>
+              <w:left w:type="dxa" w:w="110"/>
+              <w:bottom w:type="dxa" w:w="70"/>
+              <w:right w:type="dxa" w:w="110"/>
+            </w:tcMar>
+          </w:tcPr>
+          <w:p>
+            <w:r>
+              <w:rPr>
+                <w:rFonts w:ascii="Arial" w:cs="Arial" w:eastAsia="Arial" w:hAnsi="Arial"/>
+                <w:sz w:val="19"/>
+                <w:szCs w:val="19"/>
+              </w:rPr>
+              <w:t xml:space="preserve">TC-Evan Burge LBS</w:t>
+            </w:r>
+          </w:p>
+        </w:tc>
+        <w:tc>
+          <w:tcPr>
+            <w:tcW w:type="dxa" w:w="2200"/>
+            <w:tcBorders>
+              <w:top w:val="single" w:color="BFBFBF" w:sz="4"/>
+              <w:left w:val="single" w:color="BFBFBF" w:sz="4"/>
+              <w:bottom w:val="single" w:color="BFBFBF" w:sz="4"/>
+              <w:right w:val="single" w:color="BFBFBF" w:sz="4"/>
+            </w:tcBorders>
+            <w:shd w:fill="F2F2F2" w:color="auto" w:val="clear"/>
+            <w:tcMar>
+              <w:top w:type="dxa" w:w="70"/>
+              <w:left w:type="dxa" w:w="110"/>
+              <w:bottom w:type="dxa" w:w="70"/>
+              <w:right w:type="dxa" w:w="110"/>
+            </w:tcMar>
+          </w:tcPr>
+          <w:p>
+            <w:r>
+              <w:rPr>
+                <w:rFonts w:ascii="Arial" w:cs="Arial" w:eastAsia="Arial" w:hAnsi="Arial"/>
+                <w:sz w:val="19"/>
+                <w:szCs w:val="19"/>
+              </w:rPr>
+              <w:t xml:space="preserve">TC-Evan Burge</w:t>
+            </w:r>
+          </w:p>
+        </w:tc>
+      </w:tr>
+      <w:tr>
+        <w:trPr>
+          <w:cantSplit/>
+        </w:trPr>
+        <w:tc>
+          <w:tcPr>
+            <w:tcW w:type="dxa" w:w="2000"/>
+            <w:tcBorders>
+              <w:top w:val="single" w:color="BFBFBF" w:sz="4"/>
+              <w:left w:val="single" w:color="BFBFBF" w:sz="4"/>
+              <w:bottom w:val="single" w:color="BFBFBF" w:sz="4"/>
+              <w:right w:val="single" w:color="BFBFBF" w:sz="4"/>
+            </w:tcBorders>
+            <w:tcMar>
+              <w:top w:type="dxa" w:w="70"/>
+              <w:left w:type="dxa" w:w="110"/>
+              <w:bottom w:type="dxa" w:w="70"/>
+              <w:right w:type="dxa" w:w="110"/>
+            </w:tcMar>
+          </w:tcPr>
+          <w:p>
+            <w:r>
+              <w:rPr>
+                <w:rFonts w:ascii="Consolas" w:cs="Consolas" w:eastAsia="Consolas" w:hAnsi="Consolas"/>
+                <w:sz w:val="18"/>
+                <w:szCs w:val="18"/>
+              </w:rPr>
+              <w:t xml:space="preserve">70:CA:97:0C:7E:70</w:t>
+            </w:r>
+          </w:p>
+        </w:tc>
+        <w:tc>
+          <w:tcPr>
+            <w:tcW w:type="dxa" w:w="800"/>
+            <w:tcBorders>
+              <w:top w:val="single" w:color="BFBFBF" w:sz="4"/>
+              <w:left w:val="single" w:color="BFBFBF" w:sz="4"/>
+              <w:bottom w:val="single" w:color="BFBFBF" w:sz="4"/>
+              <w:right w:val="single" w:color="BFBFBF" w:sz="4"/>
+            </w:tcBorders>
+            <w:tcMar>
+              <w:top w:type="dxa" w:w="70"/>
+              <w:left w:type="dxa" w:w="110"/>
+              <w:bottom w:type="dxa" w:w="70"/>
+              <w:right w:type="dxa" w:w="110"/>
+            </w:tcMar>
+          </w:tcPr>
+          <w:p>
+            <w:r>
+              <w:rPr>
+                <w:rFonts w:ascii="Arial" w:cs="Arial" w:eastAsia="Arial" w:hAnsi="Arial"/>
+                <w:sz w:val="19"/>
+                <w:szCs w:val="19"/>
+              </w:rPr>
+              <w:t xml:space="preserve">R710</w:t>
+            </w:r>
+          </w:p>
+        </w:tc>
+        <w:tc>
+          <w:tcPr>
+            <w:tcW w:type="dxa" w:w="2638"/>
+            <w:tcBorders>
+              <w:top w:val="single" w:color="BFBFBF" w:sz="4"/>
+              <w:left w:val="single" w:color="BFBFBF" w:sz="4"/>
+              <w:bottom w:val="single" w:color="BFBFBF" w:sz="4"/>
+              <w:right w:val="single" w:color="BFBFBF" w:sz="4"/>
+            </w:tcBorders>
+            <w:tcMar>
+              <w:top w:type="dxa" w:w="70"/>
+              <w:left w:type="dxa" w:w="110"/>
+              <w:bottom w:type="dxa" w:w="70"/>
+              <w:right w:type="dxa" w:w="110"/>
+            </w:tcMar>
+          </w:tcPr>
+          <w:p>
+            <w:r>
+              <w:rPr>
+                <w:rFonts w:ascii="Arial" w:cs="Arial" w:eastAsia="Arial" w:hAnsi="Arial"/>
+                <w:sz w:val="19"/>
+                <w:szCs w:val="19"/>
+              </w:rPr>
+              <w:t xml:space="preserve">Evan Burge Lecture Theatre</w:t>
+            </w:r>
+          </w:p>
+        </w:tc>
+        <w:tc>
+          <w:tcPr>
+            <w:tcW w:type="dxa" w:w="2000"/>
+            <w:tcBorders>
+              <w:top w:val="single" w:color="BFBFBF" w:sz="4"/>
+              <w:left w:val="single" w:color="BFBFBF" w:sz="4"/>
+              <w:bottom w:val="single" w:color="BFBFBF" w:sz="4"/>
+              <w:right w:val="single" w:color="BFBFBF" w:sz="4"/>
+            </w:tcBorders>
+            <w:tcMar>
+              <w:top w:type="dxa" w:w="70"/>
+              <w:left w:type="dxa" w:w="110"/>
+              <w:bottom w:type="dxa" w:w="70"/>
+              <w:right w:type="dxa" w:w="110"/>
+            </w:tcMar>
+          </w:tcPr>
+          <w:p>
+            <w:r>
+              <w:rPr>
+                <w:rFonts w:ascii="Arial" w:cs="Arial" w:eastAsia="Arial" w:hAnsi="Arial"/>
+                <w:sz w:val="19"/>
+                <w:szCs w:val="19"/>
+              </w:rPr>
+              <w:t xml:space="preserve">TC-Evan Burge LBS</w:t>
+            </w:r>
+          </w:p>
+        </w:tc>
+        <w:tc>
+          <w:tcPr>
+            <w:tcW w:type="dxa" w:w="2200"/>
+            <w:tcBorders>
+              <w:top w:val="single" w:color="BFBFBF" w:sz="4"/>
+              <w:left w:val="single" w:color="BFBFBF" w:sz="4"/>
+              <w:bottom w:val="single" w:color="BFBFBF" w:sz="4"/>
+              <w:right w:val="single" w:color="BFBFBF" w:sz="4"/>
+            </w:tcBorders>
+            <w:tcMar>
+              <w:top w:type="dxa" w:w="70"/>
+              <w:left w:type="dxa" w:w="110"/>
+              <w:bottom w:type="dxa" w:w="70"/>
+              <w:right w:type="dxa" w:w="110"/>
+            </w:tcMar>
+          </w:tcPr>
+          <w:p>
+            <w:r>
+              <w:rPr>
+                <w:rFonts w:ascii="Arial" w:cs="Arial" w:eastAsia="Arial" w:hAnsi="Arial"/>
+                <w:sz w:val="19"/>
+                <w:szCs w:val="19"/>
+              </w:rPr>
+              <w:t xml:space="preserve">TC-Evan Burge</w:t>
+            </w:r>
+          </w:p>
+        </w:tc>
+      </w:tr>
+    </w:tbl>
+    <w:p>
+      <w:pPr>
+        <w:spacing w:after="60"/>
+      </w:pPr>
+    </w:p>
+    <w:p>
+      <w:pPr>
+        <w:spacing w:after="120"/>
+      </w:pPr>
+      <w:r>
+        <w:rPr>
+          <w:rFonts w:ascii="Arial" w:cs="Arial" w:eastAsia="Arial" w:hAnsi="Arial"/>
+          <w:b/>
+          <w:bCs/>
+          <w:sz w:val="20"/>
+          <w:szCs w:val="20"/>
+        </w:rPr>
+        <w:t xml:space="preserve">Result:</w:t>
+      </w:r>
+      <w:r>
+        <w:rPr>
+          <w:rFonts w:ascii="Arial" w:cs="Arial" w:eastAsia="Arial" w:hAnsi="Arial"/>
+          <w:sz w:val="20"/>
+          <w:szCs w:val="20"/>
+        </w:rPr>
+        <w:t xml:space="preserve"> every online AP (632 of 641) uses its AP group's WLAN group, apart from the intended Gateway Cafe AP. The 9 offline APs were already offline before the change.</w:t>
+      </w:r>
+    </w:p>
     <w:p>
       <w:pPr>
         <w:pStyle w:val="Heading1"/>
@@ -5876,7 +11097,7 @@
           <w:sz w:val="20"/>
           <w:szCs w:val="20"/>
         </w:rPr>
-        <w:t xml:space="preserve">Settings before the change. Reverting by hand, working from the zone level down, is quicker than restoring the backup.</w:t>
+        <w:t xml:space="preserve">Settings before the change. Reverting by hand, working from the zone level down, is quicker than restoring the backup. For the WLAN group values before the change, see the "Before" column of the WLAN group tables above.</w:t>
       </w:r>
     </w:p>
     <w:tbl>
@@ -6614,7 +11835,7 @@
         <w:pStyle w:val="Heading1"/>
       </w:pPr>
       <w:r>
-        <w:t xml:space="preserve">Out of scope: other AP-level overrides</w:t>
+        <w:t xml:space="preserve">Out of scope: other AP-level port overrides</w:t>
       </w:r>
     </w:p>
     <w:p>
@@ -6646,8 +11867,8 @@
       <w:tblGrid>
         <w:gridCol w:w="2300"/>
         <w:gridCol w:w="900"/>
-        <w:gridCol w:w="4038"/>
-        <w:gridCol w:w="2400"/>
+        <w:gridCol w:w="3838"/>
+        <w:gridCol w:w="2600"/>
       </w:tblGrid>
       <w:tr>
         <w:trPr>
@@ -6717,7 +11938,7 @@
         </w:tc>
         <w:tc>
           <w:tcPr>
-            <w:tcW w:type="dxa" w:w="4038"/>
+            <w:tcW w:type="dxa" w:w="3838"/>
             <w:tcBorders>
               <w:top w:val="single" w:color="BFBFBF" w:sz="4"/>
               <w:left w:val="single" w:color="BFBFBF" w:sz="4"/>
@@ -6748,7 +11969,7 @@
         </w:tc>
         <w:tc>
           <w:tcPr>
-            <w:tcW w:type="dxa" w:w="2400"/>
+            <w:tcW w:type="dxa" w:w="2600"/>
             <w:tcBorders>
               <w:top w:val="single" w:color="BFBFBF" w:sz="4"/>
               <w:left w:val="single" w:color="BFBFBF" w:sz="4"/>
@@ -6838,7 +12059,7 @@
         </w:tc>
         <w:tc>
           <w:tcPr>
-            <w:tcW w:type="dxa" w:w="4038"/>
+            <w:tcW w:type="dxa" w:w="3838"/>
             <w:tcBorders>
               <w:top w:val="single" w:color="BFBFBF" w:sz="4"/>
               <w:left w:val="single" w:color="BFBFBF" w:sz="4"/>
@@ -6865,7 +12086,7 @@
         </w:tc>
         <w:tc>
           <w:tcPr>
-            <w:tcW w:type="dxa" w:w="2400"/>
+            <w:tcW w:type="dxa" w:w="2600"/>
             <w:tcBorders>
               <w:top w:val="single" w:color="BFBFBF" w:sz="4"/>
               <w:left w:val="single" w:color="BFBFBF" w:sz="4"/>
@@ -6953,7 +12174,7 @@
         </w:tc>
         <w:tc>
           <w:tcPr>
-            <w:tcW w:type="dxa" w:w="4038"/>
+            <w:tcW w:type="dxa" w:w="3838"/>
             <w:tcBorders>
               <w:top w:val="single" w:color="BFBFBF" w:sz="4"/>
               <w:left w:val="single" w:color="BFBFBF" w:sz="4"/>
@@ -6981,7 +12202,7 @@
         </w:tc>
         <w:tc>
           <w:tcPr>
-            <w:tcW w:type="dxa" w:w="2400"/>
+            <w:tcW w:type="dxa" w:w="2600"/>
             <w:tcBorders>
               <w:top w:val="single" w:color="BFBFBF" w:sz="4"/>
               <w:left w:val="single" w:color="BFBFBF" w:sz="4"/>
@@ -7068,7 +12289,7 @@
         </w:tc>
         <w:tc>
           <w:tcPr>
-            <w:tcW w:type="dxa" w:w="4038"/>
+            <w:tcW w:type="dxa" w:w="3838"/>
             <w:tcBorders>
               <w:top w:val="single" w:color="BFBFBF" w:sz="4"/>
               <w:left w:val="single" w:color="BFBFBF" w:sz="4"/>
@@ -7095,28 +12316,28 @@
         </w:tc>
         <w:tc>
           <w:tcPr>
-            <w:tcW w:type="dxa" w:w="2400"/>
-            <w:tcBorders>
-              <w:top w:val="single" w:color="BFBFBF" w:sz="4"/>
-              <w:left w:val="single" w:color="BFBFBF" w:sz="4"/>
-              <w:bottom w:val="single" w:color="BFBFBF" w:sz="4"/>
-              <w:right w:val="single" w:color="BFBFBF" w:sz="4"/>
-            </w:tcBorders>
-            <w:tcMar>
-              <w:top w:type="dxa" w:w="70"/>
-              <w:left w:type="dxa" w:w="110"/>
-              <w:bottom w:type="dxa" w:w="70"/>
-              <w:right w:type="dxa" w:w="110"/>
-            </w:tcMar>
-          </w:tcPr>
-          <w:p>
-            <w:r>
-              <w:rPr>
-                <w:rFonts w:ascii="Arial" w:cs="Arial" w:eastAsia="Arial" w:hAnsi="Arial"/>
-                <w:sz w:val="19"/>
-                <w:szCs w:val="19"/>
-              </w:rPr>
-              <w:t xml:space="preserve">TC-Evan Burge LBS</w:t>
+            <w:tcW w:type="dxa" w:w="2600"/>
+            <w:tcBorders>
+              <w:top w:val="single" w:color="BFBFBF" w:sz="4"/>
+              <w:left w:val="single" w:color="BFBFBF" w:sz="4"/>
+              <w:bottom w:val="single" w:color="BFBFBF" w:sz="4"/>
+              <w:right w:val="single" w:color="BFBFBF" w:sz="4"/>
+            </w:tcBorders>
+            <w:tcMar>
+              <w:top w:type="dxa" w:w="70"/>
+              <w:left w:type="dxa" w:w="110"/>
+              <w:bottom w:type="dxa" w:w="70"/>
+              <w:right w:type="dxa" w:w="110"/>
+            </w:tcMar>
+          </w:tcPr>
+          <w:p>
+            <w:r>
+              <w:rPr>
+                <w:rFonts w:ascii="Arial" w:cs="Arial" w:eastAsia="Arial" w:hAnsi="Arial"/>
+                <w:sz w:val="19"/>
+                <w:szCs w:val="19"/>
+              </w:rPr>
+              <w:t xml:space="preserve">TC-Evan Burge (was TC-Evan Burge LBS)</w:t>
             </w:r>
           </w:p>
         </w:tc>
@@ -7183,7 +12404,7 @@
         </w:tc>
         <w:tc>
           <w:tcPr>
-            <w:tcW w:type="dxa" w:w="4038"/>
+            <w:tcW w:type="dxa" w:w="3838"/>
             <w:tcBorders>
               <w:top w:val="single" w:color="BFBFBF" w:sz="4"/>
               <w:left w:val="single" w:color="BFBFBF" w:sz="4"/>
@@ -7211,7 +12432,7 @@
         </w:tc>
         <w:tc>
           <w:tcPr>
-            <w:tcW w:type="dxa" w:w="2400"/>
+            <w:tcW w:type="dxa" w:w="2600"/>
             <w:tcBorders>
               <w:top w:val="single" w:color="BFBFBF" w:sz="4"/>
               <w:left w:val="single" w:color="BFBFBF" w:sz="4"/>
@@ -7298,7 +12519,7 @@
         </w:tc>
         <w:tc>
           <w:tcPr>
-            <w:tcW w:type="dxa" w:w="4038"/>
+            <w:tcW w:type="dxa" w:w="3838"/>
             <w:tcBorders>
               <w:top w:val="single" w:color="BFBFBF" w:sz="4"/>
               <w:left w:val="single" w:color="BFBFBF" w:sz="4"/>
@@ -7325,7 +12546,7 @@
         </w:tc>
         <w:tc>
           <w:tcPr>
-            <w:tcW w:type="dxa" w:w="2400"/>
+            <w:tcW w:type="dxa" w:w="2600"/>
             <w:tcBorders>
               <w:top w:val="single" w:color="BFBFBF" w:sz="4"/>
               <w:left w:val="single" w:color="BFBFBF" w:sz="4"/>
@@ -7413,7 +12634,7 @@
         </w:tc>
         <w:tc>
           <w:tcPr>
-            <w:tcW w:type="dxa" w:w="4038"/>
+            <w:tcW w:type="dxa" w:w="3838"/>
             <w:tcBorders>
               <w:top w:val="single" w:color="BFBFBF" w:sz="4"/>
               <w:left w:val="single" w:color="BFBFBF" w:sz="4"/>
@@ -7441,7 +12662,7 @@
         </w:tc>
         <w:tc>
           <w:tcPr>
-            <w:tcW w:type="dxa" w:w="2400"/>
+            <w:tcW w:type="dxa" w:w="2600"/>
             <w:tcBorders>
               <w:top w:val="single" w:color="BFBFBF" w:sz="4"/>
               <w:left w:val="single" w:color="BFBFBF" w:sz="4"/>
